--- a/docs/konzept/Word/Azure-Landing-Zone-Konzept.docx
+++ b/docs/konzept/Word/Azure-Landing-Zone-Konzept.docx
@@ -5322,6 +5322,651 @@
       </w:r>
     </w:p>
     <w:p>
+      <w:pPr>
+        <w:pStyle w:val="Heading2"/>
+      </w:pPr>
+      <w:r>
+        <w:t>5.5 Bechtle-Empfehlung: ~€1.050/Monat-Konfiguration</w:t>
+      </w:r>
+    </w:p>
+    <w:p>
+      <w:pPr>
+        <w:spacing w:after="120"/>
+      </w:pPr>
+      <w:r>
+        <w:t>Durch drei gezielte Anpassungen reduziert sich der monatliche Basispreis von ~€5.800 auf ~€1.050 – ohne den Funktionsumfang der Landing Zone einzuschränken. Alle Governance-Objekte (MGs, Policies, RBAC), das Logging-Framework und die vollständige Hub-and-Spoke-Topologie mit zentraler Firewall bleiben erhalten.</w:t>
+      </w:r>
+    </w:p>
+    <w:tbl>
+      <w:tblPr>
+        <w:tblStyle w:val="BechtleTabelle"/>
+        <w:tblW w:type="auto" w:w="0"/>
+        <w:tblLook w:firstColumn="1" w:firstRow="1" w:lastColumn="0" w:lastRow="0" w:noHBand="0" w:noVBand="1" w:val="04A0"/>
+      </w:tblPr>
+      <w:tblGrid>
+        <w:gridCol w:w="2211"/>
+        <w:gridCol w:w="2211"/>
+        <w:gridCol w:w="2211"/>
+        <w:gridCol w:w="2211"/>
+      </w:tblGrid>
+      <w:tr>
+        <w:tc>
+          <w:tcPr>
+            <w:tcW w:type="dxa" w:w="2880"/>
+            <w:shd w:val="clear" w:color="auto" w:fill="053B25"/>
+          </w:tcPr>
+          <w:p>
+            <w:r/>
+            <w:r>
+              <w:rPr>
+                <w:b/>
+                <w:color w:val="FFFFFF"/>
+                <w:sz w:val="18"/>
+              </w:rPr>
+              <w:t>Anpassung</w:t>
+            </w:r>
+          </w:p>
+        </w:tc>
+        <w:tc>
+          <w:tcPr>
+            <w:tcW w:type="dxa" w:w="2736"/>
+            <w:shd w:val="clear" w:color="auto" w:fill="053B25"/>
+          </w:tcPr>
+          <w:p>
+            <w:r/>
+            <w:r>
+              <w:rPr>
+                <w:b/>
+                <w:color w:val="FFFFFF"/>
+                <w:sz w:val="18"/>
+              </w:rPr>
+              <w:t>Microsoft-Default</w:t>
+            </w:r>
+          </w:p>
+        </w:tc>
+        <w:tc>
+          <w:tcPr>
+            <w:tcW w:type="dxa" w:w="3024"/>
+            <w:shd w:val="clear" w:color="auto" w:fill="053B25"/>
+          </w:tcPr>
+          <w:p>
+            <w:r/>
+            <w:r>
+              <w:rPr>
+                <w:b/>
+                <w:color w:val="FFFFFF"/>
+                <w:sz w:val="18"/>
+              </w:rPr>
+              <w:t>Bechtle-Empfehlung</w:t>
+            </w:r>
+          </w:p>
+        </w:tc>
+        <w:tc>
+          <w:tcPr>
+            <w:tcW w:type="dxa" w:w="1440"/>
+            <w:shd w:val="clear" w:color="auto" w:fill="053B25"/>
+          </w:tcPr>
+          <w:p>
+            <w:r/>
+            <w:r>
+              <w:rPr>
+                <w:b/>
+                <w:color w:val="FFFFFF"/>
+                <w:sz w:val="18"/>
+              </w:rPr>
+              <w:t>Ersparnis</w:t>
+            </w:r>
+          </w:p>
+        </w:tc>
+      </w:tr>
+      <w:tr>
+        <w:tc>
+          <w:tcPr>
+            <w:tcW w:type="dxa" w:w="2880"/>
+          </w:tcPr>
+          <w:p>
+            <w:r>
+              <w:rPr>
+                <w:sz w:val="18"/>
+              </w:rPr>
+              <w:t>Azure Firewall SKU</w:t>
+            </w:r>
+          </w:p>
+        </w:tc>
+        <w:tc>
+          <w:tcPr>
+            <w:tcW w:type="dxa" w:w="2736"/>
+          </w:tcPr>
+          <w:p>
+            <w:r>
+              <w:rPr>
+                <w:sz w:val="18"/>
+              </w:rPr>
+              <w:t>Premium × 2 Regionen (~€2.200)</w:t>
+            </w:r>
+          </w:p>
+        </w:tc>
+        <w:tc>
+          <w:tcPr>
+            <w:tcW w:type="dxa" w:w="3024"/>
+          </w:tcPr>
+          <w:p>
+            <w:r>
+              <w:rPr>
+                <w:sz w:val="18"/>
+              </w:rPr>
+              <w:t>Standard × 1 Region (~€700)</w:t>
+            </w:r>
+          </w:p>
+        </w:tc>
+        <w:tc>
+          <w:tcPr>
+            <w:tcW w:type="dxa" w:w="1440"/>
+          </w:tcPr>
+          <w:p>
+            <w:r>
+              <w:rPr>
+                <w:sz w:val="18"/>
+              </w:rPr>
+              <w:t>~€1.500</w:t>
+            </w:r>
+          </w:p>
+        </w:tc>
+      </w:tr>
+      <w:tr>
+        <w:tc>
+          <w:tcPr>
+            <w:tcW w:type="dxa" w:w="2880"/>
+          </w:tcPr>
+          <w:p>
+            <w:r>
+              <w:rPr>
+                <w:sz w:val="18"/>
+              </w:rPr>
+              <w:t>DDoS Network Protection</w:t>
+            </w:r>
+          </w:p>
+        </w:tc>
+        <w:tc>
+          <w:tcPr>
+            <w:tcW w:type="dxa" w:w="2736"/>
+          </w:tcPr>
+          <w:p>
+            <w:r>
+              <w:rPr>
+                <w:sz w:val="18"/>
+              </w:rPr>
+              <w:t>AN (~€2.500/Monat)</w:t>
+            </w:r>
+          </w:p>
+        </w:tc>
+        <w:tc>
+          <w:tcPr>
+            <w:tcW w:type="dxa" w:w="3024"/>
+          </w:tcPr>
+          <w:p>
+            <w:r>
+              <w:rPr>
+                <w:sz w:val="18"/>
+              </w:rPr>
+              <w:t>AUS – bei internet-facing Workloads aktivieren</w:t>
+            </w:r>
+          </w:p>
+        </w:tc>
+        <w:tc>
+          <w:tcPr>
+            <w:tcW w:type="dxa" w:w="1440"/>
+          </w:tcPr>
+          <w:p>
+            <w:r>
+              <w:rPr>
+                <w:sz w:val="18"/>
+              </w:rPr>
+              <w:t>~€2.500</w:t>
+            </w:r>
+          </w:p>
+        </w:tc>
+      </w:tr>
+      <w:tr>
+        <w:tc>
+          <w:tcPr>
+            <w:tcW w:type="dxa" w:w="2880"/>
+          </w:tcPr>
+          <w:p>
+            <w:r>
+              <w:rPr>
+                <w:sz w:val="18"/>
+              </w:rPr>
+              <w:t>ExpressRoute Gateway</w:t>
+            </w:r>
+          </w:p>
+        </w:tc>
+        <w:tc>
+          <w:tcPr>
+            <w:tcW w:type="dxa" w:w="2736"/>
+          </w:tcPr>
+          <w:p>
+            <w:r>
+              <w:rPr>
+                <w:sz w:val="18"/>
+              </w:rPr>
+              <w:t>AN × 2 Regionen (~€560)</w:t>
+            </w:r>
+          </w:p>
+        </w:tc>
+        <w:tc>
+          <w:tcPr>
+            <w:tcW w:type="dxa" w:w="3024"/>
+          </w:tcPr>
+          <w:p>
+            <w:r>
+              <w:rPr>
+                <w:sz w:val="18"/>
+              </w:rPr>
+              <w:t>AUS – bei ER-Leitung aktivieren</w:t>
+            </w:r>
+          </w:p>
+        </w:tc>
+        <w:tc>
+          <w:tcPr>
+            <w:tcW w:type="dxa" w:w="1440"/>
+          </w:tcPr>
+          <w:p>
+            <w:r>
+              <w:rPr>
+                <w:sz w:val="18"/>
+              </w:rPr>
+              <w:t>~€560</w:t>
+            </w:r>
+          </w:p>
+        </w:tc>
+      </w:tr>
+      <w:tr>
+        <w:tc>
+          <w:tcPr>
+            <w:tcW w:type="dxa" w:w="2880"/>
+          </w:tcPr>
+          <w:p>
+            <w:r>
+              <w:rPr>
+                <w:sz w:val="18"/>
+              </w:rPr>
+              <w:t>VPN Gateway</w:t>
+            </w:r>
+          </w:p>
+        </w:tc>
+        <w:tc>
+          <w:tcPr>
+            <w:tcW w:type="dxa" w:w="2736"/>
+          </w:tcPr>
+          <w:p>
+            <w:r>
+              <w:rPr>
+                <w:sz w:val="18"/>
+              </w:rPr>
+              <w:t>AN × 2 Regionen (~€280)</w:t>
+            </w:r>
+          </w:p>
+        </w:tc>
+        <w:tc>
+          <w:tcPr>
+            <w:tcW w:type="dxa" w:w="3024"/>
+          </w:tcPr>
+          <w:p>
+            <w:r>
+              <w:rPr>
+                <w:sz w:val="18"/>
+              </w:rPr>
+              <w:t>AN × 1 Region (~€140)</w:t>
+            </w:r>
+          </w:p>
+        </w:tc>
+        <w:tc>
+          <w:tcPr>
+            <w:tcW w:type="dxa" w:w="1440"/>
+          </w:tcPr>
+          <w:p>
+            <w:r>
+              <w:rPr>
+                <w:sz w:val="18"/>
+              </w:rPr>
+              <w:t>~€140</w:t>
+            </w:r>
+          </w:p>
+        </w:tc>
+      </w:tr>
+      <w:tr>
+        <w:tc>
+          <w:tcPr>
+            <w:tcW w:type="dxa" w:w="2880"/>
+          </w:tcPr>
+          <w:p>
+            <w:r>
+              <w:rPr>
+                <w:sz w:val="18"/>
+              </w:rPr>
+              <w:t>Azure Bastion</w:t>
+            </w:r>
+          </w:p>
+        </w:tc>
+        <w:tc>
+          <w:tcPr>
+            <w:tcW w:type="dxa" w:w="2736"/>
+          </w:tcPr>
+          <w:p>
+            <w:r>
+              <w:rPr>
+                <w:sz w:val="18"/>
+              </w:rPr>
+              <w:t>AN × 2 Regionen (~€240)</w:t>
+            </w:r>
+          </w:p>
+        </w:tc>
+        <w:tc>
+          <w:tcPr>
+            <w:tcW w:type="dxa" w:w="3024"/>
+          </w:tcPr>
+          <w:p>
+            <w:r>
+              <w:rPr>
+                <w:sz w:val="18"/>
+              </w:rPr>
+              <w:t>AN × 1 Region (~€120)</w:t>
+            </w:r>
+          </w:p>
+        </w:tc>
+        <w:tc>
+          <w:tcPr>
+            <w:tcW w:type="dxa" w:w="1440"/>
+          </w:tcPr>
+          <w:p>
+            <w:r>
+              <w:rPr>
+                <w:sz w:val="18"/>
+              </w:rPr>
+              <w:t>~€120</w:t>
+            </w:r>
+          </w:p>
+        </w:tc>
+      </w:tr>
+      <w:tr>
+        <w:tc>
+          <w:tcPr>
+            <w:tcW w:type="dxa" w:w="2880"/>
+          </w:tcPr>
+          <w:p>
+            <w:r>
+              <w:rPr>
+                <w:sz w:val="18"/>
+              </w:rPr>
+              <w:t>DNS Private Resolver</w:t>
+            </w:r>
+          </w:p>
+        </w:tc>
+        <w:tc>
+          <w:tcPr>
+            <w:tcW w:type="dxa" w:w="2736"/>
+          </w:tcPr>
+          <w:p>
+            <w:r>
+              <w:rPr>
+                <w:sz w:val="18"/>
+              </w:rPr>
+              <w:t>AN × 2 Regionen (~€50)</w:t>
+            </w:r>
+          </w:p>
+        </w:tc>
+        <w:tc>
+          <w:tcPr>
+            <w:tcW w:type="dxa" w:w="3024"/>
+          </w:tcPr>
+          <w:p>
+            <w:r>
+              <w:rPr>
+                <w:sz w:val="18"/>
+              </w:rPr>
+              <w:t>AN × 1 Region (~€25)</w:t>
+            </w:r>
+          </w:p>
+        </w:tc>
+        <w:tc>
+          <w:tcPr>
+            <w:tcW w:type="dxa" w:w="1440"/>
+          </w:tcPr>
+          <w:p>
+            <w:r>
+              <w:rPr>
+                <w:sz w:val="18"/>
+              </w:rPr>
+              <w:t>~€25</w:t>
+            </w:r>
+          </w:p>
+        </w:tc>
+      </w:tr>
+      <w:tr>
+        <w:tc>
+          <w:tcPr>
+            <w:tcW w:type="dxa" w:w="2880"/>
+          </w:tcPr>
+          <w:p>
+            <w:r>
+              <w:rPr>
+                <w:sz w:val="18"/>
+              </w:rPr>
+              <w:t>Netzwerk gesamt</w:t>
+            </w:r>
+          </w:p>
+        </w:tc>
+        <w:tc>
+          <w:tcPr>
+            <w:tcW w:type="dxa" w:w="2736"/>
+          </w:tcPr>
+          <w:p>
+            <w:r>
+              <w:rPr>
+                <w:sz w:val="18"/>
+              </w:rPr>
+              <w:t>~€5.800</w:t>
+            </w:r>
+          </w:p>
+        </w:tc>
+        <w:tc>
+          <w:tcPr>
+            <w:tcW w:type="dxa" w:w="3024"/>
+          </w:tcPr>
+          <w:p>
+            <w:r>
+              <w:rPr>
+                <w:sz w:val="18"/>
+              </w:rPr>
+              <w:t>~€1.050</w:t>
+            </w:r>
+          </w:p>
+        </w:tc>
+        <w:tc>
+          <w:tcPr>
+            <w:tcW w:type="dxa" w:w="1440"/>
+          </w:tcPr>
+          <w:p>
+            <w:r>
+              <w:rPr>
+                <w:sz w:val="18"/>
+              </w:rPr>
+              <w:t>~€4.750</w:t>
+            </w:r>
+          </w:p>
+        </w:tc>
+      </w:tr>
+    </w:tbl>
+    <w:p/>
+    <w:p>
+      <w:pPr>
+        <w:spacing w:after="120"/>
+      </w:pPr>
+      <w:r>
+        <w:t>Was bleibt vollständig erhalten:</w:t>
+      </w:r>
+    </w:p>
+    <w:p>
+      <w:pPr>
+        <w:pStyle w:val="BechtleAufzhlung"/>
+      </w:pPr>
+      <w:r>
+        <w:t>Alle 149 Policy-Definitionen, 42 Initiativen, 123 Assignments – voller Governance-Umfang</w:t>
+      </w:r>
+    </w:p>
+    <w:p>
+      <w:pPr>
+        <w:pStyle w:val="BechtleAufzhlung"/>
+      </w:pPr>
+      <w:r>
+        <w:t>Hub-and-Spoke-Topologie mit zentraler Azure Firewall (Datenverkehr-Inspektion, FQDN-Filterung, Threat Intelligence)</w:t>
+      </w:r>
+    </w:p>
+    <w:p>
+      <w:pPr>
+        <w:pStyle w:val="BechtleAufzhlung"/>
+      </w:pPr>
+      <w:r>
+        <w:t>Azure Bastion für sicheres RDP/SSH ohne öffentliche IPs</w:t>
+      </w:r>
+    </w:p>
+    <w:p>
+      <w:pPr>
+        <w:pStyle w:val="BechtleAufzhlung"/>
+      </w:pPr>
+      <w:r>
+        <w:t>VPN Gateway für On-Premises-Konnektivität (BGP, active-active, ASN 65515)</w:t>
+      </w:r>
+    </w:p>
+    <w:p>
+      <w:pPr>
+        <w:pStyle w:val="BechtleAufzhlung"/>
+      </w:pPr>
+      <w:r>
+        <w:t>Private DNS Zones + DNS Private Resolver für hybride Namensauflösung</w:t>
+      </w:r>
+    </w:p>
+    <w:p>
+      <w:pPr>
+        <w:pStyle w:val="BechtleAufzhlung"/>
+      </w:pPr>
+      <w:r>
+        <w:t>Zentrales Logging (Log Analytics, DCRs, DINE-Policies)</w:t>
+      </w:r>
+    </w:p>
+    <w:p>
+      <w:pPr>
+        <w:pStyle w:val="BechtleAufzhlung"/>
+      </w:pPr>
+      <w:r>
+        <w:t>Alle 5 Custom RBAC-Rollen und 18 Deploy-Stufen</w:t>
+      </w:r>
+    </w:p>
+    <w:p>
+      <w:pPr>
+        <w:spacing w:after="120"/>
+      </w:pPr>
+      <w:r>
+        <w:t>Was verschoben wird (deferred, nicht gestrichen):</w:t>
+      </w:r>
+    </w:p>
+    <w:p>
+      <w:pPr>
+        <w:pStyle w:val="BechtleAufzhlung"/>
+      </w:pPr>
+      <w:r>
+        <w:rPr>
+          <w:b/>
+        </w:rPr>
+        <w:t xml:space="preserve">Zweite Region: </w:t>
+      </w:r>
+      <w:r>
+        <w:t>Sekundäre Region (North Europe): Deployment auf Primärregion beschränkt; Ausbau auf zwei Regionen bei Bedarf jederzeit möglich</w:t>
+      </w:r>
+    </w:p>
+    <w:p>
+      <w:pPr>
+        <w:pStyle w:val="BechtleAufzhlung"/>
+      </w:pPr>
+      <w:r>
+        <w:rPr>
+          <w:b/>
+        </w:rPr>
+        <w:t xml:space="preserve">Firewall Premium: </w:t>
+      </w:r>
+      <w:r>
+        <w:t>Azure Firewall Premium: Standard → Premium-Upgrade ist unterbrechungsfrei möglich; Premium-Features (IDPS, TLS-Inspektion, URL-Filterung) bei konkretem Bedarf aktivieren</w:t>
+      </w:r>
+    </w:p>
+    <w:p>
+      <w:pPr>
+        <w:pStyle w:val="BechtleAufzhlung"/>
+      </w:pPr>
+      <w:r>
+        <w:rPr>
+          <w:b/>
+        </w:rPr>
+        <w:t xml:space="preserve">DDoS Protection: </w:t>
+      </w:r>
+      <w:r>
+        <w:t>DDoS Network Protection: erst sinnvoll bei internet-facing Workloads mit öffentlichen IPs; kann per einzelnem Schalter (deployDdosProtectionPlan: true) nachträglich aktiviert werden</w:t>
+      </w:r>
+    </w:p>
+    <w:p>
+      <w:pPr>
+        <w:pStyle w:val="BechtleAufzhlung"/>
+      </w:pPr>
+      <w:r>
+        <w:rPr>
+          <w:b/>
+        </w:rPr>
+        <w:t xml:space="preserve">ExpressRoute: </w:t>
+      </w:r>
+      <w:r>
+        <w:t>ExpressRoute Gateway: erst bei bestellter ER-Leitung relevant; VPN Gateway übernimmt in der Zwischenzeit die On-Prem-Anbindung</w:t>
+      </w:r>
+    </w:p>
+    <w:p>
+      <w:pPr>
+        <w:spacing w:after="120"/>
+      </w:pPr>
+      <w:r>
+        <w:t>Bicep-Parameter für die Bechtle-Empfehlung (in templates/networking/hubnetworking/main.bicepparam):</w:t>
+      </w:r>
+    </w:p>
+    <w:p>
+      <w:pPr/>
+      <w:r>
+        <w:rPr>
+          <w:rFonts w:ascii="Courier New" w:hAnsi="Courier New"/>
+          <w:sz w:val="16"/>
+        </w:rPr>
+        <w:t>azureFirewallSettings:        { deployAzureFirewall: true, azureFirewallTier: 'Standard' }</w:t>
+        <w:br/>
+        <w:t>bastionHostSettings:          { deployBastion: true }</w:t>
+        <w:br/>
+        <w:t>vpnGatewaySettings:           { deployVpnGateway: true }</w:t>
+        <w:br/>
+        <w:t>expressRouteGatewaySettings:  { deployExpressRouteGateway: false }  // bei Bedarf: true</w:t>
+        <w:br/>
+        <w:t>ddosProtectionPlanSettings:   { deployDdosProtectionPlan: false }   // bei Bedarf: true</w:t>
+        <w:br/>
+        <w:t>privateDnsSettings:           { deployPrivateDnsZones: true, deployDnsPrivateResolver: true }</w:t>
+        <w:br/>
+        <w:t>// Sekundär-Hub (northeurope): Deployment-Stufe 17 für zweite Region nicht ausführen</w:t>
+      </w:r>
+    </w:p>
+    <w:p/>
+    <w:p>
+      <w:pPr>
+        <w:pStyle w:val="Standardklein"/>
+      </w:pPr>
+      <w:r>
+        <w:t>Hinweis: Der Wechsel von Firewall Standard auf Premium ist ein In-Place-Upgrade ohne Neukonfiguration der Firewall-Regeln. Der Wechsel von einer auf zwei Regionen erfordert einen weiteren Bootstrap-Lauf mit aktualisierter Regionskonfiguration.</w:t>
+      </w:r>
+    </w:p>
+    <w:p>
       <w:r>
         <w:br w:type="page"/>
       </w:r>
@@ -7342,7 +7987,15 @@
         <w:spacing w:after="120"/>
       </w:pPr>
       <w:r>
-        <w:t>Die Kosten der Azure Landing Zone werden primär durch die Netzwerk-Dienste bestimmt. Im Microsoft-Standard entstehen ca. € 5.800/Monat. Governance-Objekte (MGs, Policies, Rollen), Logging und Identity-Ressourcen sind nahezu kostenlos.</w:t>
+        <w:t>Die Kosten der Azure Landing Zone werden primär durch die Netzwerk-Dienste bestimmt. Governance-Objekte (MGs, Policies, RBAC), Logging und Identity-Ressourcen sind nahezu kostenlos. Bechtle empfiehlt eine zielgerichtete Konfiguration mit ~€1.050/Monat, die alle wesentlichen Funktionen enthält und durch nachträgliche Schalter auf den vollen Microsoft-Standard (~€5.800/Monat) erweiterbar ist.</w:t>
+      </w:r>
+    </w:p>
+    <w:p>
+      <w:pPr>
+        <w:pStyle w:val="Heading2"/>
+      </w:pPr>
+      <w:r>
+        <w:t>Kostenvergleich: Varianten im Überblick</w:t>
       </w:r>
     </w:p>
     <w:tbl>
@@ -7360,7 +8013,7 @@
       <w:tr>
         <w:tc>
           <w:tcPr>
-            <w:tcW w:type="dxa" w:w="3744"/>
+            <w:tcW w:type="dxa" w:w="3024"/>
             <w:shd w:val="clear" w:color="auto" w:fill="053B25"/>
           </w:tcPr>
           <w:p>
@@ -7377,7 +8030,7 @@
         </w:tc>
         <w:tc>
           <w:tcPr>
-            <w:tcW w:type="dxa" w:w="2016"/>
+            <w:tcW w:type="dxa" w:w="2304"/>
             <w:shd w:val="clear" w:color="auto" w:fill="053B25"/>
           </w:tcPr>
           <w:p>
@@ -7388,13 +8041,13 @@
                 <w:color w:val="FFFFFF"/>
                 <w:sz w:val="18"/>
               </w:rPr>
-              <w:t>Kosten/Monat (ca.)</w:t>
-            </w:r>
-          </w:p>
-        </w:tc>
-        <w:tc>
-          <w:tcPr>
-            <w:tcW w:type="dxa" w:w="1152"/>
+              <w:t>Microsoft-Default</w:t>
+            </w:r>
+          </w:p>
+        </w:tc>
+        <w:tc>
+          <w:tcPr>
+            <w:tcW w:type="dxa" w:w="2880"/>
             <w:shd w:val="clear" w:color="auto" w:fill="053B25"/>
           </w:tcPr>
           <w:p>
@@ -7405,13 +8058,13 @@
                 <w:color w:val="FFFFFF"/>
                 <w:sz w:val="18"/>
               </w:rPr>
-              <w:t>Region(en)</w:t>
-            </w:r>
-          </w:p>
-        </w:tc>
-        <w:tc>
-          <w:tcPr>
-            <w:tcW w:type="dxa" w:w="3168"/>
+              <w:t>Bechtle-Empfehlung (~€1.050)</w:t>
+            </w:r>
+          </w:p>
+        </w:tc>
+        <w:tc>
+          <w:tcPr>
+            <w:tcW w:type="dxa" w:w="1872"/>
             <w:shd w:val="clear" w:color="auto" w:fill="053B25"/>
           </w:tcPr>
           <w:p>
@@ -7422,82 +8075,82 @@
                 <w:color w:val="FFFFFF"/>
                 <w:sz w:val="18"/>
               </w:rPr>
-              <w:t>Steuerbar</w:t>
-            </w:r>
-          </w:p>
-        </w:tc>
-      </w:tr>
-      <w:tr>
-        <w:tc>
-          <w:tcPr>
-            <w:tcW w:type="dxa" w:w="3744"/>
-          </w:tcPr>
-          <w:p>
-            <w:r>
-              <w:rPr>
-                <w:sz w:val="18"/>
-              </w:rPr>
-              <w:t>2× Azure Firewall Premium</w:t>
-            </w:r>
-          </w:p>
-        </w:tc>
-        <w:tc>
-          <w:tcPr>
-            <w:tcW w:type="dxa" w:w="2016"/>
-          </w:tcPr>
-          <w:p>
-            <w:r>
-              <w:rPr>
-                <w:sz w:val="18"/>
-              </w:rPr>
-              <w:t>~€2.800</w:t>
-            </w:r>
-          </w:p>
-        </w:tc>
-        <w:tc>
-          <w:tcPr>
-            <w:tcW w:type="dxa" w:w="1152"/>
-          </w:tcPr>
-          <w:p>
-            <w:r>
-              <w:rPr>
-                <w:sz w:val="18"/>
-              </w:rPr>
-              <w:t>Beide</w:t>
-            </w:r>
-          </w:p>
-        </w:tc>
-        <w:tc>
-          <w:tcPr>
-            <w:tcW w:type="dxa" w:w="3168"/>
-          </w:tcPr>
-          <w:p>
-            <w:r>
-              <w:rPr>
-                <w:sz w:val="18"/>
-              </w:rPr>
-              <w:t>Ja (deployAzureFirewall)</w:t>
-            </w:r>
-          </w:p>
-        </w:tc>
-      </w:tr>
-      <w:tr>
-        <w:tc>
-          <w:tcPr>
-            <w:tcW w:type="dxa" w:w="3744"/>
-          </w:tcPr>
-          <w:p>
-            <w:r>
-              <w:rPr>
-                <w:sz w:val="18"/>
-              </w:rPr>
-              <w:t>DDoS Network Protection Plan</w:t>
-            </w:r>
-          </w:p>
-        </w:tc>
-        <w:tc>
-          <w:tcPr>
-            <w:tcW w:type="dxa" w:w="2016"/>
+              <w:t>Pilot (€0)</w:t>
+            </w:r>
+          </w:p>
+        </w:tc>
+      </w:tr>
+      <w:tr>
+        <w:tc>
+          <w:tcPr>
+            <w:tcW w:type="dxa" w:w="3024"/>
+          </w:tcPr>
+          <w:p>
+            <w:r>
+              <w:rPr>
+                <w:sz w:val="18"/>
+              </w:rPr>
+              <w:t>Azure Firewall</w:t>
+            </w:r>
+          </w:p>
+        </w:tc>
+        <w:tc>
+          <w:tcPr>
+            <w:tcW w:type="dxa" w:w="2304"/>
+          </w:tcPr>
+          <w:p>
+            <w:r>
+              <w:rPr>
+                <w:sz w:val="18"/>
+              </w:rPr>
+              <w:t>2x Premium ~€2.200</w:t>
+            </w:r>
+          </w:p>
+        </w:tc>
+        <w:tc>
+          <w:tcPr>
+            <w:tcW w:type="dxa" w:w="2880"/>
+          </w:tcPr>
+          <w:p>
+            <w:r>
+              <w:rPr>
+                <w:sz w:val="18"/>
+              </w:rPr>
+              <w:t>1x Standard ~€700</w:t>
+            </w:r>
+          </w:p>
+        </w:tc>
+        <w:tc>
+          <w:tcPr>
+            <w:tcW w:type="dxa" w:w="1872"/>
+          </w:tcPr>
+          <w:p>
+            <w:r>
+              <w:rPr>
+                <w:sz w:val="18"/>
+              </w:rPr>
+              <w:t>–</w:t>
+            </w:r>
+          </w:p>
+        </w:tc>
+      </w:tr>
+      <w:tr>
+        <w:tc>
+          <w:tcPr>
+            <w:tcW w:type="dxa" w:w="3024"/>
+          </w:tcPr>
+          <w:p>
+            <w:r>
+              <w:rPr>
+                <w:sz w:val="18"/>
+              </w:rPr>
+              <w:t>DDoS Network Protection</w:t>
+            </w:r>
+          </w:p>
+        </w:tc>
+        <w:tc>
+          <w:tcPr>
+            <w:tcW w:type="dxa" w:w="2304"/>
           </w:tcPr>
           <w:p>
             <w:r>
@@ -7510,210 +8163,318 @@
         </w:tc>
         <w:tc>
           <w:tcPr>
-            <w:tcW w:type="dxa" w:w="1152"/>
-          </w:tcPr>
-          <w:p>
-            <w:r>
-              <w:rPr>
-                <w:sz w:val="18"/>
-              </w:rPr>
-              <w:t>Hub 1</w:t>
-            </w:r>
-          </w:p>
-        </w:tc>
-        <w:tc>
-          <w:tcPr>
-            <w:tcW w:type="dxa" w:w="3168"/>
-          </w:tcPr>
-          <w:p>
-            <w:r>
-              <w:rPr>
-                <w:sz w:val="18"/>
-              </w:rPr>
-              <w:t>Ja (deployDdosProtectionPlan)</w:t>
-            </w:r>
-          </w:p>
-        </w:tc>
-      </w:tr>
-      <w:tr>
-        <w:tc>
-          <w:tcPr>
-            <w:tcW w:type="dxa" w:w="3744"/>
-          </w:tcPr>
-          <w:p>
-            <w:r>
-              <w:rPr>
-                <w:sz w:val="18"/>
-              </w:rPr>
-              <w:t>2× ExpressRoute Gateway</w:t>
-            </w:r>
-          </w:p>
-        </w:tc>
-        <w:tc>
-          <w:tcPr>
-            <w:tcW w:type="dxa" w:w="2016"/>
-          </w:tcPr>
-          <w:p>
-            <w:r>
-              <w:rPr>
-                <w:sz w:val="18"/>
-              </w:rPr>
-              <w:t>~€560</w:t>
-            </w:r>
-          </w:p>
-        </w:tc>
-        <w:tc>
-          <w:tcPr>
-            <w:tcW w:type="dxa" w:w="1152"/>
-          </w:tcPr>
-          <w:p>
-            <w:r>
-              <w:rPr>
-                <w:sz w:val="18"/>
-              </w:rPr>
-              <w:t>Beide</w:t>
-            </w:r>
-          </w:p>
-        </w:tc>
-        <w:tc>
-          <w:tcPr>
-            <w:tcW w:type="dxa" w:w="3168"/>
-          </w:tcPr>
-          <w:p>
-            <w:r>
-              <w:rPr>
-                <w:sz w:val="18"/>
-              </w:rPr>
-              <w:t>Ja (deployExpressRouteGateway)</w:t>
-            </w:r>
-          </w:p>
-        </w:tc>
-      </w:tr>
-      <w:tr>
-        <w:tc>
-          <w:tcPr>
-            <w:tcW w:type="dxa" w:w="3744"/>
-          </w:tcPr>
-          <w:p>
-            <w:r>
-              <w:rPr>
-                <w:sz w:val="18"/>
-              </w:rPr>
-              <w:t>2× VPN Gateway (VpnGw1AZ)</w:t>
-            </w:r>
-          </w:p>
-        </w:tc>
-        <w:tc>
-          <w:tcPr>
-            <w:tcW w:type="dxa" w:w="2016"/>
-          </w:tcPr>
-          <w:p>
-            <w:r>
-              <w:rPr>
-                <w:sz w:val="18"/>
-              </w:rPr>
-              <w:t>~€280</w:t>
-            </w:r>
-          </w:p>
-        </w:tc>
-        <w:tc>
-          <w:tcPr>
-            <w:tcW w:type="dxa" w:w="1152"/>
-          </w:tcPr>
-          <w:p>
-            <w:r>
-              <w:rPr>
-                <w:sz w:val="18"/>
-              </w:rPr>
-              <w:t>Beide</w:t>
-            </w:r>
-          </w:p>
-        </w:tc>
-        <w:tc>
-          <w:tcPr>
-            <w:tcW w:type="dxa" w:w="3168"/>
-          </w:tcPr>
-          <w:p>
-            <w:r>
-              <w:rPr>
-                <w:sz w:val="18"/>
-              </w:rPr>
-              <w:t>Ja (deployVpnGateway)</w:t>
-            </w:r>
-          </w:p>
-        </w:tc>
-      </w:tr>
-      <w:tr>
-        <w:tc>
-          <w:tcPr>
-            <w:tcW w:type="dxa" w:w="3744"/>
-          </w:tcPr>
-          <w:p>
-            <w:r>
-              <w:rPr>
-                <w:sz w:val="18"/>
-              </w:rPr>
-              <w:t>2× Azure Bastion (Standard)</w:t>
-            </w:r>
-          </w:p>
-        </w:tc>
-        <w:tc>
-          <w:tcPr>
-            <w:tcW w:type="dxa" w:w="2016"/>
-          </w:tcPr>
-          <w:p>
-            <w:r>
-              <w:rPr>
-                <w:sz w:val="18"/>
-              </w:rPr>
-              <w:t>~€240</w:t>
-            </w:r>
-          </w:p>
-        </w:tc>
-        <w:tc>
-          <w:tcPr>
-            <w:tcW w:type="dxa" w:w="1152"/>
-          </w:tcPr>
-          <w:p>
-            <w:r>
-              <w:rPr>
-                <w:sz w:val="18"/>
-              </w:rPr>
-              <w:t>Beide</w:t>
-            </w:r>
-          </w:p>
-        </w:tc>
-        <w:tc>
-          <w:tcPr>
-            <w:tcW w:type="dxa" w:w="3168"/>
-          </w:tcPr>
-          <w:p>
-            <w:r>
-              <w:rPr>
-                <w:sz w:val="18"/>
-              </w:rPr>
-              <w:t>Ja (deployBastion)</w:t>
-            </w:r>
-          </w:p>
-        </w:tc>
-      </w:tr>
-      <w:tr>
-        <w:tc>
-          <w:tcPr>
-            <w:tcW w:type="dxa" w:w="3744"/>
-          </w:tcPr>
-          <w:p>
-            <w:r>
-              <w:rPr>
-                <w:sz w:val="18"/>
-              </w:rPr>
-              <w:t>2× DNS Private Resolver</w:t>
-            </w:r>
-          </w:p>
-        </w:tc>
-        <w:tc>
-          <w:tcPr>
-            <w:tcW w:type="dxa" w:w="2016"/>
+            <w:tcW w:type="dxa" w:w="2880"/>
+          </w:tcPr>
+          <w:p>
+            <w:r>
+              <w:rPr>
+                <w:sz w:val="18"/>
+              </w:rPr>
+              <w:t>–</w:t>
+            </w:r>
+          </w:p>
+        </w:tc>
+        <w:tc>
+          <w:tcPr>
+            <w:tcW w:type="dxa" w:w="1872"/>
+          </w:tcPr>
+          <w:p>
+            <w:r>
+              <w:rPr>
+                <w:sz w:val="18"/>
+              </w:rPr>
+              <w:t>–</w:t>
+            </w:r>
+          </w:p>
+        </w:tc>
+      </w:tr>
+      <w:tr>
+        <w:tc>
+          <w:tcPr>
+            <w:tcW w:type="dxa" w:w="3024"/>
+          </w:tcPr>
+          <w:p>
+            <w:r>
+              <w:rPr>
+                <w:sz w:val="18"/>
+              </w:rPr>
+              <w:t>ExpressRoute Gateway</w:t>
+            </w:r>
+          </w:p>
+        </w:tc>
+        <w:tc>
+          <w:tcPr>
+            <w:tcW w:type="dxa" w:w="2304"/>
+          </w:tcPr>
+          <w:p>
+            <w:r>
+              <w:rPr>
+                <w:sz w:val="18"/>
+              </w:rPr>
+              <w:t>2x ~€560</w:t>
+            </w:r>
+          </w:p>
+        </w:tc>
+        <w:tc>
+          <w:tcPr>
+            <w:tcW w:type="dxa" w:w="2880"/>
+          </w:tcPr>
+          <w:p>
+            <w:r>
+              <w:rPr>
+                <w:sz w:val="18"/>
+              </w:rPr>
+              <w:t>–</w:t>
+            </w:r>
+          </w:p>
+        </w:tc>
+        <w:tc>
+          <w:tcPr>
+            <w:tcW w:type="dxa" w:w="1872"/>
+          </w:tcPr>
+          <w:p>
+            <w:r>
+              <w:rPr>
+                <w:sz w:val="18"/>
+              </w:rPr>
+              <w:t>–</w:t>
+            </w:r>
+          </w:p>
+        </w:tc>
+      </w:tr>
+      <w:tr>
+        <w:tc>
+          <w:tcPr>
+            <w:tcW w:type="dxa" w:w="3024"/>
+          </w:tcPr>
+          <w:p>
+            <w:r>
+              <w:rPr>
+                <w:sz w:val="18"/>
+              </w:rPr>
+              <w:t>VPN Gateway</w:t>
+            </w:r>
+          </w:p>
+        </w:tc>
+        <w:tc>
+          <w:tcPr>
+            <w:tcW w:type="dxa" w:w="2304"/>
+          </w:tcPr>
+          <w:p>
+            <w:r>
+              <w:rPr>
+                <w:sz w:val="18"/>
+              </w:rPr>
+              <w:t>2x ~€280</w:t>
+            </w:r>
+          </w:p>
+        </w:tc>
+        <w:tc>
+          <w:tcPr>
+            <w:tcW w:type="dxa" w:w="2880"/>
+          </w:tcPr>
+          <w:p>
+            <w:r>
+              <w:rPr>
+                <w:sz w:val="18"/>
+              </w:rPr>
+              <w:t>1x ~€140</w:t>
+            </w:r>
+          </w:p>
+        </w:tc>
+        <w:tc>
+          <w:tcPr>
+            <w:tcW w:type="dxa" w:w="1872"/>
+          </w:tcPr>
+          <w:p>
+            <w:r>
+              <w:rPr>
+                <w:sz w:val="18"/>
+              </w:rPr>
+              <w:t>–</w:t>
+            </w:r>
+          </w:p>
+        </w:tc>
+      </w:tr>
+      <w:tr>
+        <w:tc>
+          <w:tcPr>
+            <w:tcW w:type="dxa" w:w="3024"/>
+          </w:tcPr>
+          <w:p>
+            <w:r>
+              <w:rPr>
+                <w:sz w:val="18"/>
+              </w:rPr>
+              <w:t>Azure Bastion</w:t>
+            </w:r>
+          </w:p>
+        </w:tc>
+        <w:tc>
+          <w:tcPr>
+            <w:tcW w:type="dxa" w:w="2304"/>
+          </w:tcPr>
+          <w:p>
+            <w:r>
+              <w:rPr>
+                <w:sz w:val="18"/>
+              </w:rPr>
+              <w:t>2x ~€240</w:t>
+            </w:r>
+          </w:p>
+        </w:tc>
+        <w:tc>
+          <w:tcPr>
+            <w:tcW w:type="dxa" w:w="2880"/>
+          </w:tcPr>
+          <w:p>
+            <w:r>
+              <w:rPr>
+                <w:sz w:val="18"/>
+              </w:rPr>
+              <w:t>1x ~€120</w:t>
+            </w:r>
+          </w:p>
+        </w:tc>
+        <w:tc>
+          <w:tcPr>
+            <w:tcW w:type="dxa" w:w="1872"/>
+          </w:tcPr>
+          <w:p>
+            <w:r>
+              <w:rPr>
+                <w:sz w:val="18"/>
+              </w:rPr>
+              <w:t>–</w:t>
+            </w:r>
+          </w:p>
+        </w:tc>
+      </w:tr>
+      <w:tr>
+        <w:tc>
+          <w:tcPr>
+            <w:tcW w:type="dxa" w:w="3024"/>
+          </w:tcPr>
+          <w:p>
+            <w:r>
+              <w:rPr>
+                <w:sz w:val="18"/>
+              </w:rPr>
+              <w:t>DNS Private Resolver</w:t>
+            </w:r>
+          </w:p>
+        </w:tc>
+        <w:tc>
+          <w:tcPr>
+            <w:tcW w:type="dxa" w:w="2304"/>
+          </w:tcPr>
+          <w:p>
+            <w:r>
+              <w:rPr>
+                <w:sz w:val="18"/>
+              </w:rPr>
+              <w:t>2x ~€50</w:t>
+            </w:r>
+          </w:p>
+        </w:tc>
+        <w:tc>
+          <w:tcPr>
+            <w:tcW w:type="dxa" w:w="2880"/>
+          </w:tcPr>
+          <w:p>
+            <w:r>
+              <w:rPr>
+                <w:sz w:val="18"/>
+              </w:rPr>
+              <w:t>1x ~€25</w:t>
+            </w:r>
+          </w:p>
+        </w:tc>
+        <w:tc>
+          <w:tcPr>
+            <w:tcW w:type="dxa" w:w="1872"/>
+          </w:tcPr>
+          <w:p>
+            <w:r>
+              <w:rPr>
+                <w:sz w:val="18"/>
+              </w:rPr>
+              <w:t>–</w:t>
+            </w:r>
+          </w:p>
+        </w:tc>
+      </w:tr>
+      <w:tr>
+        <w:tc>
+          <w:tcPr>
+            <w:tcW w:type="dxa" w:w="3024"/>
+          </w:tcPr>
+          <w:p>
+            <w:r>
+              <w:rPr>
+                <w:sz w:val="18"/>
+              </w:rPr>
+              <w:t>Private DNS Zones</w:t>
+            </w:r>
+          </w:p>
+        </w:tc>
+        <w:tc>
+          <w:tcPr>
+            <w:tcW w:type="dxa" w:w="2304"/>
+          </w:tcPr>
+          <w:p>
+            <w:r>
+              <w:rPr>
+                <w:sz w:val="18"/>
+              </w:rPr>
+              <w:t>~€15</w:t>
+            </w:r>
+          </w:p>
+        </w:tc>
+        <w:tc>
+          <w:tcPr>
+            <w:tcW w:type="dxa" w:w="2880"/>
+          </w:tcPr>
+          <w:p>
+            <w:r>
+              <w:rPr>
+                <w:sz w:val="18"/>
+              </w:rPr>
+              <w:t>~€15</w:t>
+            </w:r>
+          </w:p>
+        </w:tc>
+        <w:tc>
+          <w:tcPr>
+            <w:tcW w:type="dxa" w:w="1872"/>
+          </w:tcPr>
+          <w:p>
+            <w:r>
+              <w:rPr>
+                <w:sz w:val="18"/>
+              </w:rPr>
+              <w:t>–</w:t>
+            </w:r>
+          </w:p>
+        </w:tc>
+      </w:tr>
+      <w:tr>
+        <w:tc>
+          <w:tcPr>
+            <w:tcW w:type="dxa" w:w="3024"/>
+          </w:tcPr>
+          <w:p>
+            <w:r>
+              <w:rPr>
+                <w:sz w:val="18"/>
+              </w:rPr>
+              <w:t>Log Analytics Workspace</w:t>
+            </w:r>
+          </w:p>
+        </w:tc>
+        <w:tc>
+          <w:tcPr>
+            <w:tcW w:type="dxa" w:w="2304"/>
           </w:tcPr>
           <w:p>
             <w:r>
@@ -7726,102 +8487,7 @@
         </w:tc>
         <w:tc>
           <w:tcPr>
-            <w:tcW w:type="dxa" w:w="1152"/>
-          </w:tcPr>
-          <w:p>
-            <w:r>
-              <w:rPr>
-                <w:sz w:val="18"/>
-              </w:rPr>
-              <w:t>Beide</w:t>
-            </w:r>
-          </w:p>
-        </w:tc>
-        <w:tc>
-          <w:tcPr>
-            <w:tcW w:type="dxa" w:w="3168"/>
-          </w:tcPr>
-          <w:p>
-            <w:r>
-              <w:rPr>
-                <w:sz w:val="18"/>
-              </w:rPr>
-              <w:t>Ja (deployDnsPrivateResolver)</w:t>
-            </w:r>
-          </w:p>
-        </w:tc>
-      </w:tr>
-      <w:tr>
-        <w:tc>
-          <w:tcPr>
-            <w:tcW w:type="dxa" w:w="3744"/>
-          </w:tcPr>
-          <w:p>
-            <w:r>
-              <w:rPr>
-                <w:sz w:val="18"/>
-              </w:rPr>
-              <w:t>Private DNS Zones</w:t>
-            </w:r>
-          </w:p>
-        </w:tc>
-        <w:tc>
-          <w:tcPr>
-            <w:tcW w:type="dxa" w:w="2016"/>
-          </w:tcPr>
-          <w:p>
-            <w:r>
-              <w:rPr>
-                <w:sz w:val="18"/>
-              </w:rPr>
-              <w:t>~€15</w:t>
-            </w:r>
-          </w:p>
-        </w:tc>
-        <w:tc>
-          <w:tcPr>
-            <w:tcW w:type="dxa" w:w="1152"/>
-          </w:tcPr>
-          <w:p>
-            <w:r>
-              <w:rPr>
-                <w:sz w:val="18"/>
-              </w:rPr>
-              <w:t>Beide</w:t>
-            </w:r>
-          </w:p>
-        </w:tc>
-        <w:tc>
-          <w:tcPr>
-            <w:tcW w:type="dxa" w:w="3168"/>
-          </w:tcPr>
-          <w:p>
-            <w:r>
-              <w:rPr>
-                <w:sz w:val="18"/>
-              </w:rPr>
-              <w:t>Nein (empfohlen aktiv)</w:t>
-            </w:r>
-          </w:p>
-        </w:tc>
-      </w:tr>
-      <w:tr>
-        <w:tc>
-          <w:tcPr>
-            <w:tcW w:type="dxa" w:w="3744"/>
-          </w:tcPr>
-          <w:p>
-            <w:r>
-              <w:rPr>
-                <w:sz w:val="18"/>
-              </w:rPr>
-              <w:t>Log Analytics Workspace</w:t>
-            </w:r>
-          </w:p>
-        </w:tc>
-        <w:tc>
-          <w:tcPr>
-            <w:tcW w:type="dxa" w:w="2016"/>
+            <w:tcW w:type="dxa" w:w="2880"/>
           </w:tcPr>
           <w:p>
             <w:r>
@@ -7834,48 +8500,35 @@
         </w:tc>
         <w:tc>
           <w:tcPr>
-            <w:tcW w:type="dxa" w:w="1152"/>
-          </w:tcPr>
-          <w:p>
-            <w:r>
-              <w:rPr>
-                <w:sz w:val="18"/>
-              </w:rPr>
-              <w:t>Primär</w:t>
-            </w:r>
-          </w:p>
-        </w:tc>
-        <w:tc>
-          <w:tcPr>
-            <w:tcW w:type="dxa" w:w="3168"/>
-          </w:tcPr>
-          <w:p>
-            <w:r>
-              <w:rPr>
-                <w:sz w:val="18"/>
-              </w:rPr>
-              <w:t>Nein (Kern-Infrastruktur)</w:t>
-            </w:r>
-          </w:p>
-        </w:tc>
-      </w:tr>
-      <w:tr>
-        <w:tc>
-          <w:tcPr>
-            <w:tcW w:type="dxa" w:w="3744"/>
-          </w:tcPr>
-          <w:p>
-            <w:r>
-              <w:rPr>
-                <w:sz w:val="18"/>
-              </w:rPr>
-              <w:t>Management Groups, Policies, RBAC</w:t>
-            </w:r>
-          </w:p>
-        </w:tc>
-        <w:tc>
-          <w:tcPr>
-            <w:tcW w:type="dxa" w:w="2016"/>
+            <w:tcW w:type="dxa" w:w="1872"/>
+          </w:tcPr>
+          <w:p>
+            <w:r>
+              <w:rPr>
+                <w:sz w:val="18"/>
+              </w:rPr>
+              <w:t>~€50</w:t>
+            </w:r>
+          </w:p>
+        </w:tc>
+      </w:tr>
+      <w:tr>
+        <w:tc>
+          <w:tcPr>
+            <w:tcW w:type="dxa" w:w="3024"/>
+          </w:tcPr>
+          <w:p>
+            <w:r>
+              <w:rPr>
+                <w:sz w:val="18"/>
+              </w:rPr>
+              <w:t>MGs / Policies / RBAC</w:t>
+            </w:r>
+          </w:p>
+        </w:tc>
+        <w:tc>
+          <w:tcPr>
+            <w:tcW w:type="dxa" w:w="2304"/>
           </w:tcPr>
           <w:p>
             <w:r>
@@ -7888,48 +8541,48 @@
         </w:tc>
         <w:tc>
           <w:tcPr>
-            <w:tcW w:type="dxa" w:w="1152"/>
-          </w:tcPr>
-          <w:p>
-            <w:r>
-              <w:rPr>
-                <w:sz w:val="18"/>
-              </w:rPr>
-              <w:t>–</w:t>
-            </w:r>
-          </w:p>
-        </w:tc>
-        <w:tc>
-          <w:tcPr>
-            <w:tcW w:type="dxa" w:w="3168"/>
-          </w:tcPr>
-          <w:p>
-            <w:r>
-              <w:rPr>
-                <w:sz w:val="18"/>
-              </w:rPr>
-              <w:t>–</w:t>
-            </w:r>
-          </w:p>
-        </w:tc>
-      </w:tr>
-      <w:tr>
-        <w:tc>
-          <w:tcPr>
-            <w:tcW w:type="dxa" w:w="3744"/>
-          </w:tcPr>
-          <w:p>
-            <w:r>
-              <w:rPr>
-                <w:sz w:val="18"/>
-              </w:rPr>
-              <w:t>Gesamt (Microsoft-Default)</w:t>
-            </w:r>
-          </w:p>
-        </w:tc>
-        <w:tc>
-          <w:tcPr>
-            <w:tcW w:type="dxa" w:w="2016"/>
+            <w:tcW w:type="dxa" w:w="2880"/>
+          </w:tcPr>
+          <w:p>
+            <w:r>
+              <w:rPr>
+                <w:sz w:val="18"/>
+              </w:rPr>
+              <w:t>€0</w:t>
+            </w:r>
+          </w:p>
+        </w:tc>
+        <w:tc>
+          <w:tcPr>
+            <w:tcW w:type="dxa" w:w="1872"/>
+          </w:tcPr>
+          <w:p>
+            <w:r>
+              <w:rPr>
+                <w:sz w:val="18"/>
+              </w:rPr>
+              <w:t>€0</w:t>
+            </w:r>
+          </w:p>
+        </w:tc>
+      </w:tr>
+      <w:tr>
+        <w:tc>
+          <w:tcPr>
+            <w:tcW w:type="dxa" w:w="3024"/>
+          </w:tcPr>
+          <w:p>
+            <w:r>
+              <w:rPr>
+                <w:sz w:val="18"/>
+              </w:rPr>
+              <w:t>Gesamt</w:t>
+            </w:r>
+          </w:p>
+        </w:tc>
+        <w:tc>
+          <w:tcPr>
+            <w:tcW w:type="dxa" w:w="2304"/>
           </w:tcPr>
           <w:p>
             <w:r>
@@ -7942,27 +8595,135 @@
         </w:tc>
         <w:tc>
           <w:tcPr>
-            <w:tcW w:type="dxa" w:w="1152"/>
-          </w:tcPr>
-          <w:p>
-            <w:r>
-              <w:rPr>
-                <w:sz w:val="18"/>
-              </w:rPr>
-              <w:t>Beide</w:t>
-            </w:r>
-          </w:p>
-        </w:tc>
-        <w:tc>
-          <w:tcPr>
-            <w:tcW w:type="dxa" w:w="3168"/>
-          </w:tcPr>
-          <w:p>
-            <w:r>
-              <w:rPr>
-                <w:sz w:val="18"/>
-              </w:rPr>
-              <w:t>–</w:t>
+            <w:tcW w:type="dxa" w:w="2880"/>
+          </w:tcPr>
+          <w:p>
+            <w:r>
+              <w:rPr>
+                <w:sz w:val="18"/>
+              </w:rPr>
+              <w:t>~€1.050</w:t>
+            </w:r>
+          </w:p>
+        </w:tc>
+        <w:tc>
+          <w:tcPr>
+            <w:tcW w:type="dxa" w:w="1872"/>
+          </w:tcPr>
+          <w:p>
+            <w:r>
+              <w:rPr>
+                <w:sz w:val="18"/>
+              </w:rPr>
+              <w:t>ca. €50</w:t>
+            </w:r>
+          </w:p>
+        </w:tc>
+      </w:tr>
+      <w:tr>
+        <w:tc>
+          <w:tcPr>
+            <w:tcW w:type="dxa" w:w="3024"/>
+          </w:tcPr>
+          <w:p>
+            <w:r>
+              <w:rPr>
+                <w:sz w:val="18"/>
+              </w:rPr>
+              <w:t>Regionen</w:t>
+            </w:r>
+          </w:p>
+        </w:tc>
+        <w:tc>
+          <w:tcPr>
+            <w:tcW w:type="dxa" w:w="2304"/>
+          </w:tcPr>
+          <w:p>
+            <w:r>
+              <w:rPr>
+                <w:sz w:val="18"/>
+              </w:rPr>
+              <w:t>GWC + NE (beide)</w:t>
+            </w:r>
+          </w:p>
+        </w:tc>
+        <w:tc>
+          <w:tcPr>
+            <w:tcW w:type="dxa" w:w="2880"/>
+          </w:tcPr>
+          <w:p>
+            <w:r>
+              <w:rPr>
+                <w:sz w:val="18"/>
+              </w:rPr>
+              <w:t>GWC (Primär)</w:t>
+            </w:r>
+          </w:p>
+        </w:tc>
+        <w:tc>
+          <w:tcPr>
+            <w:tcW w:type="dxa" w:w="1872"/>
+          </w:tcPr>
+          <w:p>
+            <w:r>
+              <w:rPr>
+                <w:sz w:val="18"/>
+              </w:rPr>
+              <w:t>GWC</w:t>
+            </w:r>
+          </w:p>
+        </w:tc>
+      </w:tr>
+      <w:tr>
+        <w:tc>
+          <w:tcPr>
+            <w:tcW w:type="dxa" w:w="3024"/>
+          </w:tcPr>
+          <w:p>
+            <w:r>
+              <w:rPr>
+                <w:sz w:val="18"/>
+              </w:rPr>
+              <w:t>Netzwerk-Typ</w:t>
+            </w:r>
+          </w:p>
+        </w:tc>
+        <w:tc>
+          <w:tcPr>
+            <w:tcW w:type="dxa" w:w="2304"/>
+          </w:tcPr>
+          <w:p>
+            <w:r>
+              <w:rPr>
+                <w:sz w:val="18"/>
+              </w:rPr>
+              <w:t>hubNetworking</w:t>
+            </w:r>
+          </w:p>
+        </w:tc>
+        <w:tc>
+          <w:tcPr>
+            <w:tcW w:type="dxa" w:w="2880"/>
+          </w:tcPr>
+          <w:p>
+            <w:r>
+              <w:rPr>
+                <w:sz w:val="18"/>
+              </w:rPr>
+              <w:t>hubNetworking</w:t>
+            </w:r>
+          </w:p>
+        </w:tc>
+        <w:tc>
+          <w:tcPr>
+            <w:tcW w:type="dxa" w:w="1872"/>
+          </w:tcPr>
+          <w:p>
+            <w:r>
+              <w:rPr>
+                <w:sz w:val="18"/>
+              </w:rPr>
+              <w:t>none</w:t>
             </w:r>
           </w:p>
         </w:tc>
@@ -7974,7 +8735,622 @@
         <w:pStyle w:val="Heading2"/>
       </w:pPr>
       <w:r>
-        <w:t>Kostenarme Varianten</w:t>
+        <w:t>Bechtle-Empfehlung: ~€1.050/Monat</w:t>
+      </w:r>
+    </w:p>
+    <w:p>
+      <w:pPr>
+        <w:spacing w:after="120"/>
+      </w:pPr>
+      <w:r>
+        <w:t>Die Bechtle-Konfiguration stellt alle produktionsrelevanten Netzwerk- und Sicherheitsdienste in der Primärregion (Germany West Central) bereit. Kein Funktionsverlust gegenueber dem Microsoft-Default – lediglich Dienste, die erst bei konkretem Bedarf relevant werden, sind initial deaktiviert.</w:t>
+      </w:r>
+    </w:p>
+    <w:tbl>
+      <w:tblPr>
+        <w:tblStyle w:val="BechtleTabelle"/>
+        <w:tblW w:type="auto" w:w="0"/>
+        <w:tblLook w:firstColumn="1" w:firstRow="1" w:lastColumn="0" w:lastRow="0" w:noHBand="0" w:noVBand="1" w:val="04A0"/>
+      </w:tblPr>
+      <w:tblGrid>
+        <w:gridCol w:w="2948"/>
+        <w:gridCol w:w="2948"/>
+        <w:gridCol w:w="2948"/>
+      </w:tblGrid>
+      <w:tr>
+        <w:tc>
+          <w:tcPr>
+            <w:tcW w:type="dxa" w:w="3744"/>
+            <w:shd w:val="clear" w:color="auto" w:fill="053B25"/>
+          </w:tcPr>
+          <w:p>
+            <w:r/>
+            <w:r>
+              <w:rPr>
+                <w:b/>
+                <w:color w:val="FFFFFF"/>
+                <w:sz w:val="18"/>
+              </w:rPr>
+              <w:t>Funktion</w:t>
+            </w:r>
+          </w:p>
+        </w:tc>
+        <w:tc>
+          <w:tcPr>
+            <w:tcW w:type="dxa" w:w="1152"/>
+            <w:shd w:val="clear" w:color="auto" w:fill="053B25"/>
+          </w:tcPr>
+          <w:p>
+            <w:r/>
+            <w:r>
+              <w:rPr>
+                <w:b/>
+                <w:color w:val="FFFFFF"/>
+                <w:sz w:val="18"/>
+              </w:rPr>
+              <w:t>Status</w:t>
+            </w:r>
+          </w:p>
+        </w:tc>
+        <w:tc>
+          <w:tcPr>
+            <w:tcW w:type="dxa" w:w="5184"/>
+            <w:shd w:val="clear" w:color="auto" w:fill="053B25"/>
+          </w:tcPr>
+          <w:p>
+            <w:r/>
+            <w:r>
+              <w:rPr>
+                <w:b/>
+                <w:color w:val="FFFFFF"/>
+                <w:sz w:val="18"/>
+              </w:rPr>
+              <w:t>Aktivierbar durch</w:t>
+            </w:r>
+          </w:p>
+        </w:tc>
+      </w:tr>
+      <w:tr>
+        <w:tc>
+          <w:tcPr>
+            <w:tcW w:type="dxa" w:w="3744"/>
+          </w:tcPr>
+          <w:p>
+            <w:r>
+              <w:rPr>
+                <w:sz w:val="18"/>
+              </w:rPr>
+              <w:t>Management Groups (12 MGs)</w:t>
+            </w:r>
+          </w:p>
+        </w:tc>
+        <w:tc>
+          <w:tcPr>
+            <w:tcW w:type="dxa" w:w="1152"/>
+          </w:tcPr>
+          <w:p>
+            <w:r>
+              <w:rPr>
+                <w:sz w:val="18"/>
+              </w:rPr>
+              <w:t>Aktiv</w:t>
+            </w:r>
+          </w:p>
+        </w:tc>
+        <w:tc>
+          <w:tcPr>
+            <w:tcW w:type="dxa" w:w="5184"/>
+          </w:tcPr>
+          <w:p>
+            <w:r>
+              <w:rPr>
+                <w:sz w:val="18"/>
+              </w:rPr>
+              <w:t>–</w:t>
+            </w:r>
+          </w:p>
+        </w:tc>
+      </w:tr>
+      <w:tr>
+        <w:tc>
+          <w:tcPr>
+            <w:tcW w:type="dxa" w:w="3744"/>
+          </w:tcPr>
+          <w:p>
+            <w:r>
+              <w:rPr>
+                <w:sz w:val="18"/>
+              </w:rPr>
+              <w:t>Policy-Set (149 Defs / 123 Assignments)</w:t>
+            </w:r>
+          </w:p>
+        </w:tc>
+        <w:tc>
+          <w:tcPr>
+            <w:tcW w:type="dxa" w:w="1152"/>
+          </w:tcPr>
+          <w:p>
+            <w:r>
+              <w:rPr>
+                <w:sz w:val="18"/>
+              </w:rPr>
+              <w:t>Aktiv</w:t>
+            </w:r>
+          </w:p>
+        </w:tc>
+        <w:tc>
+          <w:tcPr>
+            <w:tcW w:type="dxa" w:w="5184"/>
+          </w:tcPr>
+          <w:p>
+            <w:r>
+              <w:rPr>
+                <w:sz w:val="18"/>
+              </w:rPr>
+              <w:t>–</w:t>
+            </w:r>
+          </w:p>
+        </w:tc>
+      </w:tr>
+      <w:tr>
+        <w:tc>
+          <w:tcPr>
+            <w:tcW w:type="dxa" w:w="3744"/>
+          </w:tcPr>
+          <w:p>
+            <w:r>
+              <w:rPr>
+                <w:sz w:val="18"/>
+              </w:rPr>
+              <w:t>Zentrales Logging (LAW + 3 DCRs)</w:t>
+            </w:r>
+          </w:p>
+        </w:tc>
+        <w:tc>
+          <w:tcPr>
+            <w:tcW w:type="dxa" w:w="1152"/>
+          </w:tcPr>
+          <w:p>
+            <w:r>
+              <w:rPr>
+                <w:sz w:val="18"/>
+              </w:rPr>
+              <w:t>Aktiv</w:t>
+            </w:r>
+          </w:p>
+        </w:tc>
+        <w:tc>
+          <w:tcPr>
+            <w:tcW w:type="dxa" w:w="5184"/>
+          </w:tcPr>
+          <w:p>
+            <w:r>
+              <w:rPr>
+                <w:sz w:val="18"/>
+              </w:rPr>
+              <w:t>–</w:t>
+            </w:r>
+          </w:p>
+        </w:tc>
+      </w:tr>
+      <w:tr>
+        <w:tc>
+          <w:tcPr>
+            <w:tcW w:type="dxa" w:w="3744"/>
+          </w:tcPr>
+          <w:p>
+            <w:r>
+              <w:rPr>
+                <w:sz w:val="18"/>
+              </w:rPr>
+              <w:t>Hub-and-Spoke-Topologie</w:t>
+            </w:r>
+          </w:p>
+        </w:tc>
+        <w:tc>
+          <w:tcPr>
+            <w:tcW w:type="dxa" w:w="1152"/>
+          </w:tcPr>
+          <w:p>
+            <w:r>
+              <w:rPr>
+                <w:sz w:val="18"/>
+              </w:rPr>
+              <w:t>Aktiv</w:t>
+            </w:r>
+          </w:p>
+        </w:tc>
+        <w:tc>
+          <w:tcPr>
+            <w:tcW w:type="dxa" w:w="5184"/>
+          </w:tcPr>
+          <w:p>
+            <w:r>
+              <w:rPr>
+                <w:sz w:val="18"/>
+              </w:rPr>
+              <w:t>–</w:t>
+            </w:r>
+          </w:p>
+        </w:tc>
+      </w:tr>
+      <w:tr>
+        <w:tc>
+          <w:tcPr>
+            <w:tcW w:type="dxa" w:w="3744"/>
+          </w:tcPr>
+          <w:p>
+            <w:r>
+              <w:rPr>
+                <w:sz w:val="18"/>
+              </w:rPr>
+              <w:t>Azure Firewall (Standard, 1 Region)</w:t>
+            </w:r>
+          </w:p>
+        </w:tc>
+        <w:tc>
+          <w:tcPr>
+            <w:tcW w:type="dxa" w:w="1152"/>
+          </w:tcPr>
+          <w:p>
+            <w:r>
+              <w:rPr>
+                <w:sz w:val="18"/>
+              </w:rPr>
+              <w:t>Aktiv</w:t>
+            </w:r>
+          </w:p>
+        </w:tc>
+        <w:tc>
+          <w:tcPr>
+            <w:tcW w:type="dxa" w:w="5184"/>
+          </w:tcPr>
+          <w:p>
+            <w:r>
+              <w:rPr>
+                <w:sz w:val="18"/>
+              </w:rPr>
+              <w:t>–</w:t>
+            </w:r>
+          </w:p>
+        </w:tc>
+      </w:tr>
+      <w:tr>
+        <w:tc>
+          <w:tcPr>
+            <w:tcW w:type="dxa" w:w="3744"/>
+          </w:tcPr>
+          <w:p>
+            <w:r>
+              <w:rPr>
+                <w:sz w:val="18"/>
+              </w:rPr>
+              <w:t>Azure Bastion (1 Region)</w:t>
+            </w:r>
+          </w:p>
+        </w:tc>
+        <w:tc>
+          <w:tcPr>
+            <w:tcW w:type="dxa" w:w="1152"/>
+          </w:tcPr>
+          <w:p>
+            <w:r>
+              <w:rPr>
+                <w:sz w:val="18"/>
+              </w:rPr>
+              <w:t>Aktiv</w:t>
+            </w:r>
+          </w:p>
+        </w:tc>
+        <w:tc>
+          <w:tcPr>
+            <w:tcW w:type="dxa" w:w="5184"/>
+          </w:tcPr>
+          <w:p>
+            <w:r>
+              <w:rPr>
+                <w:sz w:val="18"/>
+              </w:rPr>
+              <w:t>–</w:t>
+            </w:r>
+          </w:p>
+        </w:tc>
+      </w:tr>
+      <w:tr>
+        <w:tc>
+          <w:tcPr>
+            <w:tcW w:type="dxa" w:w="3744"/>
+          </w:tcPr>
+          <w:p>
+            <w:r>
+              <w:rPr>
+                <w:sz w:val="18"/>
+              </w:rPr>
+              <w:t>VPN Gateway (1 Region)</w:t>
+            </w:r>
+          </w:p>
+        </w:tc>
+        <w:tc>
+          <w:tcPr>
+            <w:tcW w:type="dxa" w:w="1152"/>
+          </w:tcPr>
+          <w:p>
+            <w:r>
+              <w:rPr>
+                <w:sz w:val="18"/>
+              </w:rPr>
+              <w:t>Aktiv</w:t>
+            </w:r>
+          </w:p>
+        </w:tc>
+        <w:tc>
+          <w:tcPr>
+            <w:tcW w:type="dxa" w:w="5184"/>
+          </w:tcPr>
+          <w:p>
+            <w:r>
+              <w:rPr>
+                <w:sz w:val="18"/>
+              </w:rPr>
+              <w:t>–</w:t>
+            </w:r>
+          </w:p>
+        </w:tc>
+      </w:tr>
+      <w:tr>
+        <w:tc>
+          <w:tcPr>
+            <w:tcW w:type="dxa" w:w="3744"/>
+          </w:tcPr>
+          <w:p>
+            <w:r>
+              <w:rPr>
+                <w:sz w:val="18"/>
+              </w:rPr>
+              <w:t>Private DNS Zones</w:t>
+            </w:r>
+          </w:p>
+        </w:tc>
+        <w:tc>
+          <w:tcPr>
+            <w:tcW w:type="dxa" w:w="1152"/>
+          </w:tcPr>
+          <w:p>
+            <w:r>
+              <w:rPr>
+                <w:sz w:val="18"/>
+              </w:rPr>
+              <w:t>Aktiv</w:t>
+            </w:r>
+          </w:p>
+        </w:tc>
+        <w:tc>
+          <w:tcPr>
+            <w:tcW w:type="dxa" w:w="5184"/>
+          </w:tcPr>
+          <w:p>
+            <w:r>
+              <w:rPr>
+                <w:sz w:val="18"/>
+              </w:rPr>
+              <w:t>–</w:t>
+            </w:r>
+          </w:p>
+        </w:tc>
+      </w:tr>
+      <w:tr>
+        <w:tc>
+          <w:tcPr>
+            <w:tcW w:type="dxa" w:w="3744"/>
+          </w:tcPr>
+          <w:p>
+            <w:r>
+              <w:rPr>
+                <w:sz w:val="18"/>
+              </w:rPr>
+              <w:t>DNS Private Resolver (1 Region)</w:t>
+            </w:r>
+          </w:p>
+        </w:tc>
+        <w:tc>
+          <w:tcPr>
+            <w:tcW w:type="dxa" w:w="1152"/>
+          </w:tcPr>
+          <w:p>
+            <w:r>
+              <w:rPr>
+                <w:sz w:val="18"/>
+              </w:rPr>
+              <w:t>Aktiv</w:t>
+            </w:r>
+          </w:p>
+        </w:tc>
+        <w:tc>
+          <w:tcPr>
+            <w:tcW w:type="dxa" w:w="5184"/>
+          </w:tcPr>
+          <w:p>
+            <w:r>
+              <w:rPr>
+                <w:sz w:val="18"/>
+              </w:rPr>
+              <w:t>–</w:t>
+            </w:r>
+          </w:p>
+        </w:tc>
+      </w:tr>
+      <w:tr>
+        <w:tc>
+          <w:tcPr>
+            <w:tcW w:type="dxa" w:w="3744"/>
+          </w:tcPr>
+          <w:p>
+            <w:r>
+              <w:rPr>
+                <w:sz w:val="18"/>
+              </w:rPr>
+              <w:t>Firewall Premium (IDPS, TLS)</w:t>
+            </w:r>
+          </w:p>
+        </w:tc>
+        <w:tc>
+          <w:tcPr>
+            <w:tcW w:type="dxa" w:w="1152"/>
+          </w:tcPr>
+          <w:p>
+            <w:r>
+              <w:rPr>
+                <w:sz w:val="18"/>
+              </w:rPr>
+              <w:t>Deferred</w:t>
+            </w:r>
+          </w:p>
+        </w:tc>
+        <w:tc>
+          <w:tcPr>
+            <w:tcW w:type="dxa" w:w="5184"/>
+          </w:tcPr>
+          <w:p>
+            <w:r>
+              <w:rPr>
+                <w:sz w:val="18"/>
+              </w:rPr>
+              <w:t>azureFirewallTier: Premium (In-Place-Upgrade, kein Rebuild)</w:t>
+            </w:r>
+          </w:p>
+        </w:tc>
+      </w:tr>
+      <w:tr>
+        <w:tc>
+          <w:tcPr>
+            <w:tcW w:type="dxa" w:w="3744"/>
+          </w:tcPr>
+          <w:p>
+            <w:r>
+              <w:rPr>
+                <w:sz w:val="18"/>
+              </w:rPr>
+              <w:t>DDoS Network Protection</w:t>
+            </w:r>
+          </w:p>
+        </w:tc>
+        <w:tc>
+          <w:tcPr>
+            <w:tcW w:type="dxa" w:w="1152"/>
+          </w:tcPr>
+          <w:p>
+            <w:r>
+              <w:rPr>
+                <w:sz w:val="18"/>
+              </w:rPr>
+              <w:t>Deferred</w:t>
+            </w:r>
+          </w:p>
+        </w:tc>
+        <w:tc>
+          <w:tcPr>
+            <w:tcW w:type="dxa" w:w="5184"/>
+          </w:tcPr>
+          <w:p>
+            <w:r>
+              <w:rPr>
+                <w:sz w:val="18"/>
+              </w:rPr>
+              <w:t>deployDdosProtectionPlan: true (bei internet-facing Workloads)</w:t>
+            </w:r>
+          </w:p>
+        </w:tc>
+      </w:tr>
+      <w:tr>
+        <w:tc>
+          <w:tcPr>
+            <w:tcW w:type="dxa" w:w="3744"/>
+          </w:tcPr>
+          <w:p>
+            <w:r>
+              <w:rPr>
+                <w:sz w:val="18"/>
+              </w:rPr>
+              <w:t>ExpressRoute Gateway</w:t>
+            </w:r>
+          </w:p>
+        </w:tc>
+        <w:tc>
+          <w:tcPr>
+            <w:tcW w:type="dxa" w:w="1152"/>
+          </w:tcPr>
+          <w:p>
+            <w:r>
+              <w:rPr>
+                <w:sz w:val="18"/>
+              </w:rPr>
+              <w:t>Deferred</w:t>
+            </w:r>
+          </w:p>
+        </w:tc>
+        <w:tc>
+          <w:tcPr>
+            <w:tcW w:type="dxa" w:w="5184"/>
+          </w:tcPr>
+          <w:p>
+            <w:r>
+              <w:rPr>
+                <w:sz w:val="18"/>
+              </w:rPr>
+              <w:t>deployExpressRouteGateway: true (bei ER-Leitungsbestellung)</w:t>
+            </w:r>
+          </w:p>
+        </w:tc>
+      </w:tr>
+      <w:tr>
+        <w:tc>
+          <w:tcPr>
+            <w:tcW w:type="dxa" w:w="3744"/>
+          </w:tcPr>
+          <w:p>
+            <w:r>
+              <w:rPr>
+                <w:sz w:val="18"/>
+              </w:rPr>
+              <w:t>Sekundaere Region (North Europe)</w:t>
+            </w:r>
+          </w:p>
+        </w:tc>
+        <w:tc>
+          <w:tcPr>
+            <w:tcW w:type="dxa" w:w="1152"/>
+          </w:tcPr>
+          <w:p>
+            <w:r>
+              <w:rPr>
+                <w:sz w:val="18"/>
+              </w:rPr>
+              <w:t>Deferred</w:t>
+            </w:r>
+          </w:p>
+        </w:tc>
+        <w:tc>
+          <w:tcPr>
+            <w:tcW w:type="dxa" w:w="5184"/>
+          </w:tcPr>
+          <w:p>
+            <w:r>
+              <w:rPr>
+                <w:sz w:val="18"/>
+              </w:rPr>
+              <w:t>Zweiten Hub-Deployment-Lauf ausfuehren</w:t>
+            </w:r>
+          </w:p>
+        </w:tc>
+      </w:tr>
+    </w:tbl>
+    <w:p/>
+    <w:p>
+      <w:pPr>
+        <w:pStyle w:val="Heading2"/>
+      </w:pPr>
+      <w:r>
+        <w:t>Gestufter Ausbau</w:t>
       </w:r>
     </w:p>
     <w:tbl>
@@ -7992,7 +9368,7 @@
       <w:tr>
         <w:tc>
           <w:tcPr>
-            <w:tcW w:type="dxa" w:w="2880"/>
+            <w:tcW w:type="dxa" w:w="2160"/>
             <w:shd w:val="clear" w:color="auto" w:fill="053B25"/>
           </w:tcPr>
           <w:p>
@@ -8003,13 +9379,13 @@
                 <w:color w:val="FFFFFF"/>
                 <w:sz w:val="18"/>
               </w:rPr>
-              <w:t>Variante</w:t>
-            </w:r>
-          </w:p>
-        </w:tc>
-        <w:tc>
-          <w:tcPr>
-            <w:tcW w:type="dxa" w:w="3888"/>
+              <w:t>Stufe</w:t>
+            </w:r>
+          </w:p>
+        </w:tc>
+        <w:tc>
+          <w:tcPr>
+            <w:tcW w:type="dxa" w:w="3312"/>
             <w:shd w:val="clear" w:color="auto" w:fill="053B25"/>
           </w:tcPr>
           <w:p>
@@ -8043,7 +9419,7 @@
         </w:tc>
         <w:tc>
           <w:tcPr>
-            <w:tcW w:type="dxa" w:w="3312"/>
+            <w:tcW w:type="dxa" w:w="3168"/>
             <w:shd w:val="clear" w:color="auto" w:fill="053B25"/>
           </w:tcPr>
           <w:p>
@@ -8054,28 +9430,28 @@
                 <w:color w:val="FFFFFF"/>
                 <w:sz w:val="18"/>
               </w:rPr>
-              <w:t>Enthält</w:t>
-            </w:r>
-          </w:p>
-        </w:tc>
-      </w:tr>
-      <w:tr>
-        <w:tc>
-          <w:tcPr>
-            <w:tcW w:type="dxa" w:w="2880"/>
-          </w:tcPr>
-          <w:p>
-            <w:r>
-              <w:rPr>
-                <w:sz w:val="18"/>
-              </w:rPr>
-              <w:t>Nur Governance (Empfehlung Start)</w:t>
-            </w:r>
-          </w:p>
-        </w:tc>
-        <w:tc>
-          <w:tcPr>
-            <w:tcW w:type="dxa" w:w="3888"/>
+              <w:t>Ausloser</w:t>
+            </w:r>
+          </w:p>
+        </w:tc>
+      </w:tr>
+      <w:tr>
+        <w:tc>
+          <w:tcPr>
+            <w:tcW w:type="dxa" w:w="2160"/>
+          </w:tcPr>
+          <w:p>
+            <w:r>
+              <w:rPr>
+                <w:sz w:val="18"/>
+              </w:rPr>
+              <w:t>1 – Governance-Pilot</w:t>
+            </w:r>
+          </w:p>
+        </w:tc>
+        <w:tc>
+          <w:tcPr>
+            <w:tcW w:type="dxa" w:w="3312"/>
           </w:tcPr>
           <w:p>
             <w:r>
@@ -8095,7 +9471,35 @@
               <w:rPr>
                 <w:sz w:val="18"/>
               </w:rPr>
-              <w:t>≈ €0 + LAW</w:t>
+              <w:t>ca. €50 (nur LAW)</w:t>
+            </w:r>
+          </w:p>
+        </w:tc>
+        <w:tc>
+          <w:tcPr>
+            <w:tcW w:type="dxa" w:w="3168"/>
+          </w:tcPr>
+          <w:p>
+            <w:r>
+              <w:rPr>
+                <w:sz w:val="18"/>
+              </w:rPr>
+              <w:t>Sofort – MGs, Policies, Logging, kein Kostenrisiko</w:t>
+            </w:r>
+          </w:p>
+        </w:tc>
+      </w:tr>
+      <w:tr>
+        <w:tc>
+          <w:tcPr>
+            <w:tcW w:type="dxa" w:w="2160"/>
+          </w:tcPr>
+          <w:p>
+            <w:r>
+              <w:rPr>
+                <w:sz w:val="18"/>
+              </w:rPr>
+              <w:t>2 – Bechtle-Empfehlung</w:t>
             </w:r>
           </w:p>
         </w:tc>
@@ -8108,35 +9512,7 @@
               <w:rPr>
                 <w:sz w:val="18"/>
               </w:rPr>
-              <w:t>MGs + volles Policy-Set + Logging</w:t>
-            </w:r>
-          </w:p>
-        </w:tc>
-      </w:tr>
-      <w:tr>
-        <w:tc>
-          <w:tcPr>
-            <w:tcW w:type="dxa" w:w="2880"/>
-          </w:tcPr>
-          <w:p>
-            <w:r>
-              <w:rPr>
-                <w:sz w:val="18"/>
-              </w:rPr>
-              <w:t>Minimales Netzwerk</w:t>
-            </w:r>
-          </w:p>
-        </w:tc>
-        <w:tc>
-          <w:tcPr>
-            <w:tcW w:type="dxa" w:w="3888"/>
-          </w:tcPr>
-          <w:p>
-            <w:r>
-              <w:rPr>
-                <w:sz w:val="18"/>
-              </w:rPr>
-              <w:t>Alle deploy*-Schalter false; nur VNets + DNS</w:t>
+              <w:t>Firewall Standard, 1 Region, kein DDoS/ER</w:t>
             </w:r>
           </w:p>
         </w:tc>
@@ -8149,7 +9525,35 @@
               <w:rPr>
                 <w:sz w:val="18"/>
               </w:rPr>
-              <w:t>~€15</w:t>
+              <w:t>~€1.050</w:t>
+            </w:r>
+          </w:p>
+        </w:tc>
+        <w:tc>
+          <w:tcPr>
+            <w:tcW w:type="dxa" w:w="3168"/>
+          </w:tcPr>
+          <w:p>
+            <w:r>
+              <w:rPr>
+                <w:sz w:val="18"/>
+              </w:rPr>
+              <w:t>Erste Workloads; On-Prem-Anbindung geplant</w:t>
+            </w:r>
+          </w:p>
+        </w:tc>
+      </w:tr>
+      <w:tr>
+        <w:tc>
+          <w:tcPr>
+            <w:tcW w:type="dxa" w:w="2160"/>
+          </w:tcPr>
+          <w:p>
+            <w:r>
+              <w:rPr>
+                <w:sz w:val="18"/>
+              </w:rPr>
+              <w:t>3 – Geo-Redundanz</w:t>
             </w:r>
           </w:p>
         </w:tc>
@@ -8162,35 +9566,7 @@
               <w:rPr>
                 <w:sz w:val="18"/>
               </w:rPr>
-              <w:t>Hub-VNets + Private DNS Zones</w:t>
-            </w:r>
-          </w:p>
-        </w:tc>
-      </w:tr>
-      <w:tr>
-        <w:tc>
-          <w:tcPr>
-            <w:tcW w:type="dxa" w:w="2880"/>
-          </w:tcPr>
-          <w:p>
-            <w:r>
-              <w:rPr>
-                <w:sz w:val="18"/>
-              </w:rPr>
-              <w:t>Produktionsnetz ohne DDoS</w:t>
-            </w:r>
-          </w:p>
-        </w:tc>
-        <w:tc>
-          <w:tcPr>
-            <w:tcW w:type="dxa" w:w="3888"/>
-          </w:tcPr>
-          <w:p>
-            <w:r>
-              <w:rPr>
-                <w:sz w:val="18"/>
-              </w:rPr>
-              <w:t>deployDdosProtectionPlan: false</w:t>
+              <w:t>+ Sekundar-Hub North Europe</w:t>
             </w:r>
           </w:p>
         </w:tc>
@@ -8203,7 +9579,35 @@
               <w:rPr>
                 <w:sz w:val="18"/>
               </w:rPr>
-              <w:t>~€3.300</w:t>
+              <w:t>~€1.800</w:t>
+            </w:r>
+          </w:p>
+        </w:tc>
+        <w:tc>
+          <w:tcPr>
+            <w:tcW w:type="dxa" w:w="3168"/>
+          </w:tcPr>
+          <w:p>
+            <w:r>
+              <w:rPr>
+                <w:sz w:val="18"/>
+              </w:rPr>
+              <w:t>SLA-Anforderungen erfordern zweite Region</w:t>
+            </w:r>
+          </w:p>
+        </w:tc>
+      </w:tr>
+      <w:tr>
+        <w:tc>
+          <w:tcPr>
+            <w:tcW w:type="dxa" w:w="2160"/>
+          </w:tcPr>
+          <w:p>
+            <w:r>
+              <w:rPr>
+                <w:sz w:val="18"/>
+              </w:rPr>
+              <w:t>4 – Firewall Premium</w:t>
             </w:r>
           </w:p>
         </w:tc>
@@ -8216,35 +9620,7 @@
               <w:rPr>
                 <w:sz w:val="18"/>
               </w:rPr>
-              <w:t>Alle Dienste außer DDoS</w:t>
-            </w:r>
-          </w:p>
-        </w:tc>
-      </w:tr>
-      <w:tr>
-        <w:tc>
-          <w:tcPr>
-            <w:tcW w:type="dxa" w:w="2880"/>
-          </w:tcPr>
-          <w:p>
-            <w:r>
-              <w:rPr>
-                <w:sz w:val="18"/>
-              </w:rPr>
-              <w:t>Vollständiger Microsoft-Default</w:t>
-            </w:r>
-          </w:p>
-        </w:tc>
-        <w:tc>
-          <w:tcPr>
-            <w:tcW w:type="dxa" w:w="3888"/>
-          </w:tcPr>
-          <w:p>
-            <w:r>
-              <w:rPr>
-                <w:sz w:val="18"/>
-              </w:rPr>
-              <w:t>(Standard)</w:t>
+              <w:t>azureFirewallTier: Premium</w:t>
             </w:r>
           </w:p>
         </w:tc>
@@ -8257,20 +9633,128 @@
               <w:rPr>
                 <w:sz w:val="18"/>
               </w:rPr>
+              <w:t>~€2.400</w:t>
+            </w:r>
+          </w:p>
+        </w:tc>
+        <w:tc>
+          <w:tcPr>
+            <w:tcW w:type="dxa" w:w="3168"/>
+          </w:tcPr>
+          <w:p>
+            <w:r>
+              <w:rPr>
+                <w:sz w:val="18"/>
+              </w:rPr>
+              <w:t>IDPS / TLS-Inspektion / URL-Filterung benoetigt</w:t>
+            </w:r>
+          </w:p>
+        </w:tc>
+      </w:tr>
+      <w:tr>
+        <w:tc>
+          <w:tcPr>
+            <w:tcW w:type="dxa" w:w="2160"/>
+          </w:tcPr>
+          <w:p>
+            <w:r>
+              <w:rPr>
+                <w:sz w:val="18"/>
+              </w:rPr>
+              <w:t>5 – DDoS Protection</w:t>
+            </w:r>
+          </w:p>
+        </w:tc>
+        <w:tc>
+          <w:tcPr>
+            <w:tcW w:type="dxa" w:w="3312"/>
+          </w:tcPr>
+          <w:p>
+            <w:r>
+              <w:rPr>
+                <w:sz w:val="18"/>
+              </w:rPr>
+              <w:t>deployDdosProtectionPlan: true</w:t>
+            </w:r>
+          </w:p>
+        </w:tc>
+        <w:tc>
+          <w:tcPr>
+            <w:tcW w:type="dxa" w:w="1440"/>
+          </w:tcPr>
+          <w:p>
+            <w:r>
+              <w:rPr>
+                <w:sz w:val="18"/>
+              </w:rPr>
+              <w:t>~€4.900</w:t>
+            </w:r>
+          </w:p>
+        </w:tc>
+        <w:tc>
+          <w:tcPr>
+            <w:tcW w:type="dxa" w:w="3168"/>
+          </w:tcPr>
+          <w:p>
+            <w:r>
+              <w:rPr>
+                <w:sz w:val="18"/>
+              </w:rPr>
+              <w:t>Internet-facing Workloads mit DDoS-Risiko</w:t>
+            </w:r>
+          </w:p>
+        </w:tc>
+      </w:tr>
+      <w:tr>
+        <w:tc>
+          <w:tcPr>
+            <w:tcW w:type="dxa" w:w="2160"/>
+          </w:tcPr>
+          <w:p>
+            <w:r>
+              <w:rPr>
+                <w:sz w:val="18"/>
+              </w:rPr>
+              <w:t>6 – Microsoft-Default</w:t>
+            </w:r>
+          </w:p>
+        </w:tc>
+        <w:tc>
+          <w:tcPr>
+            <w:tcW w:type="dxa" w:w="3312"/>
+          </w:tcPr>
+          <w:p>
+            <w:r>
+              <w:rPr>
+                <w:sz w:val="18"/>
+              </w:rPr>
+              <w:t>Alle Dienste, beide Regionen</w:t>
+            </w:r>
+          </w:p>
+        </w:tc>
+        <w:tc>
+          <w:tcPr>
+            <w:tcW w:type="dxa" w:w="1440"/>
+          </w:tcPr>
+          <w:p>
+            <w:r>
+              <w:rPr>
+                <w:sz w:val="18"/>
+              </w:rPr>
               <w:t>~€5.800</w:t>
             </w:r>
           </w:p>
         </w:tc>
         <w:tc>
           <w:tcPr>
-            <w:tcW w:type="dxa" w:w="3312"/>
-          </w:tcPr>
-          <w:p>
-            <w:r>
-              <w:rPr>
-                <w:sz w:val="18"/>
-              </w:rPr>
-              <w:t>Alle Dienste in beiden Regionen</w:t>
+            <w:tcW w:type="dxa" w:w="3168"/>
+          </w:tcPr>
+          <w:p>
+            <w:r>
+              <w:rPr>
+                <w:sz w:val="18"/>
+              </w:rPr>
+              <w:t>Vollstaendiger Enterprise-Standard</w:t>
             </w:r>
           </w:p>
         </w:tc>
@@ -8279,58 +9763,10 @@
     <w:p/>
     <w:p>
       <w:pPr>
-        <w:pStyle w:val="Heading2"/>
+        <w:pStyle w:val="Standardklein"/>
       </w:pPr>
       <w:r>
-        <w:t>Empfehlung: Gestufter Ausbau</w:t>
-      </w:r>
-    </w:p>
-    <w:p>
-      <w:pPr>
-        <w:pStyle w:val="BechtleAufzhlung"/>
-      </w:pPr>
-      <w:r>
-        <w:t>Schritt 1 (≈ €0): network_type: none – Governance-Fundament aufbauen (MGs, Policies im DoNotEnforce, Logging)</w:t>
-      </w:r>
-    </w:p>
-    <w:p>
-      <w:pPr>
-        <w:pStyle w:val="BechtleAufzhlung"/>
-      </w:pPr>
-      <w:r>
-        <w:t>Schritt 2 (≈ €15/Monat): Hub-VNets + Private DNS Zones – Netzwerk-Grundstruktur ohne kostspielige Dienste</w:t>
-      </w:r>
-    </w:p>
-    <w:p>
-      <w:pPr>
-        <w:pStyle w:val="BechtleAufzhlung"/>
-      </w:pPr>
-      <w:r>
-        <w:t>Schritt 3 (nach Bedarf): Azure Firewall + Bastion – wenn Workloads Konnektivität und sicheren Zugriff brauchen</w:t>
-      </w:r>
-    </w:p>
-    <w:p>
-      <w:pPr>
-        <w:pStyle w:val="BechtleAufzhlung"/>
-      </w:pPr>
-      <w:r>
-        <w:t>Schritt 4 (nach Bedarf): VPN/ExpressRoute-Gateways – wenn On-Premises-Anbindung erforderlich</w:t>
-      </w:r>
-    </w:p>
-    <w:p>
-      <w:pPr>
-        <w:pStyle w:val="BechtleAufzhlung"/>
-      </w:pPr>
-      <w:r>
-        <w:t>Schritt 5 (bewusste Entscheidung): DDoS Protection – teuerster Einzelposten (~€2.500/Monat); nur bei Internet-facing Workloads mit DDoS-Risiko sinnvoll</w:t>
-      </w:r>
-    </w:p>
-    <w:p>
-      <w:pPr>
-        <w:pStyle w:val="Standardklein"/>
-      </w:pPr>
-      <w:r>
-        <w:t>DDoS Network Protection ist im Microsoft-Default aktiviert (~€2.500/Monat). Diese Entscheidung sollte bewusst nach Risikobewertung getroffen werden.</w:t>
+        <w:t>Alle Stufen sind additive Aenderungen an bestehenden Parameter-Dateien. Kein Rueckbau von bereits deployten Ressourcen erforderlich. Der Standard-zu-Premium-Upgrade der Azure Firewall erfolgt ohne Unterbrechung und ohne Neukonfiguration der Firewall-Regeln.</w:t>
       </w:r>
     </w:p>
     <w:p>

--- a/docs/konzept/Word/Azure-Landing-Zone-Konzept.docx
+++ b/docs/konzept/Word/Azure-Landing-Zone-Konzept.docx
@@ -10355,6 +10355,865 @@
                 <w:sz w:val="18"/>
               </w:rPr>
               <w:t>Unternehmenskritische Systeme mit strengsten Compliance-Anforderungen</w:t>
+            </w:r>
+          </w:p>
+        </w:tc>
+      </w:tr>
+    </w:tbl>
+    <w:p/>
+    <w:p>
+      <w:pPr>
+        <w:pStyle w:val="Heading2"/>
+      </w:pPr>
+      <w:r>
+        <w:t>Bechtle-Varianten: Drei Einsparstufen im Vergleich</w:t>
+      </w:r>
+    </w:p>
+    <w:p>
+      <w:pPr>
+        <w:spacing w:after="120"/>
+      </w:pPr>
+      <w:r>
+        <w:t>Innerhalb der Bechtle-Empfehlung gibt es drei konkrete Einsparstufen. Option A ist die aktuelle Baseline. Option B ist vollständig ALZ-konform und spart ~€280/Monat durch Reservierung und Verzicht auf das VPN Gateway bis zur ersten on-premises-Anbindung. Option C erzielt den maximalen Einspareffekt, bricht aber mit dem Microsoft ALZ Enterprise-Anspruch (bewusster Kompromiss).</w:t>
+      </w:r>
+    </w:p>
+    <w:tbl>
+      <w:tblPr>
+        <w:tblStyle w:val="BechtleTabelle"/>
+        <w:tblW w:type="auto" w:w="0"/>
+        <w:tblLook w:firstColumn="1" w:firstRow="1" w:lastColumn="0" w:lastRow="0" w:noHBand="0" w:noVBand="1" w:val="04A0"/>
+      </w:tblPr>
+      <w:tblGrid>
+        <w:gridCol w:w="1769"/>
+        <w:gridCol w:w="1769"/>
+        <w:gridCol w:w="1769"/>
+        <w:gridCol w:w="1769"/>
+        <w:gridCol w:w="1769"/>
+      </w:tblGrid>
+      <w:tr>
+        <w:tc>
+          <w:tcPr>
+            <w:tcW w:type="dxa" w:w="2592"/>
+            <w:shd w:val="clear" w:color="auto" w:fill="053B25"/>
+          </w:tcPr>
+          <w:p>
+            <w:r/>
+            <w:r>
+              <w:rPr>
+                <w:b/>
+                <w:color w:val="FFFFFF"/>
+                <w:sz w:val="18"/>
+              </w:rPr>
+              <w:t>Option</w:t>
+            </w:r>
+          </w:p>
+        </w:tc>
+        <w:tc>
+          <w:tcPr>
+            <w:tcW w:type="dxa" w:w="1296"/>
+            <w:shd w:val="clear" w:color="auto" w:fill="053B25"/>
+          </w:tcPr>
+          <w:p>
+            <w:r/>
+            <w:r>
+              <w:rPr>
+                <w:b/>
+                <w:color w:val="FFFFFF"/>
+                <w:sz w:val="18"/>
+              </w:rPr>
+              <w:t>Kosten/Mon.</w:t>
+            </w:r>
+          </w:p>
+        </w:tc>
+        <w:tc>
+          <w:tcPr>
+            <w:tcW w:type="dxa" w:w="1296"/>
+            <w:shd w:val="clear" w:color="auto" w:fill="053B25"/>
+          </w:tcPr>
+          <w:p>
+            <w:r/>
+            <w:r>
+              <w:rPr>
+                <w:b/>
+                <w:color w:val="FFFFFF"/>
+                <w:sz w:val="18"/>
+              </w:rPr>
+              <w:t>ALZ-konform</w:t>
+            </w:r>
+          </w:p>
+        </w:tc>
+        <w:tc>
+          <w:tcPr>
+            <w:tcW w:type="dxa" w:w="1296"/>
+            <w:shd w:val="clear" w:color="auto" w:fill="053B25"/>
+          </w:tcPr>
+          <w:p>
+            <w:r/>
+            <w:r>
+              <w:rPr>
+                <w:b/>
+                <w:color w:val="FFFFFF"/>
+                <w:sz w:val="18"/>
+              </w:rPr>
+              <w:t>Ersparnis</w:t>
+            </w:r>
+          </w:p>
+        </w:tc>
+        <w:tc>
+          <w:tcPr>
+            <w:tcW w:type="dxa" w:w="5904"/>
+            <w:shd w:val="clear" w:color="auto" w:fill="053B25"/>
+          </w:tcPr>
+          <w:p>
+            <w:r/>
+            <w:r>
+              <w:rPr>
+                <w:b/>
+                <w:color w:val="FFFFFF"/>
+                <w:sz w:val="18"/>
+              </w:rPr>
+              <w:t>Einschränkung</w:t>
+            </w:r>
+          </w:p>
+        </w:tc>
+      </w:tr>
+      <w:tr>
+        <w:tc>
+          <w:tcPr>
+            <w:tcW w:type="dxa" w:w="2592"/>
+          </w:tcPr>
+          <w:p>
+            <w:r>
+              <w:rPr>
+                <w:sz w:val="18"/>
+              </w:rPr>
+              <w:t>A – Bechtle-Standard</w:t>
+              <w:br/>
+              <w:t>(Baseline)</w:t>
+            </w:r>
+          </w:p>
+        </w:tc>
+        <w:tc>
+          <w:tcPr>
+            <w:tcW w:type="dxa" w:w="1296"/>
+          </w:tcPr>
+          <w:p>
+            <w:r>
+              <w:rPr>
+                <w:sz w:val="18"/>
+              </w:rPr>
+              <w:t>~€1.050</w:t>
+            </w:r>
+          </w:p>
+        </w:tc>
+        <w:tc>
+          <w:tcPr>
+            <w:tcW w:type="dxa" w:w="1296"/>
+          </w:tcPr>
+          <w:p>
+            <w:r>
+              <w:rPr>
+                <w:sz w:val="18"/>
+              </w:rPr>
+              <w:t>✔ Ja</w:t>
+            </w:r>
+          </w:p>
+        </w:tc>
+        <w:tc>
+          <w:tcPr>
+            <w:tcW w:type="dxa" w:w="1296"/>
+          </w:tcPr>
+          <w:p>
+            <w:r>
+              <w:rPr>
+                <w:sz w:val="18"/>
+              </w:rPr>
+              <w:t>–</w:t>
+            </w:r>
+          </w:p>
+        </w:tc>
+        <w:tc>
+          <w:tcPr>
+            <w:tcW w:type="dxa" w:w="5904"/>
+          </w:tcPr>
+          <w:p>
+            <w:r>
+              <w:rPr>
+                <w:sz w:val="18"/>
+              </w:rPr>
+              <w:t>Keine – voller Funktionsumfang, VPN sofort verfügbar</w:t>
+            </w:r>
+          </w:p>
+        </w:tc>
+      </w:tr>
+      <w:tr>
+        <w:tc>
+          <w:tcPr>
+            <w:tcW w:type="dxa" w:w="2592"/>
+          </w:tcPr>
+          <w:p>
+            <w:r>
+              <w:rPr>
+                <w:sz w:val="18"/>
+              </w:rPr>
+              <w:t>B – Bechtle-Optimiert</w:t>
+              <w:br/>
+              <w:t>(VPN deferred +</w:t>
+              <w:br/>
+              <w:t>1-J.-Reservation FW)</w:t>
+            </w:r>
+          </w:p>
+        </w:tc>
+        <w:tc>
+          <w:tcPr>
+            <w:tcW w:type="dxa" w:w="1296"/>
+          </w:tcPr>
+          <w:p>
+            <w:r>
+              <w:rPr>
+                <w:sz w:val="18"/>
+              </w:rPr>
+              <w:t>~€770</w:t>
+            </w:r>
+          </w:p>
+        </w:tc>
+        <w:tc>
+          <w:tcPr>
+            <w:tcW w:type="dxa" w:w="1296"/>
+          </w:tcPr>
+          <w:p>
+            <w:r>
+              <w:rPr>
+                <w:sz w:val="18"/>
+              </w:rPr>
+              <w:t>✔ Ja</w:t>
+            </w:r>
+          </w:p>
+        </w:tc>
+        <w:tc>
+          <w:tcPr>
+            <w:tcW w:type="dxa" w:w="1296"/>
+          </w:tcPr>
+          <w:p>
+            <w:r>
+              <w:rPr>
+                <w:sz w:val="18"/>
+              </w:rPr>
+              <w:t>~€280/Mon.</w:t>
+              <w:br/>
+              <w:t>(~26 %)</w:t>
+            </w:r>
+          </w:p>
+        </w:tc>
+        <w:tc>
+          <w:tcPr>
+            <w:tcW w:type="dxa" w:w="5904"/>
+          </w:tcPr>
+          <w:p>
+            <w:r>
+              <w:rPr>
+                <w:sz w:val="18"/>
+              </w:rPr>
+              <w:t>VPN Gateway erst deployen wenn on-prem-Anbindung konkret geplant.</w:t>
+              <w:br/>
+              <w:t>1-Jahres-Bindung auf Firewall (Preisbindung, kein Architektur-Eingriff).</w:t>
+            </w:r>
+          </w:p>
+        </w:tc>
+      </w:tr>
+      <w:tr>
+        <w:tc>
+          <w:tcPr>
+            <w:tcW w:type="dxa" w:w="2592"/>
+          </w:tcPr>
+          <w:p>
+            <w:r>
+              <w:rPr>
+                <w:sz w:val="18"/>
+              </w:rPr>
+              <w:t>C – Bechtle-Budget</w:t>
+              <w:br/>
+              <w:t>(Firewall Basic,</w:t>
+              <w:br/>
+              <w:t>VPN deferred)</w:t>
+              <w:br/>
+              <w:t>⚠ ALZ-Bruch</w:t>
+            </w:r>
+          </w:p>
+        </w:tc>
+        <w:tc>
+          <w:tcPr>
+            <w:tcW w:type="dxa" w:w="1296"/>
+          </w:tcPr>
+          <w:p>
+            <w:r>
+              <w:rPr>
+                <w:sz w:val="18"/>
+              </w:rPr>
+              <w:t>~€500</w:t>
+            </w:r>
+          </w:p>
+        </w:tc>
+        <w:tc>
+          <w:tcPr>
+            <w:tcW w:type="dxa" w:w="1296"/>
+          </w:tcPr>
+          <w:p>
+            <w:r>
+              <w:rPr>
+                <w:sz w:val="18"/>
+              </w:rPr>
+              <w:t>✘ Nein</w:t>
+            </w:r>
+          </w:p>
+        </w:tc>
+        <w:tc>
+          <w:tcPr>
+            <w:tcW w:type="dxa" w:w="1296"/>
+          </w:tcPr>
+          <w:p>
+            <w:r>
+              <w:rPr>
+                <w:sz w:val="18"/>
+              </w:rPr>
+              <w:t>~€550/Mon.</w:t>
+              <w:br/>
+              <w:t>(~52 %)</w:t>
+            </w:r>
+          </w:p>
+        </w:tc>
+        <w:tc>
+          <w:tcPr>
+            <w:tcW w:type="dxa" w:w="5904"/>
+          </w:tcPr>
+          <w:p>
+            <w:r>
+              <w:rPr>
+                <w:sz w:val="18"/>
+              </w:rPr>
+              <w:t>Firewall Basic: keine Application Rules (kein FQDN-Egress-Filtering),</w:t>
+              <w:br/>
+              <w:t>kein Threat Intelligence, kein Autoscaling.</w:t>
+              <w:br/>
+              <w:t>Microsoft klassifiziert Basic ausdrücklich als 'not for enterprise'.</w:t>
+              <w:br/>
+              <w:t>ALZ-Firewall-Policies mit App-Rules sind nicht kompatibel.</w:t>
+            </w:r>
+          </w:p>
+        </w:tc>
+      </w:tr>
+    </w:tbl>
+    <w:p/>
+    <w:tbl>
+      <w:tblPr>
+        <w:tblStyle w:val="BechtleTabelle"/>
+        <w:tblW w:type="auto" w:w="0"/>
+        <w:tblLook w:firstColumn="1" w:firstRow="1" w:lastColumn="0" w:lastRow="0" w:noHBand="0" w:noVBand="1" w:val="04A0"/>
+      </w:tblPr>
+      <w:tblGrid>
+        <w:gridCol w:w="2211"/>
+        <w:gridCol w:w="2211"/>
+        <w:gridCol w:w="2211"/>
+        <w:gridCol w:w="2211"/>
+      </w:tblGrid>
+      <w:tr>
+        <w:tc>
+          <w:tcPr>
+            <w:tcW w:type="dxa" w:w="2880"/>
+            <w:shd w:val="clear" w:color="auto" w:fill="053B25"/>
+          </w:tcPr>
+          <w:p>
+            <w:r/>
+            <w:r>
+              <w:rPr>
+                <w:b/>
+                <w:color w:val="FFFFFF"/>
+                <w:sz w:val="18"/>
+              </w:rPr>
+              <w:t>Dienst</w:t>
+            </w:r>
+          </w:p>
+        </w:tc>
+        <w:tc>
+          <w:tcPr>
+            <w:tcW w:type="dxa" w:w="2880"/>
+            <w:shd w:val="clear" w:color="auto" w:fill="053B25"/>
+          </w:tcPr>
+          <w:p>
+            <w:r/>
+            <w:r>
+              <w:rPr>
+                <w:b/>
+                <w:color w:val="FFFFFF"/>
+                <w:sz w:val="18"/>
+              </w:rPr>
+              <w:t>Option A (~€1.050)</w:t>
+            </w:r>
+          </w:p>
+        </w:tc>
+        <w:tc>
+          <w:tcPr>
+            <w:tcW w:type="dxa" w:w="2880"/>
+            <w:shd w:val="clear" w:color="auto" w:fill="053B25"/>
+          </w:tcPr>
+          <w:p>
+            <w:r/>
+            <w:r>
+              <w:rPr>
+                <w:b/>
+                <w:color w:val="FFFFFF"/>
+                <w:sz w:val="18"/>
+              </w:rPr>
+              <w:t>Option B (~€770)</w:t>
+            </w:r>
+          </w:p>
+        </w:tc>
+        <w:tc>
+          <w:tcPr>
+            <w:tcW w:type="dxa" w:w="2880"/>
+            <w:shd w:val="clear" w:color="auto" w:fill="053B25"/>
+          </w:tcPr>
+          <w:p>
+            <w:r/>
+            <w:r>
+              <w:rPr>
+                <w:b/>
+                <w:color w:val="FFFFFF"/>
+                <w:sz w:val="18"/>
+              </w:rPr>
+              <w:t>Option C (~€500)</w:t>
+            </w:r>
+          </w:p>
+        </w:tc>
+      </w:tr>
+      <w:tr>
+        <w:tc>
+          <w:tcPr>
+            <w:tcW w:type="dxa" w:w="2880"/>
+          </w:tcPr>
+          <w:p>
+            <w:r>
+              <w:rPr>
+                <w:sz w:val="18"/>
+              </w:rPr>
+              <w:t>Azure Firewall</w:t>
+            </w:r>
+          </w:p>
+        </w:tc>
+        <w:tc>
+          <w:tcPr>
+            <w:tcW w:type="dxa" w:w="2880"/>
+          </w:tcPr>
+          <w:p>
+            <w:r>
+              <w:rPr>
+                <w:sz w:val="18"/>
+              </w:rPr>
+              <w:t>Standard  ~€700</w:t>
+            </w:r>
+          </w:p>
+        </w:tc>
+        <w:tc>
+          <w:tcPr>
+            <w:tcW w:type="dxa" w:w="2880"/>
+          </w:tcPr>
+          <w:p>
+            <w:r>
+              <w:rPr>
+                <w:sz w:val="18"/>
+              </w:rPr>
+              <w:t>Standard (reserved)  ~€560</w:t>
+            </w:r>
+          </w:p>
+        </w:tc>
+        <w:tc>
+          <w:tcPr>
+            <w:tcW w:type="dxa" w:w="2880"/>
+          </w:tcPr>
+          <w:p>
+            <w:r>
+              <w:rPr>
+                <w:sz w:val="18"/>
+              </w:rPr>
+              <w:t>Basic  ~€300</w:t>
+            </w:r>
+          </w:p>
+        </w:tc>
+      </w:tr>
+      <w:tr>
+        <w:tc>
+          <w:tcPr>
+            <w:tcW w:type="dxa" w:w="2880"/>
+          </w:tcPr>
+          <w:p>
+            <w:r>
+              <w:rPr>
+                <w:sz w:val="18"/>
+              </w:rPr>
+              <w:t>VPN Gateway</w:t>
+            </w:r>
+          </w:p>
+        </w:tc>
+        <w:tc>
+          <w:tcPr>
+            <w:tcW w:type="dxa" w:w="2880"/>
+          </w:tcPr>
+          <w:p>
+            <w:r>
+              <w:rPr>
+                <w:sz w:val="18"/>
+              </w:rPr>
+              <w:t>1× aktiv  ~€140</w:t>
+            </w:r>
+          </w:p>
+        </w:tc>
+        <w:tc>
+          <w:tcPr>
+            <w:tcW w:type="dxa" w:w="2880"/>
+          </w:tcPr>
+          <w:p>
+            <w:r>
+              <w:rPr>
+                <w:sz w:val="18"/>
+              </w:rPr>
+              <w:t>Deferred  €0</w:t>
+            </w:r>
+          </w:p>
+        </w:tc>
+        <w:tc>
+          <w:tcPr>
+            <w:tcW w:type="dxa" w:w="2880"/>
+          </w:tcPr>
+          <w:p>
+            <w:r>
+              <w:rPr>
+                <w:sz w:val="18"/>
+              </w:rPr>
+              <w:t>Deferred  €0</w:t>
+            </w:r>
+          </w:p>
+        </w:tc>
+      </w:tr>
+      <w:tr>
+        <w:tc>
+          <w:tcPr>
+            <w:tcW w:type="dxa" w:w="2880"/>
+          </w:tcPr>
+          <w:p>
+            <w:r>
+              <w:rPr>
+                <w:sz w:val="18"/>
+              </w:rPr>
+              <w:t>Azure Bastion</w:t>
+            </w:r>
+          </w:p>
+        </w:tc>
+        <w:tc>
+          <w:tcPr>
+            <w:tcW w:type="dxa" w:w="2880"/>
+          </w:tcPr>
+          <w:p>
+            <w:r>
+              <w:rPr>
+                <w:sz w:val="18"/>
+              </w:rPr>
+              <w:t>1× aktiv  ~€120</w:t>
+            </w:r>
+          </w:p>
+        </w:tc>
+        <w:tc>
+          <w:tcPr>
+            <w:tcW w:type="dxa" w:w="2880"/>
+          </w:tcPr>
+          <w:p>
+            <w:r>
+              <w:rPr>
+                <w:sz w:val="18"/>
+              </w:rPr>
+              <w:t>1× aktiv  ~€120</w:t>
+            </w:r>
+          </w:p>
+        </w:tc>
+        <w:tc>
+          <w:tcPr>
+            <w:tcW w:type="dxa" w:w="2880"/>
+          </w:tcPr>
+          <w:p>
+            <w:r>
+              <w:rPr>
+                <w:sz w:val="18"/>
+              </w:rPr>
+              <w:t>1× aktiv  ~€120</w:t>
+            </w:r>
+          </w:p>
+        </w:tc>
+      </w:tr>
+      <w:tr>
+        <w:tc>
+          <w:tcPr>
+            <w:tcW w:type="dxa" w:w="2880"/>
+          </w:tcPr>
+          <w:p>
+            <w:r>
+              <w:rPr>
+                <w:sz w:val="18"/>
+              </w:rPr>
+              <w:t>DNS Private Resolver</w:t>
+            </w:r>
+          </w:p>
+        </w:tc>
+        <w:tc>
+          <w:tcPr>
+            <w:tcW w:type="dxa" w:w="2880"/>
+          </w:tcPr>
+          <w:p>
+            <w:r>
+              <w:rPr>
+                <w:sz w:val="18"/>
+              </w:rPr>
+              <w:t>1× aktiv  ~€25</w:t>
+            </w:r>
+          </w:p>
+        </w:tc>
+        <w:tc>
+          <w:tcPr>
+            <w:tcW w:type="dxa" w:w="2880"/>
+          </w:tcPr>
+          <w:p>
+            <w:r>
+              <w:rPr>
+                <w:sz w:val="18"/>
+              </w:rPr>
+              <w:t>1× aktiv  ~€25</w:t>
+            </w:r>
+          </w:p>
+        </w:tc>
+        <w:tc>
+          <w:tcPr>
+            <w:tcW w:type="dxa" w:w="2880"/>
+          </w:tcPr>
+          <w:p>
+            <w:r>
+              <w:rPr>
+                <w:sz w:val="18"/>
+              </w:rPr>
+              <w:t>1× aktiv  ~€25</w:t>
+            </w:r>
+          </w:p>
+        </w:tc>
+      </w:tr>
+      <w:tr>
+        <w:tc>
+          <w:tcPr>
+            <w:tcW w:type="dxa" w:w="2880"/>
+          </w:tcPr>
+          <w:p>
+            <w:r>
+              <w:rPr>
+                <w:sz w:val="18"/>
+              </w:rPr>
+              <w:t>Private DNS Zones</w:t>
+            </w:r>
+          </w:p>
+        </w:tc>
+        <w:tc>
+          <w:tcPr>
+            <w:tcW w:type="dxa" w:w="2880"/>
+          </w:tcPr>
+          <w:p>
+            <w:r>
+              <w:rPr>
+                <w:sz w:val="18"/>
+              </w:rPr>
+              <w:t>~€15</w:t>
+            </w:r>
+          </w:p>
+        </w:tc>
+        <w:tc>
+          <w:tcPr>
+            <w:tcW w:type="dxa" w:w="2880"/>
+          </w:tcPr>
+          <w:p>
+            <w:r>
+              <w:rPr>
+                <w:sz w:val="18"/>
+              </w:rPr>
+              <w:t>~€15</w:t>
+            </w:r>
+          </w:p>
+        </w:tc>
+        <w:tc>
+          <w:tcPr>
+            <w:tcW w:type="dxa" w:w="2880"/>
+          </w:tcPr>
+          <w:p>
+            <w:r>
+              <w:rPr>
+                <w:sz w:val="18"/>
+              </w:rPr>
+              <w:t>~€15</w:t>
+            </w:r>
+          </w:p>
+        </w:tc>
+      </w:tr>
+      <w:tr>
+        <w:tc>
+          <w:tcPr>
+            <w:tcW w:type="dxa" w:w="2880"/>
+          </w:tcPr>
+          <w:p>
+            <w:r>
+              <w:rPr>
+                <w:sz w:val="18"/>
+              </w:rPr>
+              <w:t>Log Analytics</w:t>
+            </w:r>
+          </w:p>
+        </w:tc>
+        <w:tc>
+          <w:tcPr>
+            <w:tcW w:type="dxa" w:w="2880"/>
+          </w:tcPr>
+          <w:p>
+            <w:r>
+              <w:rPr>
+                <w:sz w:val="18"/>
+              </w:rPr>
+              <w:t>~€50</w:t>
+            </w:r>
+          </w:p>
+        </w:tc>
+        <w:tc>
+          <w:tcPr>
+            <w:tcW w:type="dxa" w:w="2880"/>
+          </w:tcPr>
+          <w:p>
+            <w:r>
+              <w:rPr>
+                <w:sz w:val="18"/>
+              </w:rPr>
+              <w:t>~€50</w:t>
+            </w:r>
+          </w:p>
+        </w:tc>
+        <w:tc>
+          <w:tcPr>
+            <w:tcW w:type="dxa" w:w="2880"/>
+          </w:tcPr>
+          <w:p>
+            <w:r>
+              <w:rPr>
+                <w:sz w:val="18"/>
+              </w:rPr>
+              <w:t>~€50</w:t>
+            </w:r>
+          </w:p>
+        </w:tc>
+      </w:tr>
+      <w:tr>
+        <w:tc>
+          <w:tcPr>
+            <w:tcW w:type="dxa" w:w="2880"/>
+          </w:tcPr>
+          <w:p>
+            <w:r>
+              <w:rPr>
+                <w:sz w:val="18"/>
+              </w:rPr>
+              <w:t>Gesamt</w:t>
+            </w:r>
+          </w:p>
+        </w:tc>
+        <w:tc>
+          <w:tcPr>
+            <w:tcW w:type="dxa" w:w="2880"/>
+          </w:tcPr>
+          <w:p>
+            <w:r>
+              <w:rPr>
+                <w:sz w:val="18"/>
+              </w:rPr>
+              <w:t>~€1.050</w:t>
+            </w:r>
+          </w:p>
+        </w:tc>
+        <w:tc>
+          <w:tcPr>
+            <w:tcW w:type="dxa" w:w="2880"/>
+          </w:tcPr>
+          <w:p>
+            <w:r>
+              <w:rPr>
+                <w:sz w:val="18"/>
+              </w:rPr>
+              <w:t>~€770</w:t>
+            </w:r>
+          </w:p>
+        </w:tc>
+        <w:tc>
+          <w:tcPr>
+            <w:tcW w:type="dxa" w:w="2880"/>
+          </w:tcPr>
+          <w:p>
+            <w:r>
+              <w:rPr>
+                <w:sz w:val="18"/>
+              </w:rPr>
+              <w:t>~€510</w:t>
+            </w:r>
+          </w:p>
+        </w:tc>
+      </w:tr>
+      <w:tr>
+        <w:tc>
+          <w:tcPr>
+            <w:tcW w:type="dxa" w:w="2880"/>
+          </w:tcPr>
+          <w:p>
+            <w:r>
+              <w:rPr>
+                <w:sz w:val="18"/>
+              </w:rPr>
+              <w:t>ALZ-konform</w:t>
+            </w:r>
+          </w:p>
+        </w:tc>
+        <w:tc>
+          <w:tcPr>
+            <w:tcW w:type="dxa" w:w="2880"/>
+          </w:tcPr>
+          <w:p>
+            <w:r>
+              <w:rPr>
+                <w:sz w:val="18"/>
+              </w:rPr>
+              <w:t>✔ Ja</w:t>
+            </w:r>
+          </w:p>
+        </w:tc>
+        <w:tc>
+          <w:tcPr>
+            <w:tcW w:type="dxa" w:w="2880"/>
+          </w:tcPr>
+          <w:p>
+            <w:r>
+              <w:rPr>
+                <w:sz w:val="18"/>
+              </w:rPr>
+              <w:t>✔ Ja</w:t>
+            </w:r>
+          </w:p>
+        </w:tc>
+        <w:tc>
+          <w:tcPr>
+            <w:tcW w:type="dxa" w:w="2880"/>
+          </w:tcPr>
+          <w:p>
+            <w:r>
+              <w:rPr>
+                <w:sz w:val="18"/>
+              </w:rPr>
+              <w:t>✘ Nein (FW Basic)</w:t>
             </w:r>
           </w:p>
         </w:tc>

--- a/docs/konzept/Word/Azure-Landing-Zone-Konzept.docx
+++ b/docs/konzept/Word/Azure-Landing-Zone-Konzept.docx
@@ -10444,7 +10444,7 @@
         </w:tc>
         <w:tc>
           <w:tcPr>
-            <w:tcW w:type="dxa" w:w="1296"/>
+            <w:tcW w:type="dxa" w:w="1728"/>
             <w:shd w:val="clear" w:color="auto" w:fill="053B25"/>
           </w:tcPr>
           <w:p>
@@ -10455,13 +10455,13 @@
                 <w:color w:val="FFFFFF"/>
                 <w:sz w:val="18"/>
               </w:rPr>
-              <w:t>Ersparnis</w:t>
-            </w:r>
-          </w:p>
-        </w:tc>
-        <w:tc>
-          <w:tcPr>
-            <w:tcW w:type="dxa" w:w="5904"/>
+              <w:t>Differenz vs. A</w:t>
+            </w:r>
+          </w:p>
+        </w:tc>
+        <w:tc>
+          <w:tcPr>
+            <w:tcW w:type="dxa" w:w="5472"/>
             <w:shd w:val="clear" w:color="auto" w:fill="053B25"/>
           </w:tcPr>
           <w:p>
@@ -10521,20 +10521,20 @@
         </w:tc>
         <w:tc>
           <w:tcPr>
-            <w:tcW w:type="dxa" w:w="1296"/>
-          </w:tcPr>
-          <w:p>
-            <w:r>
-              <w:rPr>
-                <w:sz w:val="18"/>
-              </w:rPr>
-              <w:t>–</w:t>
-            </w:r>
-          </w:p>
-        </w:tc>
-        <w:tc>
-          <w:tcPr>
-            <w:tcW w:type="dxa" w:w="5904"/>
+            <w:tcW w:type="dxa" w:w="1728"/>
+          </w:tcPr>
+          <w:p>
+            <w:r>
+              <w:rPr>
+                <w:sz w:val="18"/>
+              </w:rPr>
+              <w:t>– (Referenz)</w:t>
+            </w:r>
+          </w:p>
+        </w:tc>
+        <w:tc>
+          <w:tcPr>
+            <w:tcW w:type="dxa" w:w="5472"/>
           </w:tcPr>
           <w:p>
             <w:r>
@@ -10592,22 +10592,22 @@
         </w:tc>
         <w:tc>
           <w:tcPr>
-            <w:tcW w:type="dxa" w:w="1296"/>
-          </w:tcPr>
-          <w:p>
-            <w:r>
-              <w:rPr>
-                <w:sz w:val="18"/>
-              </w:rPr>
-              <w:t>~€280/Mon.</w:t>
+            <w:tcW w:type="dxa" w:w="1728"/>
+          </w:tcPr>
+          <w:p>
+            <w:r>
+              <w:rPr>
+                <w:sz w:val="18"/>
+              </w:rPr>
+              <w:t>−€280/Mon.</w:t>
               <w:br/>
-              <w:t>(~26 %)</w:t>
-            </w:r>
-          </w:p>
-        </w:tc>
-        <w:tc>
-          <w:tcPr>
-            <w:tcW w:type="dxa" w:w="5904"/>
+              <w:t>(26 % günstiger)</w:t>
+            </w:r>
+          </w:p>
+        </w:tc>
+        <w:tc>
+          <w:tcPr>
+            <w:tcW w:type="dxa" w:w="5472"/>
           </w:tcPr>
           <w:p>
             <w:r>
@@ -10669,22 +10669,22 @@
         </w:tc>
         <w:tc>
           <w:tcPr>
-            <w:tcW w:type="dxa" w:w="1296"/>
-          </w:tcPr>
-          <w:p>
-            <w:r>
-              <w:rPr>
-                <w:sz w:val="18"/>
-              </w:rPr>
-              <w:t>~€550/Mon.</w:t>
+            <w:tcW w:type="dxa" w:w="1728"/>
+          </w:tcPr>
+          <w:p>
+            <w:r>
+              <w:rPr>
+                <w:sz w:val="18"/>
+              </w:rPr>
+              <w:t>−€550/Mon.</w:t>
               <w:br/>
-              <w:t>(~52 %)</w:t>
-            </w:r>
-          </w:p>
-        </w:tc>
-        <w:tc>
-          <w:tcPr>
-            <w:tcW w:type="dxa" w:w="5904"/>
+              <w:t>(52 % günstiger)</w:t>
+            </w:r>
+          </w:p>
+        </w:tc>
+        <w:tc>
+          <w:tcPr>
+            <w:tcW w:type="dxa" w:w="5472"/>
           </w:tcPr>
           <w:p>
             <w:r>
@@ -10698,6 +10698,87 @@
               <w:t>Microsoft klassifiziert Basic ausdrücklich als 'not for enterprise'.</w:t>
               <w:br/>
               <w:t>ALZ-Firewall-Policies mit App-Rules sind nicht kompatibel.</w:t>
+            </w:r>
+          </w:p>
+        </w:tc>
+      </w:tr>
+      <w:tr>
+        <w:tc>
+          <w:tcPr>
+            <w:tcW w:type="dxa" w:w="2592"/>
+          </w:tcPr>
+          <w:p>
+            <w:r>
+              <w:rPr>
+                <w:sz w:val="18"/>
+              </w:rPr>
+              <w:t>D – Microsoft-Default</w:t>
+              <w:br/>
+              <w:t>(alle Dienste,</w:t>
+              <w:br/>
+              <w:t>2 Regionen)</w:t>
+            </w:r>
+          </w:p>
+        </w:tc>
+        <w:tc>
+          <w:tcPr>
+            <w:tcW w:type="dxa" w:w="1296"/>
+          </w:tcPr>
+          <w:p>
+            <w:r>
+              <w:rPr>
+                <w:sz w:val="18"/>
+              </w:rPr>
+              <w:t>~€5.800</w:t>
+            </w:r>
+          </w:p>
+        </w:tc>
+        <w:tc>
+          <w:tcPr>
+            <w:tcW w:type="dxa" w:w="1296"/>
+          </w:tcPr>
+          <w:p>
+            <w:r>
+              <w:rPr>
+                <w:sz w:val="18"/>
+              </w:rPr>
+              <w:t>✔ Ja</w:t>
+              <w:br/>
+              <w:t>(vollständig)</w:t>
+            </w:r>
+          </w:p>
+        </w:tc>
+        <w:tc>
+          <w:tcPr>
+            <w:tcW w:type="dxa" w:w="1728"/>
+          </w:tcPr>
+          <w:p>
+            <w:r>
+              <w:rPr>
+                <w:sz w:val="18"/>
+              </w:rPr>
+              <w:t>+€4.750/Mon.</w:t>
+              <w:br/>
+              <w:t>(452 % teurer)</w:t>
+            </w:r>
+          </w:p>
+        </w:tc>
+        <w:tc>
+          <w:tcPr>
+            <w:tcW w:type="dxa" w:w="5472"/>
+          </w:tcPr>
+          <w:p>
+            <w:r>
+              <w:rPr>
+                <w:sz w:val="18"/>
+              </w:rPr>
+              <w:t>Maximaler Enterprise-Standard – alle Komponenten aktiv:</w:t>
+              <w:br/>
+              <w:t>Firewall Premium (2×), DDoS Plan, ExpressRoute GW (2×),</w:t>
+              <w:br/>
+              <w:t>VPN GW (2×), Bastion (2×), DNS Resolver (2×).</w:t>
+              <w:br/>
+              <w:t>Empfehlung von Microsoft für kritische Unternehmensumgebungen.</w:t>
             </w:r>
           </w:p>
         </w:tc>
@@ -10711,15 +10792,16 @@
         <w:tblLook w:firstColumn="1" w:firstRow="1" w:lastColumn="0" w:lastRow="0" w:noHBand="0" w:noVBand="1" w:val="04A0"/>
       </w:tblPr>
       <w:tblGrid>
-        <w:gridCol w:w="2211"/>
-        <w:gridCol w:w="2211"/>
-        <w:gridCol w:w="2211"/>
-        <w:gridCol w:w="2211"/>
+        <w:gridCol w:w="1769"/>
+        <w:gridCol w:w="1769"/>
+        <w:gridCol w:w="1769"/>
+        <w:gridCol w:w="1769"/>
+        <w:gridCol w:w="1769"/>
       </w:tblGrid>
       <w:tr>
         <w:tc>
           <w:tcPr>
-            <w:tcW w:type="dxa" w:w="2880"/>
+            <w:tcW w:type="dxa" w:w="2304"/>
             <w:shd w:val="clear" w:color="auto" w:fill="053B25"/>
           </w:tcPr>
           <w:p>
@@ -10736,7 +10818,7 @@
         </w:tc>
         <w:tc>
           <w:tcPr>
-            <w:tcW w:type="dxa" w:w="2880"/>
+            <w:tcW w:type="dxa" w:w="2304"/>
             <w:shd w:val="clear" w:color="auto" w:fill="053B25"/>
           </w:tcPr>
           <w:p>
@@ -10753,7 +10835,7 @@
         </w:tc>
         <w:tc>
           <w:tcPr>
-            <w:tcW w:type="dxa" w:w="2880"/>
+            <w:tcW w:type="dxa" w:w="2304"/>
             <w:shd w:val="clear" w:color="auto" w:fill="053B25"/>
           </w:tcPr>
           <w:p>
@@ -10770,7 +10852,7 @@
         </w:tc>
         <w:tc>
           <w:tcPr>
-            <w:tcW w:type="dxa" w:w="2880"/>
+            <w:tcW w:type="dxa" w:w="1872"/>
             <w:shd w:val="clear" w:color="auto" w:fill="053B25"/>
           </w:tcPr>
           <w:p>
@@ -10785,11 +10867,28 @@
             </w:r>
           </w:p>
         </w:tc>
-      </w:tr>
-      <w:tr>
-        <w:tc>
-          <w:tcPr>
-            <w:tcW w:type="dxa" w:w="2880"/>
+        <w:tc>
+          <w:tcPr>
+            <w:tcW w:type="dxa" w:w="2160"/>
+            <w:shd w:val="clear" w:color="auto" w:fill="053B25"/>
+          </w:tcPr>
+          <w:p>
+            <w:r/>
+            <w:r>
+              <w:rPr>
+                <w:b/>
+                <w:color w:val="FFFFFF"/>
+                <w:sz w:val="18"/>
+              </w:rPr>
+              <w:t>Option D (~€5.800)</w:t>
+            </w:r>
+          </w:p>
+        </w:tc>
+      </w:tr>
+      <w:tr>
+        <w:tc>
+          <w:tcPr>
+            <w:tcW w:type="dxa" w:w="2304"/>
           </w:tcPr>
           <w:p>
             <w:r>
@@ -10802,48 +10901,195 @@
         </w:tc>
         <w:tc>
           <w:tcPr>
-            <w:tcW w:type="dxa" w:w="2880"/>
-          </w:tcPr>
-          <w:p>
-            <w:r>
-              <w:rPr>
-                <w:sz w:val="18"/>
-              </w:rPr>
-              <w:t>Standard  ~€700</w:t>
-            </w:r>
-          </w:p>
-        </w:tc>
-        <w:tc>
-          <w:tcPr>
-            <w:tcW w:type="dxa" w:w="2880"/>
-          </w:tcPr>
-          <w:p>
-            <w:r>
-              <w:rPr>
-                <w:sz w:val="18"/>
-              </w:rPr>
-              <w:t>Standard (reserved)  ~€560</w:t>
-            </w:r>
-          </w:p>
-        </w:tc>
-        <w:tc>
-          <w:tcPr>
-            <w:tcW w:type="dxa" w:w="2880"/>
-          </w:tcPr>
-          <w:p>
-            <w:r>
-              <w:rPr>
-                <w:sz w:val="18"/>
-              </w:rPr>
-              <w:t>Basic  ~€300</w:t>
-            </w:r>
-          </w:p>
-        </w:tc>
-      </w:tr>
-      <w:tr>
-        <w:tc>
-          <w:tcPr>
-            <w:tcW w:type="dxa" w:w="2880"/>
+            <w:tcW w:type="dxa" w:w="2304"/>
+          </w:tcPr>
+          <w:p>
+            <w:r>
+              <w:rPr>
+                <w:sz w:val="18"/>
+              </w:rPr>
+              <w:t>Standard 1×  ~€700</w:t>
+            </w:r>
+          </w:p>
+        </w:tc>
+        <w:tc>
+          <w:tcPr>
+            <w:tcW w:type="dxa" w:w="2304"/>
+          </w:tcPr>
+          <w:p>
+            <w:r>
+              <w:rPr>
+                <w:sz w:val="18"/>
+              </w:rPr>
+              <w:t>Standard 1× reserved  ~€560</w:t>
+            </w:r>
+          </w:p>
+        </w:tc>
+        <w:tc>
+          <w:tcPr>
+            <w:tcW w:type="dxa" w:w="1872"/>
+          </w:tcPr>
+          <w:p>
+            <w:r>
+              <w:rPr>
+                <w:sz w:val="18"/>
+              </w:rPr>
+              <w:t>Basic 1×  ~€300</w:t>
+            </w:r>
+          </w:p>
+        </w:tc>
+        <w:tc>
+          <w:tcPr>
+            <w:tcW w:type="dxa" w:w="2160"/>
+          </w:tcPr>
+          <w:p>
+            <w:r>
+              <w:rPr>
+                <w:sz w:val="18"/>
+              </w:rPr>
+              <w:t>Premium 2×  ~€2.200</w:t>
+            </w:r>
+          </w:p>
+        </w:tc>
+      </w:tr>
+      <w:tr>
+        <w:tc>
+          <w:tcPr>
+            <w:tcW w:type="dxa" w:w="2304"/>
+          </w:tcPr>
+          <w:p>
+            <w:r>
+              <w:rPr>
+                <w:sz w:val="18"/>
+              </w:rPr>
+              <w:t>DDoS Protection</w:t>
+            </w:r>
+          </w:p>
+        </w:tc>
+        <w:tc>
+          <w:tcPr>
+            <w:tcW w:type="dxa" w:w="2304"/>
+          </w:tcPr>
+          <w:p>
+            <w:r>
+              <w:rPr>
+                <w:sz w:val="18"/>
+              </w:rPr>
+              <w:t>–</w:t>
+            </w:r>
+          </w:p>
+        </w:tc>
+        <w:tc>
+          <w:tcPr>
+            <w:tcW w:type="dxa" w:w="2304"/>
+          </w:tcPr>
+          <w:p>
+            <w:r>
+              <w:rPr>
+                <w:sz w:val="18"/>
+              </w:rPr>
+              <w:t>–</w:t>
+            </w:r>
+          </w:p>
+        </w:tc>
+        <w:tc>
+          <w:tcPr>
+            <w:tcW w:type="dxa" w:w="1872"/>
+          </w:tcPr>
+          <w:p>
+            <w:r>
+              <w:rPr>
+                <w:sz w:val="18"/>
+              </w:rPr>
+              <w:t>–</w:t>
+            </w:r>
+          </w:p>
+        </w:tc>
+        <w:tc>
+          <w:tcPr>
+            <w:tcW w:type="dxa" w:w="2160"/>
+          </w:tcPr>
+          <w:p>
+            <w:r>
+              <w:rPr>
+                <w:sz w:val="18"/>
+              </w:rPr>
+              <w:t>Plan  ~€2.500</w:t>
+            </w:r>
+          </w:p>
+        </w:tc>
+      </w:tr>
+      <w:tr>
+        <w:tc>
+          <w:tcPr>
+            <w:tcW w:type="dxa" w:w="2304"/>
+          </w:tcPr>
+          <w:p>
+            <w:r>
+              <w:rPr>
+                <w:sz w:val="18"/>
+              </w:rPr>
+              <w:t>ExpressRoute GW</w:t>
+            </w:r>
+          </w:p>
+        </w:tc>
+        <w:tc>
+          <w:tcPr>
+            <w:tcW w:type="dxa" w:w="2304"/>
+          </w:tcPr>
+          <w:p>
+            <w:r>
+              <w:rPr>
+                <w:sz w:val="18"/>
+              </w:rPr>
+              <w:t>–</w:t>
+            </w:r>
+          </w:p>
+        </w:tc>
+        <w:tc>
+          <w:tcPr>
+            <w:tcW w:type="dxa" w:w="2304"/>
+          </w:tcPr>
+          <w:p>
+            <w:r>
+              <w:rPr>
+                <w:sz w:val="18"/>
+              </w:rPr>
+              <w:t>–</w:t>
+            </w:r>
+          </w:p>
+        </w:tc>
+        <w:tc>
+          <w:tcPr>
+            <w:tcW w:type="dxa" w:w="1872"/>
+          </w:tcPr>
+          <w:p>
+            <w:r>
+              <w:rPr>
+                <w:sz w:val="18"/>
+              </w:rPr>
+              <w:t>–</w:t>
+            </w:r>
+          </w:p>
+        </w:tc>
+        <w:tc>
+          <w:tcPr>
+            <w:tcW w:type="dxa" w:w="2160"/>
+          </w:tcPr>
+          <w:p>
+            <w:r>
+              <w:rPr>
+                <w:sz w:val="18"/>
+              </w:rPr>
+              <w:t>2×  ~€560</w:t>
+            </w:r>
+          </w:p>
+        </w:tc>
+      </w:tr>
+      <w:tr>
+        <w:tc>
+          <w:tcPr>
+            <w:tcW w:type="dxa" w:w="2304"/>
           </w:tcPr>
           <w:p>
             <w:r>
@@ -10856,7 +11102,7 @@
         </w:tc>
         <w:tc>
           <w:tcPr>
-            <w:tcW w:type="dxa" w:w="2880"/>
+            <w:tcW w:type="dxa" w:w="2304"/>
           </w:tcPr>
           <w:p>
             <w:r>
@@ -10869,7 +11115,7 @@
         </w:tc>
         <w:tc>
           <w:tcPr>
-            <w:tcW w:type="dxa" w:w="2880"/>
+            <w:tcW w:type="dxa" w:w="2304"/>
           </w:tcPr>
           <w:p>
             <w:r>
@@ -10882,7 +11128,7 @@
         </w:tc>
         <w:tc>
           <w:tcPr>
-            <w:tcW w:type="dxa" w:w="2880"/>
+            <w:tcW w:type="dxa" w:w="1872"/>
           </w:tcPr>
           <w:p>
             <w:r>
@@ -10893,11 +11139,24 @@
             </w:r>
           </w:p>
         </w:tc>
-      </w:tr>
-      <w:tr>
-        <w:tc>
-          <w:tcPr>
-            <w:tcW w:type="dxa" w:w="2880"/>
+        <w:tc>
+          <w:tcPr>
+            <w:tcW w:type="dxa" w:w="2160"/>
+          </w:tcPr>
+          <w:p>
+            <w:r>
+              <w:rPr>
+                <w:sz w:val="18"/>
+              </w:rPr>
+              <w:t>2×  ~€280</w:t>
+            </w:r>
+          </w:p>
+        </w:tc>
+      </w:tr>
+      <w:tr>
+        <w:tc>
+          <w:tcPr>
+            <w:tcW w:type="dxa" w:w="2304"/>
           </w:tcPr>
           <w:p>
             <w:r>
@@ -10910,48 +11169,61 @@
         </w:tc>
         <w:tc>
           <w:tcPr>
-            <w:tcW w:type="dxa" w:w="2880"/>
-          </w:tcPr>
-          <w:p>
-            <w:r>
-              <w:rPr>
-                <w:sz w:val="18"/>
-              </w:rPr>
-              <w:t>1× aktiv  ~€120</w:t>
-            </w:r>
-          </w:p>
-        </w:tc>
-        <w:tc>
-          <w:tcPr>
-            <w:tcW w:type="dxa" w:w="2880"/>
-          </w:tcPr>
-          <w:p>
-            <w:r>
-              <w:rPr>
-                <w:sz w:val="18"/>
-              </w:rPr>
-              <w:t>1× aktiv  ~€120</w:t>
-            </w:r>
-          </w:p>
-        </w:tc>
-        <w:tc>
-          <w:tcPr>
-            <w:tcW w:type="dxa" w:w="2880"/>
-          </w:tcPr>
-          <w:p>
-            <w:r>
-              <w:rPr>
-                <w:sz w:val="18"/>
-              </w:rPr>
-              <w:t>1× aktiv  ~€120</w:t>
-            </w:r>
-          </w:p>
-        </w:tc>
-      </w:tr>
-      <w:tr>
-        <w:tc>
-          <w:tcPr>
-            <w:tcW w:type="dxa" w:w="2880"/>
+            <w:tcW w:type="dxa" w:w="2304"/>
+          </w:tcPr>
+          <w:p>
+            <w:r>
+              <w:rPr>
+                <w:sz w:val="18"/>
+              </w:rPr>
+              <w:t>1×  ~€120</w:t>
+            </w:r>
+          </w:p>
+        </w:tc>
+        <w:tc>
+          <w:tcPr>
+            <w:tcW w:type="dxa" w:w="2304"/>
+          </w:tcPr>
+          <w:p>
+            <w:r>
+              <w:rPr>
+                <w:sz w:val="18"/>
+              </w:rPr>
+              <w:t>1×  ~€120</w:t>
+            </w:r>
+          </w:p>
+        </w:tc>
+        <w:tc>
+          <w:tcPr>
+            <w:tcW w:type="dxa" w:w="1872"/>
+          </w:tcPr>
+          <w:p>
+            <w:r>
+              <w:rPr>
+                <w:sz w:val="18"/>
+              </w:rPr>
+              <w:t>1×  ~€120</w:t>
+            </w:r>
+          </w:p>
+        </w:tc>
+        <w:tc>
+          <w:tcPr>
+            <w:tcW w:type="dxa" w:w="2160"/>
+          </w:tcPr>
+          <w:p>
+            <w:r>
+              <w:rPr>
+                <w:sz w:val="18"/>
+              </w:rPr>
+              <w:t>2×  ~€240</w:t>
+            </w:r>
+          </w:p>
+        </w:tc>
+      </w:tr>
+      <w:tr>
+        <w:tc>
+          <w:tcPr>
+            <w:tcW w:type="dxa" w:w="2304"/>
           </w:tcPr>
           <w:p>
             <w:r>
@@ -10964,48 +11236,61 @@
         </w:tc>
         <w:tc>
           <w:tcPr>
-            <w:tcW w:type="dxa" w:w="2880"/>
-          </w:tcPr>
-          <w:p>
-            <w:r>
-              <w:rPr>
-                <w:sz w:val="18"/>
-              </w:rPr>
-              <w:t>1× aktiv  ~€25</w:t>
-            </w:r>
-          </w:p>
-        </w:tc>
-        <w:tc>
-          <w:tcPr>
-            <w:tcW w:type="dxa" w:w="2880"/>
-          </w:tcPr>
-          <w:p>
-            <w:r>
-              <w:rPr>
-                <w:sz w:val="18"/>
-              </w:rPr>
-              <w:t>1× aktiv  ~€25</w:t>
-            </w:r>
-          </w:p>
-        </w:tc>
-        <w:tc>
-          <w:tcPr>
-            <w:tcW w:type="dxa" w:w="2880"/>
-          </w:tcPr>
-          <w:p>
-            <w:r>
-              <w:rPr>
-                <w:sz w:val="18"/>
-              </w:rPr>
-              <w:t>1× aktiv  ~€25</w:t>
-            </w:r>
-          </w:p>
-        </w:tc>
-      </w:tr>
-      <w:tr>
-        <w:tc>
-          <w:tcPr>
-            <w:tcW w:type="dxa" w:w="2880"/>
+            <w:tcW w:type="dxa" w:w="2304"/>
+          </w:tcPr>
+          <w:p>
+            <w:r>
+              <w:rPr>
+                <w:sz w:val="18"/>
+              </w:rPr>
+              <w:t>1×  ~€25</w:t>
+            </w:r>
+          </w:p>
+        </w:tc>
+        <w:tc>
+          <w:tcPr>
+            <w:tcW w:type="dxa" w:w="2304"/>
+          </w:tcPr>
+          <w:p>
+            <w:r>
+              <w:rPr>
+                <w:sz w:val="18"/>
+              </w:rPr>
+              <w:t>1×  ~€25</w:t>
+            </w:r>
+          </w:p>
+        </w:tc>
+        <w:tc>
+          <w:tcPr>
+            <w:tcW w:type="dxa" w:w="1872"/>
+          </w:tcPr>
+          <w:p>
+            <w:r>
+              <w:rPr>
+                <w:sz w:val="18"/>
+              </w:rPr>
+              <w:t>1×  ~€25</w:t>
+            </w:r>
+          </w:p>
+        </w:tc>
+        <w:tc>
+          <w:tcPr>
+            <w:tcW w:type="dxa" w:w="2160"/>
+          </w:tcPr>
+          <w:p>
+            <w:r>
+              <w:rPr>
+                <w:sz w:val="18"/>
+              </w:rPr>
+              <w:t>2×  ~€50</w:t>
+            </w:r>
+          </w:p>
+        </w:tc>
+      </w:tr>
+      <w:tr>
+        <w:tc>
+          <w:tcPr>
+            <w:tcW w:type="dxa" w:w="2304"/>
           </w:tcPr>
           <w:p>
             <w:r>
@@ -11018,7 +11303,7 @@
         </w:tc>
         <w:tc>
           <w:tcPr>
-            <w:tcW w:type="dxa" w:w="2880"/>
+            <w:tcW w:type="dxa" w:w="2304"/>
           </w:tcPr>
           <w:p>
             <w:r>
@@ -11031,7 +11316,7 @@
         </w:tc>
         <w:tc>
           <w:tcPr>
-            <w:tcW w:type="dxa" w:w="2880"/>
+            <w:tcW w:type="dxa" w:w="2304"/>
           </w:tcPr>
           <w:p>
             <w:r>
@@ -11044,7 +11329,7 @@
         </w:tc>
         <w:tc>
           <w:tcPr>
-            <w:tcW w:type="dxa" w:w="2880"/>
+            <w:tcW w:type="dxa" w:w="1872"/>
           </w:tcPr>
           <w:p>
             <w:r>
@@ -11055,11 +11340,24 @@
             </w:r>
           </w:p>
         </w:tc>
-      </w:tr>
-      <w:tr>
-        <w:tc>
-          <w:tcPr>
-            <w:tcW w:type="dxa" w:w="2880"/>
+        <w:tc>
+          <w:tcPr>
+            <w:tcW w:type="dxa" w:w="2160"/>
+          </w:tcPr>
+          <w:p>
+            <w:r>
+              <w:rPr>
+                <w:sz w:val="18"/>
+              </w:rPr>
+              <w:t>~€15</w:t>
+            </w:r>
+          </w:p>
+        </w:tc>
+      </w:tr>
+      <w:tr>
+        <w:tc>
+          <w:tcPr>
+            <w:tcW w:type="dxa" w:w="2304"/>
           </w:tcPr>
           <w:p>
             <w:r>
@@ -11072,7 +11370,7 @@
         </w:tc>
         <w:tc>
           <w:tcPr>
-            <w:tcW w:type="dxa" w:w="2880"/>
+            <w:tcW w:type="dxa" w:w="2304"/>
           </w:tcPr>
           <w:p>
             <w:r>
@@ -11085,7 +11383,7 @@
         </w:tc>
         <w:tc>
           <w:tcPr>
-            <w:tcW w:type="dxa" w:w="2880"/>
+            <w:tcW w:type="dxa" w:w="2304"/>
           </w:tcPr>
           <w:p>
             <w:r>
@@ -11098,7 +11396,7 @@
         </w:tc>
         <w:tc>
           <w:tcPr>
-            <w:tcW w:type="dxa" w:w="2880"/>
+            <w:tcW w:type="dxa" w:w="1872"/>
           </w:tcPr>
           <w:p>
             <w:r>
@@ -11109,11 +11407,91 @@
             </w:r>
           </w:p>
         </w:tc>
-      </w:tr>
-      <w:tr>
-        <w:tc>
-          <w:tcPr>
-            <w:tcW w:type="dxa" w:w="2880"/>
+        <w:tc>
+          <w:tcPr>
+            <w:tcW w:type="dxa" w:w="2160"/>
+          </w:tcPr>
+          <w:p>
+            <w:r>
+              <w:rPr>
+                <w:sz w:val="18"/>
+              </w:rPr>
+              <w:t>~€50</w:t>
+            </w:r>
+          </w:p>
+        </w:tc>
+      </w:tr>
+      <w:tr>
+        <w:tc>
+          <w:tcPr>
+            <w:tcW w:type="dxa" w:w="2304"/>
+          </w:tcPr>
+          <w:p>
+            <w:r>
+              <w:rPr>
+                <w:sz w:val="18"/>
+              </w:rPr>
+              <w:t>Regionen</w:t>
+            </w:r>
+          </w:p>
+        </w:tc>
+        <w:tc>
+          <w:tcPr>
+            <w:tcW w:type="dxa" w:w="2304"/>
+          </w:tcPr>
+          <w:p>
+            <w:r>
+              <w:rPr>
+                <w:sz w:val="18"/>
+              </w:rPr>
+              <w:t>GWC</w:t>
+            </w:r>
+          </w:p>
+        </w:tc>
+        <w:tc>
+          <w:tcPr>
+            <w:tcW w:type="dxa" w:w="2304"/>
+          </w:tcPr>
+          <w:p>
+            <w:r>
+              <w:rPr>
+                <w:sz w:val="18"/>
+              </w:rPr>
+              <w:t>GWC</w:t>
+            </w:r>
+          </w:p>
+        </w:tc>
+        <w:tc>
+          <w:tcPr>
+            <w:tcW w:type="dxa" w:w="1872"/>
+          </w:tcPr>
+          <w:p>
+            <w:r>
+              <w:rPr>
+                <w:sz w:val="18"/>
+              </w:rPr>
+              <w:t>GWC</w:t>
+            </w:r>
+          </w:p>
+        </w:tc>
+        <w:tc>
+          <w:tcPr>
+            <w:tcW w:type="dxa" w:w="2160"/>
+          </w:tcPr>
+          <w:p>
+            <w:r>
+              <w:rPr>
+                <w:sz w:val="18"/>
+              </w:rPr>
+              <w:t>GWC + NE</w:t>
+            </w:r>
+          </w:p>
+        </w:tc>
+      </w:tr>
+      <w:tr>
+        <w:tc>
+          <w:tcPr>
+            <w:tcW w:type="dxa" w:w="2304"/>
           </w:tcPr>
           <w:p>
             <w:r>
@@ -11126,7 +11504,7 @@
         </w:tc>
         <w:tc>
           <w:tcPr>
-            <w:tcW w:type="dxa" w:w="2880"/>
+            <w:tcW w:type="dxa" w:w="2304"/>
           </w:tcPr>
           <w:p>
             <w:r>
@@ -11139,7 +11517,7 @@
         </w:tc>
         <w:tc>
           <w:tcPr>
-            <w:tcW w:type="dxa" w:w="2880"/>
+            <w:tcW w:type="dxa" w:w="2304"/>
           </w:tcPr>
           <w:p>
             <w:r>
@@ -11152,7 +11530,7 @@
         </w:tc>
         <w:tc>
           <w:tcPr>
-            <w:tcW w:type="dxa" w:w="2880"/>
+            <w:tcW w:type="dxa" w:w="1872"/>
           </w:tcPr>
           <w:p>
             <w:r>
@@ -11163,11 +11541,24 @@
             </w:r>
           </w:p>
         </w:tc>
-      </w:tr>
-      <w:tr>
-        <w:tc>
-          <w:tcPr>
-            <w:tcW w:type="dxa" w:w="2880"/>
+        <w:tc>
+          <w:tcPr>
+            <w:tcW w:type="dxa" w:w="2160"/>
+          </w:tcPr>
+          <w:p>
+            <w:r>
+              <w:rPr>
+                <w:sz w:val="18"/>
+              </w:rPr>
+              <w:t>~€5.800</w:t>
+            </w:r>
+          </w:p>
+        </w:tc>
+      </w:tr>
+      <w:tr>
+        <w:tc>
+          <w:tcPr>
+            <w:tcW w:type="dxa" w:w="2304"/>
           </w:tcPr>
           <w:p>
             <w:r>
@@ -11180,7 +11571,7 @@
         </w:tc>
         <w:tc>
           <w:tcPr>
-            <w:tcW w:type="dxa" w:w="2880"/>
+            <w:tcW w:type="dxa" w:w="2304"/>
           </w:tcPr>
           <w:p>
             <w:r>
@@ -11193,7 +11584,7 @@
         </w:tc>
         <w:tc>
           <w:tcPr>
-            <w:tcW w:type="dxa" w:w="2880"/>
+            <w:tcW w:type="dxa" w:w="2304"/>
           </w:tcPr>
           <w:p>
             <w:r>
@@ -11206,14 +11597,27 @@
         </w:tc>
         <w:tc>
           <w:tcPr>
-            <w:tcW w:type="dxa" w:w="2880"/>
-          </w:tcPr>
-          <w:p>
-            <w:r>
-              <w:rPr>
-                <w:sz w:val="18"/>
-              </w:rPr>
-              <w:t>✘ Nein (FW Basic)</w:t>
+            <w:tcW w:type="dxa" w:w="1872"/>
+          </w:tcPr>
+          <w:p>
+            <w:r>
+              <w:rPr>
+                <w:sz w:val="18"/>
+              </w:rPr>
+              <w:t>✘ Nein</w:t>
+            </w:r>
+          </w:p>
+        </w:tc>
+        <w:tc>
+          <w:tcPr>
+            <w:tcW w:type="dxa" w:w="2160"/>
+          </w:tcPr>
+          <w:p>
+            <w:r>
+              <w:rPr>
+                <w:sz w:val="18"/>
+              </w:rPr>
+              <w:t>✔ Ja (vollst.)</w:t>
             </w:r>
           </w:p>
         </w:tc>

--- a/docs/konzept/Word/Azure-Landing-Zone-Konzept.docx
+++ b/docs/konzept/Word/Azure-Landing-Zone-Konzept.docx
@@ -1670,6 +1670,63 @@
         <w:t>3. Zielarchitektur</w:t>
       </w:r>
     </w:p>
+    <w:p>
+      <w:pPr>
+        <w:spacing w:after="120"/>
+      </w:pPr>
+      <w:r>
+        <w:t>Die nachfolgende Abbildung zeigt die vollständige Azure Landing Zone-Zielarchitektur auf Basis des Hub-and-Spoke-Modells: Management-Group-Hierarchie, Subscriptions, Netzwerktopologie, Identität, Sicherheit und DevOps-Pipeline im Überblick.</w:t>
+      </w:r>
+    </w:p>
+    <w:p>
+      <w:pPr>
+        <w:jc w:val="center"/>
+      </w:pPr>
+      <w:r>
+        <w:drawing>
+          <wp:inline xmlns:a="http://schemas.openxmlformats.org/drawingml/2006/main" xmlns:pic="http://schemas.openxmlformats.org/drawingml/2006/picture">
+            <wp:extent cx="6217920" cy="3704844"/>
+            <wp:docPr id="1" name="Picture 1"/>
+            <wp:cNvGraphicFramePr>
+              <a:graphicFrameLocks noChangeAspect="1"/>
+            </wp:cNvGraphicFramePr>
+            <a:graphic>
+              <a:graphicData uri="http://schemas.openxmlformats.org/drawingml/2006/picture">
+                <pic:pic>
+                  <pic:nvPicPr>
+                    <pic:cNvPr id="0" name="alz-hub-spoke.png"/>
+                    <pic:cNvPicPr/>
+                  </pic:nvPicPr>
+                  <pic:blipFill>
+                    <a:blip r:embed="rId19"/>
+                    <a:stretch>
+                      <a:fillRect/>
+                    </a:stretch>
+                  </pic:blipFill>
+                  <pic:spPr>
+                    <a:xfrm>
+                      <a:off x="0" y="0"/>
+                      <a:ext cx="6217920" cy="3704844"/>
+                    </a:xfrm>
+                    <a:prstGeom prst="rect"/>
+                  </pic:spPr>
+                </pic:pic>
+              </a:graphicData>
+            </a:graphic>
+          </wp:inline>
+        </w:drawing>
+      </w:r>
+    </w:p>
+    <w:p>
+      <w:pPr>
+        <w:pStyle w:val="Standardklein"/>
+        <w:jc w:val="center"/>
+      </w:pPr>
+      <w:r>
+        <w:t>Abb. 1: Azure Landing Zone – Hub-and-Spoke-Zielarchitektur (Quelle: Microsoft Cloud Adoption Framework, learn.microsoft.com)</w:t>
+      </w:r>
+    </w:p>
+    <w:p/>
     <w:p>
       <w:pPr>
         <w:pStyle w:val="Heading2"/>
@@ -2281,6 +2338,55 @@
     <w:p/>
     <w:p>
       <w:pPr>
+        <w:jc w:val="center"/>
+      </w:pPr>
+      <w:r>
+        <w:drawing>
+          <wp:inline xmlns:a="http://schemas.openxmlformats.org/drawingml/2006/main" xmlns:pic="http://schemas.openxmlformats.org/drawingml/2006/picture">
+            <wp:extent cx="5303520" cy="1753476"/>
+            <wp:docPr id="2" name="Picture 2"/>
+            <wp:cNvGraphicFramePr>
+              <a:graphicFrameLocks noChangeAspect="1"/>
+            </wp:cNvGraphicFramePr>
+            <a:graphic>
+              <a:graphicData uri="http://schemas.openxmlformats.org/drawingml/2006/picture">
+                <pic:pic>
+                  <pic:nvPicPr>
+                    <pic:cNvPr id="0" name="alz-mg-hierarchy.png"/>
+                    <pic:cNvPicPr/>
+                  </pic:nvPicPr>
+                  <pic:blipFill>
+                    <a:blip r:embed="rId20"/>
+                    <a:stretch>
+                      <a:fillRect/>
+                    </a:stretch>
+                  </pic:blipFill>
+                  <pic:spPr>
+                    <a:xfrm>
+                      <a:off x="0" y="0"/>
+                      <a:ext cx="5303520" cy="1753476"/>
+                    </a:xfrm>
+                    <a:prstGeom prst="rect"/>
+                  </pic:spPr>
+                </pic:pic>
+              </a:graphicData>
+            </a:graphic>
+          </wp:inline>
+        </w:drawing>
+      </w:r>
+    </w:p>
+    <w:p>
+      <w:pPr>
+        <w:pStyle w:val="Standardklein"/>
+        <w:jc w:val="center"/>
+      </w:pPr>
+      <w:r>
+        <w:t>Abb. 2: Management-Group-Hierarchie mit Policy-Vererbung (Quelle: Microsoft Cloud Adoption Framework)</w:t>
+      </w:r>
+    </w:p>
+    <w:p/>
+    <w:p>
+      <w:pPr>
         <w:pStyle w:val="Heading2"/>
       </w:pPr>
       <w:r>
@@ -4071,6 +4177,55 @@
         <w:t>Es werden zwei Hub-VNets deployed – eines je Region – die bidirektional gepeert sind. Spokes werden pro Region an den jeweiligen Hub angebunden.</w:t>
       </w:r>
     </w:p>
+    <w:p>
+      <w:pPr>
+        <w:jc w:val="center"/>
+      </w:pPr>
+      <w:r>
+        <w:drawing>
+          <wp:inline xmlns:a="http://schemas.openxmlformats.org/drawingml/2006/main" xmlns:pic="http://schemas.openxmlformats.org/drawingml/2006/picture">
+            <wp:extent cx="6217920" cy="3704844"/>
+            <wp:docPr id="3" name="Picture 3"/>
+            <wp:cNvGraphicFramePr>
+              <a:graphicFrameLocks noChangeAspect="1"/>
+            </wp:cNvGraphicFramePr>
+            <a:graphic>
+              <a:graphicData uri="http://schemas.openxmlformats.org/drawingml/2006/picture">
+                <pic:pic>
+                  <pic:nvPicPr>
+                    <pic:cNvPr id="0" name="alz-hub-spoke.png"/>
+                    <pic:cNvPicPr/>
+                  </pic:nvPicPr>
+                  <pic:blipFill>
+                    <a:blip r:embed="rId19"/>
+                    <a:stretch>
+                      <a:fillRect/>
+                    </a:stretch>
+                  </pic:blipFill>
+                  <pic:spPr>
+                    <a:xfrm>
+                      <a:off x="0" y="0"/>
+                      <a:ext cx="6217920" cy="3704844"/>
+                    </a:xfrm>
+                    <a:prstGeom prst="rect"/>
+                  </pic:spPr>
+                </pic:pic>
+              </a:graphicData>
+            </a:graphic>
+          </wp:inline>
+        </w:drawing>
+      </w:r>
+    </w:p>
+    <w:p>
+      <w:pPr>
+        <w:pStyle w:val="Standardklein"/>
+        <w:jc w:val="center"/>
+      </w:pPr>
+      <w:r>
+        <w:t>Abb. 3: Hub-and-Spoke-Netzwerktopologie – Connectivity Subscription mit Firewall, Bastion, VPN/ExpressRoute und DNS Private Resolver als zentrale Shared Services (Quelle: Microsoft Cloud Adoption Framework)</w:t>
+      </w:r>
+    </w:p>
+    <w:p/>
     <w:p>
       <w:pPr>
         <w:pStyle w:val="Heading2"/>

--- a/docs/konzept/Word/Azure-Landing-Zone-Konzept.docx
+++ b/docs/konzept/Word/Azure-Landing-Zone-Konzept.docx
@@ -2934,6 +2934,17 @@
       </w:pPr>
       <w:r>
         <w:t>Das Herzstück der Azure Landing Zone ist das vollständige ALZ-Policy-Set, bezogen über avm/ptn/alz/empty:0.3.6. Statt eines schlanken Eigenbau-Sets wird das vollständige, von Microsoft gepflegte Policy-Framework ausgerollt.</w:t>
+      </w:r>
+    </w:p>
+    <w:p>
+      <w:pPr>
+        <w:pStyle w:val="Standardklein"/>
+      </w:pPr>
+      <w:r>
+        <w:rPr>
+          <w:b/>
+        </w:rPr>
+        <w:t>▶ Vollständige Referenz: Alle 12 Management Groups, 149 Policy-Definitionen, 42 Initiativen, 123 Assignments, 5 RBAC-Rollen und 20 Bicep-Module sind konkret und namentlich dokumentiert in: Azure-Landing-Zone-ALZ-Referenz.docx</w:t>
       </w:r>
     </w:p>
     <w:tbl>

--- a/docs/konzept/Word/Azure-Landing-Zone-Konzept.docx
+++ b/docs/konzept/Word/Azure-Landing-Zone-Konzept.docx
@@ -162,7 +162,7 @@
         <w:pStyle w:val="Heading2"/>
       </w:pPr>
       <w:r>
-        <w:t>Ausgangslage</w:t>
+        <w:t>1.1 Ausgangslage</w:t>
       </w:r>
     </w:p>
     <w:p>
@@ -186,7 +186,7 @@
         <w:pStyle w:val="Heading2"/>
       </w:pPr>
       <w:r>
-        <w:t>Zielbild</w:t>
+        <w:t>1.2 Zielbild</w:t>
       </w:r>
     </w:p>
     <w:p>
@@ -242,7 +242,7 @@
         <w:pStyle w:val="Heading2"/>
       </w:pPr>
       <w:r>
-        <w:t>Abgrenzung</w:t>
+        <w:t>1.3 Abgrenzung</w:t>
       </w:r>
     </w:p>
     <w:p>
@@ -258,7 +258,7 @@
         <w:pStyle w:val="Heading2"/>
       </w:pPr>
       <w:r>
-        <w:t>Erfolgskriterien</w:t>
+        <w:t>1.4 Erfolgskriterien</w:t>
       </w:r>
     </w:p>
     <w:tbl>
@@ -462,7 +462,7 @@
         <w:pStyle w:val="Heading2"/>
       </w:pPr>
       <w:r>
-        <w:t>Microsoft ALZ Bicep Accelerator</w:t>
+        <w:t>2.1 Microsoft ALZ Bicep Accelerator</w:t>
       </w:r>
     </w:p>
     <w:p>
@@ -534,7 +534,7 @@
         <w:pStyle w:val="Heading2"/>
       </w:pPr>
       <w:r>
-        <w:t>Infrastructure as Code und Pipelines</w:t>
+        <w:t>2.2 Infrastructure as Code und Pipelines</w:t>
       </w:r>
     </w:p>
     <w:p>
@@ -582,7 +582,7 @@
         <w:pStyle w:val="Heading2"/>
       </w:pPr>
       <w:r>
-        <w:t>18 geordnete Deployment-Stufen</w:t>
+        <w:t>2.3 18 geordnete Deployment-Stufen</w:t>
       </w:r>
     </w:p>
     <w:tbl>
@@ -1646,7 +1646,7 @@
         <w:pStyle w:val="Heading2"/>
       </w:pPr>
       <w:r>
-        <w:t>Qualitätssicherung</w:t>
+        <w:t>2.4 Qualitätssicherung</w:t>
       </w:r>
     </w:p>
     <w:p>
@@ -3182,7 +3182,7 @@
         <w:pStyle w:val="Heading2"/>
       </w:pPr>
       <w:r>
-        <w:t>Assignment-Verteilung je Management-Group-Ebene</w:t>
+        <w:t>4.1 Assignment-Verteilung je Management-Group-Ebene</w:t>
       </w:r>
     </w:p>
     <w:tbl>
@@ -3788,7 +3788,7 @@
         <w:pStyle w:val="Heading2"/>
       </w:pPr>
       <w:r>
-        <w:t>DoNotEnforce-Modus für sanftes Onboarding</w:t>
+        <w:t>4.2 DoNotEnforce-Modus für sanftes Onboarding</w:t>
       </w:r>
     </w:p>
     <w:p>
@@ -3828,7 +3828,7 @@
         <w:pStyle w:val="Heading2"/>
       </w:pPr>
       <w:r>
-        <w:t>Was die Policies konkret bewirken</w:t>
+        <w:t>4.3 Was die Policies konkret bewirken</w:t>
       </w:r>
     </w:p>
     <w:tbl>
@@ -6158,7 +6158,7 @@
         <w:pStyle w:val="Heading2"/>
       </w:pPr>
       <w:r>
-        <w:t>Microsoft Defender for Cloud</w:t>
+        <w:t>6.1 Microsoft Defender for Cloud</w:t>
       </w:r>
     </w:p>
     <w:p>
@@ -6568,7 +6568,7 @@
         <w:pStyle w:val="Heading2"/>
       </w:pPr>
       <w:r>
-        <w:t>Zentrales Logging als Sicherheits-Backbone</w:t>
+        <w:t>6.2 Zentrales Logging als Sicherheits-Backbone</w:t>
       </w:r>
     </w:p>
     <w:p>
@@ -6616,7 +6616,7 @@
         <w:pStyle w:val="Heading2"/>
       </w:pPr>
       <w:r>
-        <w:t>Optional: Microsoft Sentinel (Roadmap)</w:t>
+        <w:t>6.3 Optional: Microsoft Sentinel (Roadmap)</w:t>
       </w:r>
     </w:p>
     <w:p>
@@ -7201,7 +7201,7 @@
         <w:pStyle w:val="Heading2"/>
       </w:pPr>
       <w:r>
-        <w:t>5 Custom RBAC-Rollen</w:t>
+        <w:t>8.1 5 Custom RBAC-Rollen</w:t>
       </w:r>
     </w:p>
     <w:tbl>
@@ -7480,7 +7480,7 @@
         <w:pStyle w:val="Heading2"/>
       </w:pPr>
       <w:r>
-        <w:t>RBAC-Zuweisungsmodell</w:t>
+        <w:t>8.2 RBAC-Zuweisungsmodell</w:t>
       </w:r>
     </w:p>
     <w:p>
@@ -7496,7 +7496,7 @@
         <w:pStyle w:val="Heading2"/>
       </w:pPr>
       <w:r>
-        <w:t>Identity-Domäne (Roadmap)</w:t>
+        <w:t>8.3 Identity-Domäne (Roadmap)</w:t>
       </w:r>
     </w:p>
     <w:p>
@@ -7541,7 +7541,7 @@
         <w:pStyle w:val="Heading2"/>
       </w:pPr>
       <w:r>
-        <w:t>Bootstrap – Phase 0</w:t>
+        <w:t>9.1 Bootstrap – Phase 0</w:t>
       </w:r>
     </w:p>
     <w:p>
@@ -7821,7 +7821,7 @@
         <w:pStyle w:val="Heading2"/>
       </w:pPr>
       <w:r>
-        <w:t>Pipeline-Workflow</w:t>
+        <w:t>9.2 Pipeline-Workflow</w:t>
       </w:r>
     </w:p>
     <w:tbl>
@@ -8100,7 +8100,7 @@
         <w:pStyle w:val="Heading2"/>
       </w:pPr>
       <w:r>
-        <w:t>GitOps-Betriebsmodell</w:t>
+        <w:t>9.3 GitOps-Betriebsmodell</w:t>
       </w:r>
     </w:p>
     <w:p>
@@ -8161,7 +8161,7 @@
         <w:pStyle w:val="Heading2"/>
       </w:pPr>
       <w:r>
-        <w:t>Kostenvergleich: Varianten im Überblick</w:t>
+        <w:t>10.1 Kostenvergleich: Varianten im Überblick</w:t>
       </w:r>
     </w:p>
     <w:tbl>
@@ -8901,7 +8901,7 @@
         <w:pStyle w:val="Heading2"/>
       </w:pPr>
       <w:r>
-        <w:t>Bechtle-Empfehlung: ~€1.050/Monat</w:t>
+        <w:t>10.2 Bechtle-Empfehlung: ~€1.050/Monat</w:t>
       </w:r>
     </w:p>
     <w:p>
@@ -9516,7 +9516,7 @@
         <w:pStyle w:val="Heading2"/>
       </w:pPr>
       <w:r>
-        <w:t>Gestufter Ausbau</w:t>
+        <w:t>10.3 Gestufter Ausbau</w:t>
       </w:r>
     </w:p>
     <w:tbl>
@@ -9940,7 +9940,7 @@
         <w:pStyle w:val="Heading2"/>
       </w:pPr>
       <w:r>
-        <w:t>Konfigurationsvergleich: Vor- und Nachteile</w:t>
+        <w:t>10.4 Konfigurationsvergleich: Vor- und Nachteile</w:t>
       </w:r>
     </w:p>
     <w:p>
@@ -10532,7 +10532,7 @@
         <w:pStyle w:val="Heading2"/>
       </w:pPr>
       <w:r>
-        <w:t>Bechtle-Varianten: Drei Einsparstufen im Vergleich</w:t>
+        <w:t>10.5 Bechtle-Varianten: Drei Einsparstufen im Vergleich</w:t>
       </w:r>
     </w:p>
     <w:p>
@@ -12229,7 +12229,7 @@
         <w:pStyle w:val="Heading2"/>
       </w:pPr>
       <w:r>
-        <w:t>Risikomatrix</w:t>
+        <w:t>12.1 Risikomatrix</w:t>
       </w:r>
     </w:p>
     <w:tbl>
@@ -12645,7 +12645,7 @@
         <w:pStyle w:val="Heading2"/>
       </w:pPr>
       <w:r>
-        <w:t>Offene Punkte</w:t>
+        <w:t>12.2 Offene Punkte</w:t>
       </w:r>
     </w:p>
     <w:tbl>
@@ -13007,7 +13007,7 @@
         <w:pStyle w:val="Heading2"/>
       </w:pPr>
       <w:r>
-        <w:t>Entscheidungsbedarf Kunde</w:t>
+        <w:t>12.3 Entscheidungsbedarf Kunde</w:t>
       </w:r>
     </w:p>
     <w:tbl>
@@ -13430,7 +13430,7 @@
         <w:pStyle w:val="Heading2"/>
       </w:pPr>
       <w:r>
-        <w:t>Entra ID und Identity</w:t>
+        <w:t>13.1 Entra ID und Identity</w:t>
       </w:r>
     </w:p>
     <w:p>
@@ -13462,7 +13462,7 @@
         <w:pStyle w:val="Heading2"/>
       </w:pPr>
       <w:r>
-        <w:t>On-Premises-Anbindung</w:t>
+        <w:t>13.2 On-Premises-Anbindung</w:t>
       </w:r>
     </w:p>
     <w:p>
@@ -13494,7 +13494,7 @@
         <w:pStyle w:val="Heading2"/>
       </w:pPr>
       <w:r>
-        <w:t>Backup und Disaster Recovery</w:t>
+        <w:t>13.3 Backup und Disaster Recovery</w:t>
       </w:r>
     </w:p>
     <w:p>
@@ -13526,7 +13526,7 @@
         <w:pStyle w:val="Heading2"/>
       </w:pPr>
       <w:r>
-        <w:t>Kostenmanagement</w:t>
+        <w:t>13.4 Kostenmanagement</w:t>
       </w:r>
     </w:p>
     <w:p>
@@ -13558,7 +13558,7 @@
         <w:pStyle w:val="Heading2"/>
       </w:pPr>
       <w:r>
-        <w:t>Compliance und Regulatorik</w:t>
+        <w:t>13.5 Compliance und Regulatorik</w:t>
       </w:r>
     </w:p>
     <w:p>
@@ -13590,7 +13590,7 @@
         <w:pStyle w:val="Heading2"/>
       </w:pPr>
       <w:r>
-        <w:t>Workload-Migration</w:t>
+        <w:t>13.6 Workload-Migration</w:t>
       </w:r>
     </w:p>
     <w:p>
@@ -13635,7 +13635,7 @@
         <w:pStyle w:val="Heading2"/>
       </w:pPr>
       <w:r>
-        <w:t>Sofort-Maßnahmen (ohne Azure-Kosten)</w:t>
+        <w:t>14.1 Sofort-Maßnahmen (ohne Azure-Kosten)</w:t>
       </w:r>
     </w:p>
     <w:tbl>
@@ -14051,7 +14051,7 @@
         <w:pStyle w:val="Heading2"/>
       </w:pPr>
       <w:r>
-        <w:t>Empfohlener Pilot-Pfad</w:t>
+        <w:t>14.2 Empfohlener Pilot-Pfad</w:t>
       </w:r>
     </w:p>
     <w:p>
@@ -14115,7 +14115,7 @@
         <w:pStyle w:val="Heading2"/>
       </w:pPr>
       <w:r>
-        <w:t>Bechtle-Begleitung</w:t>
+        <w:t>14.3 Bechtle-Begleitung</w:t>
       </w:r>
     </w:p>
     <w:p>

--- a/docs/konzept/Word/Azure-Landing-Zone-Konzept.docx
+++ b/docs/konzept/Word/Azure-Landing-Zone-Konzept.docx
@@ -6034,7 +6034,7 @@
         <w:spacing w:after="120"/>
       </w:pPr>
       <w:r>
-        <w:t>Was verschoben wird (deferred, nicht gestrichen):</w:t>
+        <w:t>Was vorläufig zurückgestellt wird (nicht gestrichen):</w:t>
       </w:r>
     </w:p>
     <w:p>
@@ -7201,7 +7201,7 @@
         <w:pStyle w:val="Heading2"/>
       </w:pPr>
       <w:r>
-        <w:t>8.1 5 Custom RBAC-Rollen</w:t>
+        <w:t>8.1 Custom RBAC-Rollen</w:t>
       </w:r>
     </w:p>
     <w:tbl>
@@ -8909,7 +8909,7 @@
         <w:spacing w:after="120"/>
       </w:pPr>
       <w:r>
-        <w:t>Die Bechtle-Konfiguration stellt alle produktionsrelevanten Netzwerk- und Sicherheitsdienste in der Primärregion (Germany West Central) bereit. Kein Funktionsverlust gegenueber dem Microsoft-Default – lediglich Dienste, die erst bei konkretem Bedarf relevant werden, sind initial deaktiviert.</w:t>
+        <w:t>Die Bechtle-Konfiguration stellt alle produktionsrelevanten Netzwerk- und Sicherheitsdienste in der Primärregion (Germany West Central) bereit. Kein Funktionsverlust gegenüber dem Microsoft-Default – lediglich Dienste, die erst bei konkretem Bedarf relevant werden, sind initial deaktiviert.</w:t>
       </w:r>
     </w:p>
     <w:tbl>
@@ -9368,7 +9368,7 @@
               <w:rPr>
                 <w:sz w:val="18"/>
               </w:rPr>
-              <w:t>Deferred</w:t>
+              <w:t>Zurückgestellt</w:t>
             </w:r>
           </w:p>
         </w:tc>
@@ -9409,7 +9409,7 @@
               <w:rPr>
                 <w:sz w:val="18"/>
               </w:rPr>
-              <w:t>Deferred</w:t>
+              <w:t>Zurückgestellt</w:t>
             </w:r>
           </w:p>
         </w:tc>
@@ -9450,7 +9450,7 @@
               <w:rPr>
                 <w:sz w:val="18"/>
               </w:rPr>
-              <w:t>Deferred</w:t>
+              <w:t>Zurückgestellt</w:t>
             </w:r>
           </w:p>
         </w:tc>
@@ -9478,7 +9478,7 @@
               <w:rPr>
                 <w:sz w:val="18"/>
               </w:rPr>
-              <w:t>Sekundaere Region (North Europe)</w:t>
+              <w:t>Sekundäre Region (optional)</w:t>
             </w:r>
           </w:p>
         </w:tc>
@@ -9491,7 +9491,7 @@
               <w:rPr>
                 <w:sz w:val="18"/>
               </w:rPr>
-              <w:t>Deferred</w:t>
+              <w:t>Zurückgestellt</w:t>
             </w:r>
           </w:p>
         </w:tc>
@@ -9504,7 +9504,7 @@
               <w:rPr>
                 <w:sz w:val="18"/>
               </w:rPr>
-              <w:t>Zweiten Hub-Deployment-Lauf ausfuehren</w:t>
+              <w:t>Zweiten Hub-Deployment-Lauf ausführen</w:t>
             </w:r>
           </w:p>
         </w:tc>
@@ -9596,7 +9596,7 @@
                 <w:color w:val="FFFFFF"/>
                 <w:sz w:val="18"/>
               </w:rPr>
-              <w:t>Ausloser</w:t>
+              <w:t>Auslöser</w:t>
             </w:r>
           </w:p>
         </w:tc>
@@ -9732,7 +9732,7 @@
               <w:rPr>
                 <w:sz w:val="18"/>
               </w:rPr>
-              <w:t>+ Sekundar-Hub North Europe</w:t>
+              <w:t>+ Sekundär-Hub (optional)</w:t>
             </w:r>
           </w:p>
         </w:tc>
@@ -9812,7 +9812,7 @@
               <w:rPr>
                 <w:sz w:val="18"/>
               </w:rPr>
-              <w:t>IDPS / TLS-Inspektion / URL-Filterung benoetigt</w:t>
+              <w:t>IDPS / TLS-Inspektion / URL-Filterung benötigt</w:t>
             </w:r>
           </w:p>
         </w:tc>
@@ -9920,7 +9920,7 @@
               <w:rPr>
                 <w:sz w:val="18"/>
               </w:rPr>
-              <w:t>Vollstaendiger Enterprise-Standard</w:t>
+              <w:t>Vollständiger Enterprise-Standard</w:t>
             </w:r>
           </w:p>
         </w:tc>
@@ -10724,7 +10724,7 @@
               </w:rPr>
               <w:t>B – Bechtle-Optimiert</w:t>
               <w:br/>
-              <w:t>(VPN deferred +</w:t>
+              <w:t>(VPN zurückgestellt +</w:t>
               <w:br/>
               <w:t>1-J.-Reservation FW)</w:t>
             </w:r>
@@ -10801,7 +10801,7 @@
               <w:br/>
               <w:t>(Firewall Basic,</w:t>
               <w:br/>
-              <w:t>VPN deferred)</w:t>
+              <w:t>VPN zurückgestellt)</w:t>
               <w:br/>
               <w:t>⚠ ALZ-Bruch</w:t>
             </w:r>
@@ -11288,7 +11288,7 @@
               <w:rPr>
                 <w:sz w:val="18"/>
               </w:rPr>
-              <w:t>Deferred  €0</w:t>
+              <w:t>Zurückgest.  €0</w:t>
             </w:r>
           </w:p>
         </w:tc>
@@ -11301,7 +11301,7 @@
               <w:rPr>
                 <w:sz w:val="18"/>
               </w:rPr>
-              <w:t>Deferred  €0</w:t>
+              <w:t>Zurückgest.  €0</w:t>
             </w:r>
           </w:p>
         </w:tc>
@@ -14147,7 +14147,7 @@
         <w:pStyle w:val="BechtleAufzhlung"/>
       </w:pPr>
       <w:r>
-        <w:t>Pilot-Pilotierung (erste Landing Zone, Spoke-Netzwerk, Workload-Onboarding)</w:t>
+        <w:t>Pilotierung (erste Landing Zone, Spoke-Netzwerk, Workload-Onboarding)</w:t>
       </w:r>
     </w:p>
     <w:p>

--- a/docs/konzept/Word/Azure-Landing-Zone-Konzept.docx
+++ b/docs/konzept/Word/Azure-Landing-Zone-Konzept.docx
@@ -3862,7 +3862,7 @@
         </w:tc>
         <w:tc>
           <w:tcPr>
-            <w:tcW w:type="dxa" w:w="3600"/>
+            <w:tcW w:type="dxa" w:w="3456"/>
             <w:shd w:val="clear" w:color="auto" w:fill="053B25"/>
           </w:tcPr>
           <w:p>
@@ -3879,7 +3879,7 @@
         </w:tc>
         <w:tc>
           <w:tcPr>
-            <w:tcW w:type="dxa" w:w="3888"/>
+            <w:tcW w:type="dxa" w:w="4032"/>
             <w:shd w:val="clear" w:color="auto" w:fill="053B25"/>
           </w:tcPr>
           <w:p>
@@ -3911,7 +3911,7 @@
         </w:tc>
         <w:tc>
           <w:tcPr>
-            <w:tcW w:type="dxa" w:w="3600"/>
+            <w:tcW w:type="dxa" w:w="3456"/>
           </w:tcPr>
           <w:p>
             <w:r>
@@ -3924,7 +3924,7 @@
         </w:tc>
         <w:tc>
           <w:tcPr>
-            <w:tcW w:type="dxa" w:w="3888"/>
+            <w:tcW w:type="dxa" w:w="4032"/>
           </w:tcPr>
           <w:p>
             <w:r>
@@ -3952,7 +3952,7 @@
         </w:tc>
         <w:tc>
           <w:tcPr>
-            <w:tcW w:type="dxa" w:w="3600"/>
+            <w:tcW w:type="dxa" w:w="3456"/>
           </w:tcPr>
           <w:p>
             <w:r>
@@ -3965,7 +3965,7 @@
         </w:tc>
         <w:tc>
           <w:tcPr>
-            <w:tcW w:type="dxa" w:w="3888"/>
+            <w:tcW w:type="dxa" w:w="4032"/>
           </w:tcPr>
           <w:p>
             <w:r>
@@ -3993,7 +3993,7 @@
         </w:tc>
         <w:tc>
           <w:tcPr>
-            <w:tcW w:type="dxa" w:w="3600"/>
+            <w:tcW w:type="dxa" w:w="3456"/>
           </w:tcPr>
           <w:p>
             <w:r>
@@ -4006,7 +4006,7 @@
         </w:tc>
         <w:tc>
           <w:tcPr>
-            <w:tcW w:type="dxa" w:w="3888"/>
+            <w:tcW w:type="dxa" w:w="4032"/>
           </w:tcPr>
           <w:p>
             <w:r>
@@ -4034,7 +4034,7 @@
         </w:tc>
         <w:tc>
           <w:tcPr>
-            <w:tcW w:type="dxa" w:w="3600"/>
+            <w:tcW w:type="dxa" w:w="3456"/>
           </w:tcPr>
           <w:p>
             <w:r>
@@ -4047,7 +4047,7 @@
         </w:tc>
         <w:tc>
           <w:tcPr>
-            <w:tcW w:type="dxa" w:w="3888"/>
+            <w:tcW w:type="dxa" w:w="4032"/>
           </w:tcPr>
           <w:p>
             <w:r>
@@ -4075,7 +4075,7 @@
         </w:tc>
         <w:tc>
           <w:tcPr>
-            <w:tcW w:type="dxa" w:w="3600"/>
+            <w:tcW w:type="dxa" w:w="3456"/>
           </w:tcPr>
           <w:p>
             <w:r>
@@ -4088,7 +4088,7 @@
         </w:tc>
         <w:tc>
           <w:tcPr>
-            <w:tcW w:type="dxa" w:w="3888"/>
+            <w:tcW w:type="dxa" w:w="4032"/>
           </w:tcPr>
           <w:p>
             <w:r>
@@ -4116,7 +4116,7 @@
         </w:tc>
         <w:tc>
           <w:tcPr>
-            <w:tcW w:type="dxa" w:w="3600"/>
+            <w:tcW w:type="dxa" w:w="3456"/>
           </w:tcPr>
           <w:p>
             <w:r>
@@ -4129,7 +4129,7 @@
         </w:tc>
         <w:tc>
           <w:tcPr>
-            <w:tcW w:type="dxa" w:w="3888"/>
+            <w:tcW w:type="dxa" w:w="4032"/>
           </w:tcPr>
           <w:p>
             <w:r>
@@ -4137,6 +4137,383 @@
                 <w:sz w:val="18"/>
               </w:rPr>
               <w:t>Keine öffentlichen IPs oder PaaS-Endpunkte in corp-Zone</w:t>
+            </w:r>
+          </w:p>
+        </w:tc>
+      </w:tr>
+      <w:tr>
+        <w:tc>
+          <w:tcPr>
+            <w:tcW w:type="dxa" w:w="2592"/>
+          </w:tcPr>
+          <w:p>
+            <w:r>
+              <w:rPr>
+                <w:sz w:val="18"/>
+              </w:rPr>
+              <w:t>SQL &amp; Datenbanken</w:t>
+            </w:r>
+          </w:p>
+        </w:tc>
+        <w:tc>
+          <w:tcPr>
+            <w:tcW w:type="dxa" w:w="3456"/>
+          </w:tcPr>
+          <w:p>
+            <w:r>
+              <w:rPr>
+                <w:sz w:val="18"/>
+              </w:rPr>
+              <w:t>Deploy-SQL-Tde, Deny-Sql-MinTLS, Deploy-MDFC-SqlAtp</w:t>
+            </w:r>
+          </w:p>
+        </w:tc>
+        <w:tc>
+          <w:tcPr>
+            <w:tcW w:type="dxa" w:w="4032"/>
+          </w:tcPr>
+          <w:p>
+            <w:r>
+              <w:rPr>
+                <w:sz w:val="18"/>
+              </w:rPr>
+              <w:t>Transparent Data Encryption, TLS 1.2+, Defender for SQL aktiv</w:t>
+            </w:r>
+          </w:p>
+        </w:tc>
+      </w:tr>
+      <w:tr>
+        <w:tc>
+          <w:tcPr>
+            <w:tcW w:type="dxa" w:w="2592"/>
+          </w:tcPr>
+          <w:p>
+            <w:r>
+              <w:rPr>
+                <w:sz w:val="18"/>
+              </w:rPr>
+              <w:t>Storage – vollständig</w:t>
+            </w:r>
+          </w:p>
+        </w:tc>
+        <w:tc>
+          <w:tcPr>
+            <w:tcW w:type="dxa" w:w="3456"/>
+          </w:tcPr>
+          <w:p>
+            <w:r>
+              <w:rPr>
+                <w:sz w:val="18"/>
+              </w:rPr>
+              <w:t>Deny-Storage-SharedKey, Deny-Storage-PublicAccess,</w:t>
+              <w:br/>
+              <w:t>Deny-Storage-SFTP</w:t>
+            </w:r>
+          </w:p>
+        </w:tc>
+        <w:tc>
+          <w:tcPr>
+            <w:tcW w:type="dxa" w:w="4032"/>
+          </w:tcPr>
+          <w:p>
+            <w:r>
+              <w:rPr>
+                <w:sz w:val="18"/>
+              </w:rPr>
+              <w:t>Shared Key deaktiviert, kein öffentlicher Blob-Zugriff, SFTP gesperrt</w:t>
+            </w:r>
+          </w:p>
+        </w:tc>
+      </w:tr>
+      <w:tr>
+        <w:tc>
+          <w:tcPr>
+            <w:tcW w:type="dxa" w:w="2592"/>
+          </w:tcPr>
+          <w:p>
+            <w:r>
+              <w:rPr>
+                <w:sz w:val="18"/>
+              </w:rPr>
+              <w:t>Governance &amp; Tagging</w:t>
+            </w:r>
+          </w:p>
+        </w:tc>
+        <w:tc>
+          <w:tcPr>
+            <w:tcW w:type="dxa" w:w="3456"/>
+          </w:tcPr>
+          <w:p>
+            <w:r>
+              <w:rPr>
+                <w:sz w:val="18"/>
+              </w:rPr>
+              <w:t>Audit-Tags-Mandatory-Rg, Deny-Classic-Resources,</w:t>
+              <w:br/>
+              <w:t>Enforce-ACSB</w:t>
+            </w:r>
+          </w:p>
+        </w:tc>
+        <w:tc>
+          <w:tcPr>
+            <w:tcW w:type="dxa" w:w="4032"/>
+          </w:tcPr>
+          <w:p>
+            <w:r>
+              <w:rPr>
+                <w:sz w:val="18"/>
+              </w:rPr>
+              <w:t>Pflicht-Tags auf Resource Groups, keine klassischen Ressourcen, Sicherheitsbaseline</w:t>
+            </w:r>
+          </w:p>
+        </w:tc>
+      </w:tr>
+      <w:tr>
+        <w:tc>
+          <w:tcPr>
+            <w:tcW w:type="dxa" w:w="2592"/>
+          </w:tcPr>
+          <w:p>
+            <w:r>
+              <w:rPr>
+                <w:sz w:val="18"/>
+              </w:rPr>
+              <w:t>RBAC-Schutz</w:t>
+            </w:r>
+          </w:p>
+        </w:tc>
+        <w:tc>
+          <w:tcPr>
+            <w:tcW w:type="dxa" w:w="3456"/>
+          </w:tcPr>
+          <w:p>
+            <w:r>
+              <w:rPr>
+                <w:sz w:val="18"/>
+              </w:rPr>
+              <w:t>DenyAction-DeleteUAMIAMA</w:t>
+            </w:r>
+          </w:p>
+        </w:tc>
+        <w:tc>
+          <w:tcPr>
+            <w:tcW w:type="dxa" w:w="4032"/>
+          </w:tcPr>
+          <w:p>
+            <w:r>
+              <w:rPr>
+                <w:sz w:val="18"/>
+              </w:rPr>
+              <w:t>Schützt die Managed Identity der Monitoring-Agenten vor versehentlicher Löschung</w:t>
+            </w:r>
+          </w:p>
+        </w:tc>
+      </w:tr>
+      <w:tr>
+        <w:tc>
+          <w:tcPr>
+            <w:tcW w:type="dxa" w:w="2592"/>
+          </w:tcPr>
+          <w:p>
+            <w:r>
+              <w:rPr>
+                <w:sz w:val="18"/>
+              </w:rPr>
+              <w:t>Guardrails je Dienst</w:t>
+            </w:r>
+          </w:p>
+        </w:tc>
+        <w:tc>
+          <w:tcPr>
+            <w:tcW w:type="dxa" w:w="3456"/>
+          </w:tcPr>
+          <w:p>
+            <w:r>
+              <w:rPr>
+                <w:sz w:val="18"/>
+              </w:rPr>
+              <w:t>Enforce-Guardrails-KeyVault, -AKS,</w:t>
+              <w:br/>
+              <w:t>-AppServices, -OpenAI (28 Initiativen)</w:t>
+            </w:r>
+          </w:p>
+        </w:tc>
+        <w:tc>
+          <w:tcPr>
+            <w:tcW w:type="dxa" w:w="4032"/>
+          </w:tcPr>
+          <w:p>
+            <w:r>
+              <w:rPr>
+                <w:sz w:val="18"/>
+              </w:rPr>
+              <w:t>Dienstspezifische Sicherheitsleitplanken für alle gängigen Azure-Dienste</w:t>
+            </w:r>
+          </w:p>
+        </w:tc>
+      </w:tr>
+      <w:tr>
+        <w:tc>
+          <w:tcPr>
+            <w:tcW w:type="dxa" w:w="2592"/>
+          </w:tcPr>
+          <w:p>
+            <w:r>
+              <w:rPr>
+                <w:sz w:val="18"/>
+              </w:rPr>
+              <w:t>Update Management</w:t>
+            </w:r>
+          </w:p>
+        </w:tc>
+        <w:tc>
+          <w:tcPr>
+            <w:tcW w:type="dxa" w:w="3456"/>
+          </w:tcPr>
+          <w:p>
+            <w:r>
+              <w:rPr>
+                <w:sz w:val="18"/>
+              </w:rPr>
+              <w:t>Deploy-AUMConfigure-VMLinuxAzure,</w:t>
+              <w:br/>
+              <w:t>Deploy-AUMConfigure-VMWinAzure</w:t>
+            </w:r>
+          </w:p>
+        </w:tc>
+        <w:tc>
+          <w:tcPr>
+            <w:tcW w:type="dxa" w:w="4032"/>
+          </w:tcPr>
+          <w:p>
+            <w:r>
+              <w:rPr>
+                <w:sz w:val="18"/>
+              </w:rPr>
+              <w:t>Automatisches Patch-Management für alle Linux- und Windows-VMs</w:t>
+            </w:r>
+          </w:p>
+        </w:tc>
+      </w:tr>
+      <w:tr>
+        <w:tc>
+          <w:tcPr>
+            <w:tcW w:type="dxa" w:w="2592"/>
+          </w:tcPr>
+          <w:p>
+            <w:r>
+              <w:rPr>
+                <w:sz w:val="18"/>
+              </w:rPr>
+              <w:t>Private DNS</w:t>
+            </w:r>
+          </w:p>
+        </w:tc>
+        <w:tc>
+          <w:tcPr>
+            <w:tcW w:type="dxa" w:w="3456"/>
+          </w:tcPr>
+          <w:p>
+            <w:r>
+              <w:rPr>
+                <w:sz w:val="18"/>
+              </w:rPr>
+              <w:t>Deploy-Private-DNS-Zones (59 Policies)</w:t>
+            </w:r>
+          </w:p>
+        </w:tc>
+        <w:tc>
+          <w:tcPr>
+            <w:tcW w:type="dxa" w:w="4032"/>
+          </w:tcPr>
+          <w:p>
+            <w:r>
+              <w:rPr>
+                <w:sz w:val="18"/>
+              </w:rPr>
+              <w:t>Private Endpunkte werden automatisch in Private DNS Zones registriert</w:t>
+            </w:r>
+          </w:p>
+        </w:tc>
+      </w:tr>
+      <w:tr>
+        <w:tc>
+          <w:tcPr>
+            <w:tcW w:type="dxa" w:w="2592"/>
+          </w:tcPr>
+          <w:p>
+            <w:r>
+              <w:rPr>
+                <w:sz w:val="18"/>
+              </w:rPr>
+              <w:t>Sandbox &amp; Decommissioned</w:t>
+            </w:r>
+          </w:p>
+        </w:tc>
+        <w:tc>
+          <w:tcPr>
+            <w:tcW w:type="dxa" w:w="3456"/>
+          </w:tcPr>
+          <w:p>
+            <w:r>
+              <w:rPr>
+                <w:sz w:val="18"/>
+              </w:rPr>
+              <w:t>Enforce-ALZ-Sandbox, Enforce-ALZ-Decomm</w:t>
+            </w:r>
+          </w:p>
+        </w:tc>
+        <w:tc>
+          <w:tcPr>
+            <w:tcW w:type="dxa" w:w="4032"/>
+          </w:tcPr>
+          <w:p>
+            <w:r>
+              <w:rPr>
+                <w:sz w:val="18"/>
+              </w:rPr>
+              <w:t>Sandbox: nur erlaubte Dienste; Decomm: blockiert alle neuen Ressourcen</w:t>
+            </w:r>
+          </w:p>
+        </w:tc>
+      </w:tr>
+      <w:tr>
+        <w:tc>
+          <w:tcPr>
+            <w:tcW w:type="dxa" w:w="2592"/>
+          </w:tcPr>
+          <w:p>
+            <w:r>
+              <w:rPr>
+                <w:sz w:val="18"/>
+              </w:rPr>
+              <w:t>Sovereign / Local</w:t>
+            </w:r>
+          </w:p>
+        </w:tc>
+        <w:tc>
+          <w:tcPr>
+            <w:tcW w:type="dxa" w:w="3456"/>
+          </w:tcPr>
+          <w:p>
+            <w:r>
+              <w:rPr>
+                <w:sz w:val="18"/>
+              </w:rPr>
+              <w:t>Enforce-ALDO-Services</w:t>
+            </w:r>
+          </w:p>
+        </w:tc>
+        <w:tc>
+          <w:tcPr>
+            <w:tcW w:type="dxa" w:w="4032"/>
+          </w:tcPr>
+          <w:p>
+            <w:r>
+              <w:rPr>
+                <w:sz w:val="18"/>
+              </w:rPr>
+              <w:t>Auf alz-landingzones-local: ausschließlich in GWC erlaubte Azure-Dienste</w:t>
             </w:r>
           </w:p>
         </w:tc>
@@ -4185,7 +4562,7 @@
         <w:spacing w:after="120"/>
       </w:pPr>
       <w:r>
-        <w:t>Es werden zwei Hub-VNets deployed – eines je Region – die bidirektional gepeert sind. Spokes werden pro Region an den jeweiligen Hub angebunden.</w:t>
+        <w:t>Es wird ein Hub-VNet in der Primärregion Germany West Central deployed. Spokes werden über VNet-Peering an den Hub angebunden und nutzen gemeinsam Firewall, Bastion und DNS. Ein zweiter Hub in einer Sekundärregion ist für spätere Geo-Redundanz vorgesehen, aber nicht Teil des initialen Deployments.</w:t>
       </w:r>
     </w:p>
     <w:p>

--- a/docs/konzept/Word/Azure-Landing-Zone-Konzept.docx
+++ b/docs/konzept/Word/Azure-Landing-Zone-Konzept.docx
@@ -83,7 +83,7 @@
         <w:t xml:space="preserve">Governance und Policies: </w:t>
       </w:r>
       <w:r>
-        <w:t>149 Policy-Definitionen, 42 Initiativen und 123 konkrete Richtlinien-Zuweisungen sorgen für automatisierte Leitplanken (Guardrails) auf allen Verwaltungsebenen – von Sicherheitsanforderungen bis zur Ressourcen-Klassifizierung.</w:t>
+        <w:t>149 Policy-Definitionen, 42 Initiativen und 118 konkrete Richtlinien-Zuweisungen sorgen für automatisierte Leitplanken (Guardrails) auf allen Verwaltungsebenen – von Sicherheitsanforderungen bis zur Ressourcen-Klassifizierung.</w:t>
       </w:r>
     </w:p>
     <w:p>
@@ -97,7 +97,7 @@
         <w:t xml:space="preserve">Netzwerk-Hub: </w:t>
       </w:r>
       <w:r>
-        <w:t>Ein zentrales Hub-and-Spoke-Netzwerk (Azure Firewall, Bastion, Private DNS, optionale VPN/ExpressRoute-Anbindung) stellt sichere Konnektivität für alle Workloads bereit.</w:t>
+        <w:t>Ein zentrales Hub-and-Spoke-Netzwerk (Azure Firewall, Private DNS, optionale VPN/ExpressRoute/Bastion-Anbindung) stellt sichere Konnektivität für alle Workloads bereit.</w:t>
       </w:r>
     </w:p>
     <w:p>
@@ -202,7 +202,7 @@
         <w:pStyle w:val="BechtleAufzhlung"/>
       </w:pPr>
       <w:r>
-        <w:t>Management-Group-Hierarchie (12 MGs) als strukturierter Verwaltungsrahmen für alle Subscriptions</w:t>
+        <w:t>Management-Group-Hierarchie (8 MGs) als strukturierter Verwaltungsrahmen für alle Subscriptions</w:t>
       </w:r>
     </w:p>
     <w:p>
@@ -330,7 +330,7 @@
               <w:rPr>
                 <w:sz w:val="18"/>
               </w:rPr>
-              <w:t>12 MGs im Azure Portal sichtbar, Tenant Root → alz → Unterebenen</w:t>
+              <w:t>8 MGs im Azure Portal sichtbar, Tenant Root → alz → Unterebenen</w:t>
             </w:r>
           </w:p>
         </w:tc>
@@ -358,7 +358,7 @@
               <w:rPr>
                 <w:sz w:val="18"/>
               </w:rPr>
-              <w:t>123 Assignments aktiv; Azure Policy Compliance-Report zeigt Ergebnisse</w:t>
+              <w:t>118 Assignments aktiv; Azure Policy Compliance-Report zeigt Ergebnisse</w:t>
             </w:r>
           </w:p>
         </w:tc>
@@ -512,7 +512,7 @@
         <w:t xml:space="preserve">Policy-Set: </w:t>
       </w:r>
       <w:r>
-        <w:t>Vollständiges Policy-Set: 149 Definitionen, 42 Initiativen, 123 Assignments – automatisch aus der öffentlichen Microsoft Container Registry (MCR) bezogen</w:t>
+        <w:t>Vollständiges Policy-Set: 149 Definitionen, 42 Initiativen, 118 Assignments – automatisch aus der öffentlichen Microsoft Container Registry (MCR) bezogen</w:t>
       </w:r>
     </w:p>
     <w:p>
@@ -2740,7 +2740,7 @@
               <w:rPr>
                 <w:sz w:val="18"/>
               </w:rPr>
-              <w:t>alz, alz-platform, alz-platform-{connectivity,identity,management,security}, alz-landingzones, …</w:t>
+              <w:t>alz, alz-platform, alz-platform-connectivity, alz-landingzones, alz-landingzones-corp, alz-sandbox, alz-decommissioned</w:t>
             </w:r>
           </w:p>
         </w:tc>
@@ -2934,6 +2934,17 @@
       </w:pPr>
       <w:r>
         <w:t>Das Herzstück der Azure Landing Zone ist das vollständige ALZ-Policy-Set, bezogen über avm/ptn/alz/empty:0.3.6. Statt eines schlanken Eigenbau-Sets wird das vollständige, von Microsoft gepflegte Policy-Framework ausgerollt.</w:t>
+      </w:r>
+    </w:p>
+    <w:p>
+      <w:pPr>
+        <w:pStyle w:val="Standardklein"/>
+      </w:pPr>
+      <w:r>
+        <w:rPr>
+          <w:b/>
+        </w:rPr>
+        <w:t>▶ Vollständige Referenz: Alle 8 Management Groups, 149 Policy-Definitionen, 42 Initiativen, 118 Assignments, 5 RBAC-Rollen und 22 Bicep-Module sind konkret und namentlich dokumentiert in: Azure-Landing-Zone-ALZ-Referenz.docx</w:t>
       </w:r>
     </w:p>
     <w:tbl>
@@ -3105,7 +3116,7 @@
               <w:rPr>
                 <w:sz w:val="18"/>
               </w:rPr>
-              <w:t>123</w:t>
+              <w:t>118</w:t>
             </w:r>
           </w:p>
         </w:tc>
@@ -3118,7 +3129,7 @@
               <w:rPr>
                 <w:sz w:val="18"/>
               </w:rPr>
-              <w:t>Direkt zugewiesen auf 9 MG-Ebenen; Kind-MGs erben zusätzlich</w:t>
+              <w:t>Direkt zugewiesen auf 7 MG-Ebenen; Kind-MGs erben zusätzlich</w:t>
             </w:r>
           </w:p>
         </w:tc>
@@ -4277,13 +4288,13 @@
                 <w:color w:val="FFFFFF"/>
                 <w:sz w:val="18"/>
               </w:rPr>
-              <w:t>Hub 1 Primär (GWC)</w:t>
-            </w:r>
-          </w:p>
-        </w:tc>
-        <w:tc>
-          <w:tcPr>
-            <w:tcW w:type="dxa" w:w="2160"/>
+              <w:t>Adressbereich (GWC)</w:t>
+            </w:r>
+          </w:p>
+        </w:tc>
+        <w:tc>
+          <w:tcPr>
+            <w:tcW w:type="dxa" w:w="1728"/>
             <w:shd w:val="clear" w:color="auto" w:fill="053B25"/>
           </w:tcPr>
           <w:p>
@@ -4294,13 +4305,13 @@
                 <w:color w:val="FFFFFF"/>
                 <w:sz w:val="18"/>
               </w:rPr>
-              <w:t>Hub 2 Sekundär (NE)</w:t>
-            </w:r>
-          </w:p>
-        </w:tc>
-        <w:tc>
-          <w:tcPr>
-            <w:tcW w:type="dxa" w:w="2304"/>
+              <w:t>Status</w:t>
+            </w:r>
+          </w:p>
+        </w:tc>
+        <w:tc>
+          <w:tcPr>
+            <w:tcW w:type="dxa" w:w="4176"/>
             <w:shd w:val="clear" w:color="auto" w:fill="053B25"/>
           </w:tcPr>
           <w:p>
@@ -4345,6 +4356,47 @@
         </w:tc>
         <w:tc>
           <w:tcPr>
+            <w:tcW w:type="dxa" w:w="1728"/>
+          </w:tcPr>
+          <w:p>
+            <w:r>
+              <w:rPr>
+                <w:sz w:val="18"/>
+              </w:rPr>
+              <w:t>Aktiv</w:t>
+            </w:r>
+          </w:p>
+        </w:tc>
+        <w:tc>
+          <w:tcPr>
+            <w:tcW w:type="dxa" w:w="4176"/>
+          </w:tcPr>
+          <w:p>
+            <w:r>
+              <w:rPr>
+                <w:sz w:val="18"/>
+              </w:rPr>
+              <w:t>Azure Firewall (Pflichtsubnetz)</w:t>
+            </w:r>
+          </w:p>
+        </w:tc>
+      </w:tr>
+      <w:tr>
+        <w:tc>
+          <w:tcPr>
+            <w:tcW w:type="dxa" w:w="3456"/>
+          </w:tcPr>
+          <w:p>
+            <w:r>
+              <w:rPr>
+                <w:sz w:val="18"/>
+              </w:rPr>
+              <w:t>AzureFirewallManagementSubnet</w:t>
+            </w:r>
+          </w:p>
+        </w:tc>
+        <w:tc>
+          <w:tcPr>
             <w:tcW w:type="dxa" w:w="2160"/>
           </w:tcPr>
           <w:p>
@@ -4352,20 +4404,33 @@
               <w:rPr>
                 <w:sz w:val="18"/>
               </w:rPr>
-              <w:t>10.1.0.0/26</w:t>
-            </w:r>
-          </w:p>
-        </w:tc>
-        <w:tc>
-          <w:tcPr>
-            <w:tcW w:type="dxa" w:w="2304"/>
-          </w:tcPr>
-          <w:p>
-            <w:r>
-              <w:rPr>
-                <w:sz w:val="18"/>
-              </w:rPr>
-              <w:t>Azure Firewall (Pflichtsubnetz)</w:t>
+              <w:t>10.0.0.192/26</w:t>
+            </w:r>
+          </w:p>
+        </w:tc>
+        <w:tc>
+          <w:tcPr>
+            <w:tcW w:type="dxa" w:w="1728"/>
+          </w:tcPr>
+          <w:p>
+            <w:r>
+              <w:rPr>
+                <w:sz w:val="18"/>
+              </w:rPr>
+              <w:t>Aktiv</w:t>
+            </w:r>
+          </w:p>
+        </w:tc>
+        <w:tc>
+          <w:tcPr>
+            <w:tcW w:type="dxa" w:w="4176"/>
+          </w:tcPr>
+          <w:p>
+            <w:r>
+              <w:rPr>
+                <w:sz w:val="18"/>
+              </w:rPr>
+              <w:t>Firewall Management Traffic</w:t>
             </w:r>
           </w:p>
         </w:tc>
@@ -4380,7 +4445,7 @@
               <w:rPr>
                 <w:sz w:val="18"/>
               </w:rPr>
-              <w:t>AzureFirewallManagementSubnet</w:t>
+              <w:t>AzureBastionSubnet</w:t>
             </w:r>
           </w:p>
         </w:tc>
@@ -4393,7 +4458,48 @@
               <w:rPr>
                 <w:sz w:val="18"/>
               </w:rPr>
-              <w:t>10.0.0.192/26</w:t>
+              <w:t>10.0.0.64/26</w:t>
+            </w:r>
+          </w:p>
+        </w:tc>
+        <w:tc>
+          <w:tcPr>
+            <w:tcW w:type="dxa" w:w="1728"/>
+          </w:tcPr>
+          <w:p>
+            <w:r>
+              <w:rPr>
+                <w:sz w:val="18"/>
+              </w:rPr>
+              <w:t>Zurückgestellt</w:t>
+            </w:r>
+          </w:p>
+        </w:tc>
+        <w:tc>
+          <w:tcPr>
+            <w:tcW w:type="dxa" w:w="4176"/>
+          </w:tcPr>
+          <w:p>
+            <w:r>
+              <w:rPr>
+                <w:sz w:val="18"/>
+              </w:rPr>
+              <w:t>Azure Bastion – reserviert, deployBastion: false</w:t>
+            </w:r>
+          </w:p>
+        </w:tc>
+      </w:tr>
+      <w:tr>
+        <w:tc>
+          <w:tcPr>
+            <w:tcW w:type="dxa" w:w="3456"/>
+          </w:tcPr>
+          <w:p>
+            <w:r>
+              <w:rPr>
+                <w:sz w:val="18"/>
+              </w:rPr>
+              <w:t>GatewaySubnet</w:t>
             </w:r>
           </w:p>
         </w:tc>
@@ -4406,20 +4512,33 @@
               <w:rPr>
                 <w:sz w:val="18"/>
               </w:rPr>
-              <w:t>10.1.0.192/26</w:t>
-            </w:r>
-          </w:p>
-        </w:tc>
-        <w:tc>
-          <w:tcPr>
-            <w:tcW w:type="dxa" w:w="2304"/>
-          </w:tcPr>
-          <w:p>
-            <w:r>
-              <w:rPr>
-                <w:sz w:val="18"/>
-              </w:rPr>
-              <w:t>Firewall Management Traffic</w:t>
+              <w:t>10.0.0.128/27</w:t>
+            </w:r>
+          </w:p>
+        </w:tc>
+        <w:tc>
+          <w:tcPr>
+            <w:tcW w:type="dxa" w:w="1728"/>
+          </w:tcPr>
+          <w:p>
+            <w:r>
+              <w:rPr>
+                <w:sz w:val="18"/>
+              </w:rPr>
+              <w:t>Zurückgestellt</w:t>
+            </w:r>
+          </w:p>
+        </w:tc>
+        <w:tc>
+          <w:tcPr>
+            <w:tcW w:type="dxa" w:w="4176"/>
+          </w:tcPr>
+          <w:p>
+            <w:r>
+              <w:rPr>
+                <w:sz w:val="18"/>
+              </w:rPr>
+              <w:t>VPN-/ExpressRoute-Gateway – reserviert, deployVpnGateway: false</w:t>
             </w:r>
           </w:p>
         </w:tc>
@@ -4434,7 +4553,7 @@
               <w:rPr>
                 <w:sz w:val="18"/>
               </w:rPr>
-              <w:t>AzureBastionSubnet</w:t>
+              <w:t>DNSPrivateResolverInboundSubnet</w:t>
             </w:r>
           </w:p>
         </w:tc>
@@ -4447,7 +4566,48 @@
               <w:rPr>
                 <w:sz w:val="18"/>
               </w:rPr>
-              <w:t>10.0.0.64/26</w:t>
+              <w:t>10.0.0.160/28</w:t>
+            </w:r>
+          </w:p>
+        </w:tc>
+        <w:tc>
+          <w:tcPr>
+            <w:tcW w:type="dxa" w:w="1728"/>
+          </w:tcPr>
+          <w:p>
+            <w:r>
+              <w:rPr>
+                <w:sz w:val="18"/>
+              </w:rPr>
+              <w:t>Zurückgestellt</w:t>
+            </w:r>
+          </w:p>
+        </w:tc>
+        <w:tc>
+          <w:tcPr>
+            <w:tcW w:type="dxa" w:w="4176"/>
+          </w:tcPr>
+          <w:p>
+            <w:r>
+              <w:rPr>
+                <w:sz w:val="18"/>
+              </w:rPr>
+              <w:t>DNS Private Resolver – reserviert, deployDnsPrivateResolver: false</w:t>
+            </w:r>
+          </w:p>
+        </w:tc>
+      </w:tr>
+      <w:tr>
+        <w:tc>
+          <w:tcPr>
+            <w:tcW w:type="dxa" w:w="3456"/>
+          </w:tcPr>
+          <w:p>
+            <w:r>
+              <w:rPr>
+                <w:sz w:val="18"/>
+              </w:rPr>
+              <w:t>DNSPrivateResolverOutboundSubnet</w:t>
             </w:r>
           </w:p>
         </w:tc>
@@ -4460,188 +4620,47 @@
               <w:rPr>
                 <w:sz w:val="18"/>
               </w:rPr>
-              <w:t>10.1.0.64/26</w:t>
-            </w:r>
-          </w:p>
-        </w:tc>
-        <w:tc>
-          <w:tcPr>
-            <w:tcW w:type="dxa" w:w="2304"/>
-          </w:tcPr>
-          <w:p>
-            <w:r>
-              <w:rPr>
-                <w:sz w:val="18"/>
-              </w:rPr>
-              <w:t>Azure Bastion (sicheres RDP/SSH)</w:t>
-            </w:r>
-          </w:p>
-        </w:tc>
-      </w:tr>
-      <w:tr>
-        <w:tc>
-          <w:tcPr>
-            <w:tcW w:type="dxa" w:w="3456"/>
-          </w:tcPr>
-          <w:p>
-            <w:r>
-              <w:rPr>
-                <w:sz w:val="18"/>
-              </w:rPr>
-              <w:t>GatewaySubnet</w:t>
-            </w:r>
-          </w:p>
-        </w:tc>
-        <w:tc>
-          <w:tcPr>
-            <w:tcW w:type="dxa" w:w="2160"/>
-          </w:tcPr>
-          <w:p>
-            <w:r>
-              <w:rPr>
-                <w:sz w:val="18"/>
-              </w:rPr>
-              <w:t>10.0.0.128/27</w:t>
-            </w:r>
-          </w:p>
-        </w:tc>
-        <w:tc>
-          <w:tcPr>
-            <w:tcW w:type="dxa" w:w="2160"/>
-          </w:tcPr>
-          <w:p>
-            <w:r>
-              <w:rPr>
-                <w:sz w:val="18"/>
-              </w:rPr>
-              <w:t>10.1.0.128/27</w:t>
-            </w:r>
-          </w:p>
-        </w:tc>
-        <w:tc>
-          <w:tcPr>
-            <w:tcW w:type="dxa" w:w="2304"/>
-          </w:tcPr>
-          <w:p>
-            <w:r>
-              <w:rPr>
-                <w:sz w:val="18"/>
-              </w:rPr>
-              <w:t>VPN-/ExpressRoute-Gateways</w:t>
-            </w:r>
-          </w:p>
-        </w:tc>
-      </w:tr>
-      <w:tr>
-        <w:tc>
-          <w:tcPr>
-            <w:tcW w:type="dxa" w:w="3456"/>
-          </w:tcPr>
-          <w:p>
-            <w:r>
-              <w:rPr>
-                <w:sz w:val="18"/>
-              </w:rPr>
-              <w:t>DNSPrivateResolverInboundSubnet</w:t>
-            </w:r>
-          </w:p>
-        </w:tc>
-        <w:tc>
-          <w:tcPr>
-            <w:tcW w:type="dxa" w:w="2160"/>
-          </w:tcPr>
-          <w:p>
-            <w:r>
-              <w:rPr>
-                <w:sz w:val="18"/>
-              </w:rPr>
-              <w:t>10.0.0.160/28</w:t>
-            </w:r>
-          </w:p>
-        </w:tc>
-        <w:tc>
-          <w:tcPr>
-            <w:tcW w:type="dxa" w:w="2160"/>
-          </w:tcPr>
-          <w:p>
-            <w:r>
-              <w:rPr>
-                <w:sz w:val="18"/>
-              </w:rPr>
-              <w:t>10.1.0.160/28</w:t>
-            </w:r>
-          </w:p>
-        </w:tc>
-        <w:tc>
-          <w:tcPr>
-            <w:tcW w:type="dxa" w:w="2304"/>
-          </w:tcPr>
-          <w:p>
-            <w:r>
-              <w:rPr>
-                <w:sz w:val="18"/>
-              </w:rPr>
-              <w:t>DNS Private Resolver Inbound</w:t>
-            </w:r>
-          </w:p>
-        </w:tc>
-      </w:tr>
-      <w:tr>
-        <w:tc>
-          <w:tcPr>
-            <w:tcW w:type="dxa" w:w="3456"/>
-          </w:tcPr>
-          <w:p>
-            <w:r>
-              <w:rPr>
-                <w:sz w:val="18"/>
-              </w:rPr>
-              <w:t>DNSPrivateResolverOutboundSubnet</w:t>
-            </w:r>
-          </w:p>
-        </w:tc>
-        <w:tc>
-          <w:tcPr>
-            <w:tcW w:type="dxa" w:w="2160"/>
-          </w:tcPr>
-          <w:p>
-            <w:r>
-              <w:rPr>
-                <w:sz w:val="18"/>
-              </w:rPr>
               <w:t>10.0.0.176/28</w:t>
             </w:r>
           </w:p>
         </w:tc>
         <w:tc>
           <w:tcPr>
-            <w:tcW w:type="dxa" w:w="2160"/>
-          </w:tcPr>
-          <w:p>
-            <w:r>
-              <w:rPr>
-                <w:sz w:val="18"/>
-              </w:rPr>
-              <w:t>10.1.0.176/28</w:t>
-            </w:r>
-          </w:p>
-        </w:tc>
-        <w:tc>
-          <w:tcPr>
-            <w:tcW w:type="dxa" w:w="2304"/>
-          </w:tcPr>
-          <w:p>
-            <w:r>
-              <w:rPr>
-                <w:sz w:val="18"/>
-              </w:rPr>
-              <w:t>DNS Private Resolver Outbound</w:t>
+            <w:tcW w:type="dxa" w:w="1728"/>
+          </w:tcPr>
+          <w:p>
+            <w:r>
+              <w:rPr>
+                <w:sz w:val="18"/>
+              </w:rPr>
+              <w:t>Zurückgestellt</w:t>
+            </w:r>
+          </w:p>
+        </w:tc>
+        <w:tc>
+          <w:tcPr>
+            <w:tcW w:type="dxa" w:w="4176"/>
+          </w:tcPr>
+          <w:p>
+            <w:r>
+              <w:rPr>
+                <w:sz w:val="18"/>
+              </w:rPr>
+              <w:t>DNS Private Resolver – reserviert</w:t>
             </w:r>
           </w:p>
         </w:tc>
       </w:tr>
     </w:tbl>
     <w:p/>
+    <w:p>
+      <w:pPr>
+        <w:pStyle w:val="Standardklein"/>
+      </w:pPr>
+      <w:r>
+        <w:t>Alle Subnetze sind im Hub-VNet reserviert. Zurückgestellte Subnetze verursachen keine Kosten und können per Parameterschalter aktiviert werden ohne das VNet neu zu erstellen.</w:t>
+      </w:r>
+    </w:p>
     <w:tbl>
       <w:tblPr>
         <w:tblStyle w:val="BechtleTabelle"/>
@@ -4657,7 +4676,7 @@
       <w:tr>
         <w:tc>
           <w:tcPr>
-            <w:tcW w:type="dxa" w:w="3600"/>
+            <w:tcW w:type="dxa" w:w="3312"/>
             <w:shd w:val="clear" w:color="auto" w:fill="053B25"/>
           </w:tcPr>
           <w:p>
@@ -4674,6 +4693,23 @@
         </w:tc>
         <w:tc>
           <w:tcPr>
+            <w:tcW w:type="dxa" w:w="2016"/>
+            <w:shd w:val="clear" w:color="auto" w:fill="053B25"/>
+          </w:tcPr>
+          <w:p>
+            <w:r/>
+            <w:r>
+              <w:rPr>
+                <w:b/>
+                <w:color w:val="FFFFFF"/>
+                <w:sz w:val="18"/>
+              </w:rPr>
+              <w:t>Status (Kunden-Minimal)</w:t>
+            </w:r>
+          </w:p>
+        </w:tc>
+        <w:tc>
+          <w:tcPr>
             <w:tcW w:type="dxa" w:w="1296"/>
             <w:shd w:val="clear" w:color="auto" w:fill="053B25"/>
           </w:tcPr>
@@ -4685,13 +4721,13 @@
                 <w:color w:val="FFFFFF"/>
                 <w:sz w:val="18"/>
               </w:rPr>
-              <w:t>Default</w:t>
-            </w:r>
-          </w:p>
-        </w:tc>
-        <w:tc>
-          <w:tcPr>
-            <w:tcW w:type="dxa" w:w="2016"/>
+              <w:t>Kosten/Monat</w:t>
+            </w:r>
+          </w:p>
+        </w:tc>
+        <w:tc>
+          <w:tcPr>
+            <w:tcW w:type="dxa" w:w="3456"/>
             <w:shd w:val="clear" w:color="auto" w:fill="053B25"/>
           </w:tcPr>
           <w:p>
@@ -4702,23 +4738,6 @@
                 <w:color w:val="FFFFFF"/>
                 <w:sz w:val="18"/>
               </w:rPr>
-              <w:t>Kosten/Monat (ca.)</w:t>
-            </w:r>
-          </w:p>
-        </w:tc>
-        <w:tc>
-          <w:tcPr>
-            <w:tcW w:type="dxa" w:w="3168"/>
-            <w:shd w:val="clear" w:color="auto" w:fill="053B25"/>
-          </w:tcPr>
-          <w:p>
-            <w:r/>
-            <w:r>
-              <w:rPr>
-                <w:b/>
-                <w:color w:val="FFFFFF"/>
-                <w:sz w:val="18"/>
-              </w:rPr>
               <w:t>Schalter</w:t>
             </w:r>
           </w:p>
@@ -4727,14 +4746,27 @@
       <w:tr>
         <w:tc>
           <w:tcPr>
-            <w:tcW w:type="dxa" w:w="3600"/>
-          </w:tcPr>
-          <w:p>
-            <w:r>
-              <w:rPr>
-                <w:sz w:val="18"/>
-              </w:rPr>
-              <w:t>Azure Firewall Premium (je Hub)</w:t>
+            <w:tcW w:type="dxa" w:w="3312"/>
+          </w:tcPr>
+          <w:p>
+            <w:r>
+              <w:rPr>
+                <w:sz w:val="18"/>
+              </w:rPr>
+              <w:t>Azure Firewall Standard (GWC)</w:t>
+            </w:r>
+          </w:p>
+        </w:tc>
+        <w:tc>
+          <w:tcPr>
+            <w:tcW w:type="dxa" w:w="2016"/>
+          </w:tcPr>
+          <w:p>
+            <w:r>
+              <w:rPr>
+                <w:sz w:val="18"/>
+              </w:rPr>
+              <w:t>Aktiv</w:t>
             </w:r>
           </w:p>
         </w:tc>
@@ -4747,7 +4779,35 @@
               <w:rPr>
                 <w:sz w:val="18"/>
               </w:rPr>
-              <w:t>AN (beide)</w:t>
+              <w:t>~€700</w:t>
+            </w:r>
+          </w:p>
+        </w:tc>
+        <w:tc>
+          <w:tcPr>
+            <w:tcW w:type="dxa" w:w="3456"/>
+          </w:tcPr>
+          <w:p>
+            <w:r>
+              <w:rPr>
+                <w:sz w:val="18"/>
+              </w:rPr>
+              <w:t>deployAzureFirewall</w:t>
+            </w:r>
+          </w:p>
+        </w:tc>
+      </w:tr>
+      <w:tr>
+        <w:tc>
+          <w:tcPr>
+            <w:tcW w:type="dxa" w:w="3312"/>
+          </w:tcPr>
+          <w:p>
+            <w:r>
+              <w:rPr>
+                <w:sz w:val="18"/>
+              </w:rPr>
+              <w:t>Private DNS Zones</w:t>
             </w:r>
           </w:p>
         </w:tc>
@@ -4760,35 +4820,7 @@
               <w:rPr>
                 <w:sz w:val="18"/>
               </w:rPr>
-              <w:t>~€1.100/Hub</w:t>
-            </w:r>
-          </w:p>
-        </w:tc>
-        <w:tc>
-          <w:tcPr>
-            <w:tcW w:type="dxa" w:w="3168"/>
-          </w:tcPr>
-          <w:p>
-            <w:r>
-              <w:rPr>
-                <w:sz w:val="18"/>
-              </w:rPr>
-              <w:t>deployAzureFirewall</w:t>
-            </w:r>
-          </w:p>
-        </w:tc>
-      </w:tr>
-      <w:tr>
-        <w:tc>
-          <w:tcPr>
-            <w:tcW w:type="dxa" w:w="3600"/>
-          </w:tcPr>
-          <w:p>
-            <w:r>
-              <w:rPr>
-                <w:sz w:val="18"/>
-              </w:rPr>
-              <w:t>Azure Bastion (Standard)</w:t>
+              <w:t>Aktiv</w:t>
             </w:r>
           </w:p>
         </w:tc>
@@ -4801,7 +4833,35 @@
               <w:rPr>
                 <w:sz w:val="18"/>
               </w:rPr>
-              <w:t>AN (beide)</w:t>
+              <w:t>~€15</w:t>
+            </w:r>
+          </w:p>
+        </w:tc>
+        <w:tc>
+          <w:tcPr>
+            <w:tcW w:type="dxa" w:w="3456"/>
+          </w:tcPr>
+          <w:p>
+            <w:r>
+              <w:rPr>
+                <w:sz w:val="18"/>
+              </w:rPr>
+              <w:t>deployPrivateDnsZones</w:t>
+            </w:r>
+          </w:p>
+        </w:tc>
+      </w:tr>
+      <w:tr>
+        <w:tc>
+          <w:tcPr>
+            <w:tcW w:type="dxa" w:w="3312"/>
+          </w:tcPr>
+          <w:p>
+            <w:r>
+              <w:rPr>
+                <w:sz w:val="18"/>
+              </w:rPr>
+              <w:t>Azure Bastion</w:t>
             </w:r>
           </w:p>
         </w:tc>
@@ -4814,35 +4874,7 @@
               <w:rPr>
                 <w:sz w:val="18"/>
               </w:rPr>
-              <w:t>~€120/Hub</w:t>
-            </w:r>
-          </w:p>
-        </w:tc>
-        <w:tc>
-          <w:tcPr>
-            <w:tcW w:type="dxa" w:w="3168"/>
-          </w:tcPr>
-          <w:p>
-            <w:r>
-              <w:rPr>
-                <w:sz w:val="18"/>
-              </w:rPr>
-              <w:t>deployBastion</w:t>
-            </w:r>
-          </w:p>
-        </w:tc>
-      </w:tr>
-      <w:tr>
-        <w:tc>
-          <w:tcPr>
-            <w:tcW w:type="dxa" w:w="3600"/>
-          </w:tcPr>
-          <w:p>
-            <w:r>
-              <w:rPr>
-                <w:sz w:val="18"/>
-              </w:rPr>
-              <w:t>VPN Gateway (VpnGw1AZ, BGP, ASN 65515)</w:t>
+              <w:t>Zurückgestellt</w:t>
             </w:r>
           </w:p>
         </w:tc>
@@ -4855,7 +4887,35 @@
               <w:rPr>
                 <w:sz w:val="18"/>
               </w:rPr>
-              <w:t>AN (beide)</w:t>
+              <w:t>€0</w:t>
+            </w:r>
+          </w:p>
+        </w:tc>
+        <w:tc>
+          <w:tcPr>
+            <w:tcW w:type="dxa" w:w="3456"/>
+          </w:tcPr>
+          <w:p>
+            <w:r>
+              <w:rPr>
+                <w:sz w:val="18"/>
+              </w:rPr>
+              <w:t>deployBastion: true (wenn kein VPN-Tunnel)</w:t>
+            </w:r>
+          </w:p>
+        </w:tc>
+      </w:tr>
+      <w:tr>
+        <w:tc>
+          <w:tcPr>
+            <w:tcW w:type="dxa" w:w="3312"/>
+          </w:tcPr>
+          <w:p>
+            <w:r>
+              <w:rPr>
+                <w:sz w:val="18"/>
+              </w:rPr>
+              <w:t>VPN Gateway (VpnGw1AZ, BGP)</w:t>
             </w:r>
           </w:p>
         </w:tc>
@@ -4868,28 +4928,95 @@
               <w:rPr>
                 <w:sz w:val="18"/>
               </w:rPr>
-              <w:t>~€140/Hub</w:t>
-            </w:r>
-          </w:p>
-        </w:tc>
-        <w:tc>
-          <w:tcPr>
-            <w:tcW w:type="dxa" w:w="3168"/>
-          </w:tcPr>
-          <w:p>
-            <w:r>
-              <w:rPr>
-                <w:sz w:val="18"/>
-              </w:rPr>
-              <w:t>deployVpnGateway</w:t>
-            </w:r>
-          </w:p>
-        </w:tc>
-      </w:tr>
-      <w:tr>
-        <w:tc>
-          <w:tcPr>
-            <w:tcW w:type="dxa" w:w="3600"/>
+              <w:t>Zurückgestellt</w:t>
+            </w:r>
+          </w:p>
+        </w:tc>
+        <w:tc>
+          <w:tcPr>
+            <w:tcW w:type="dxa" w:w="1296"/>
+          </w:tcPr>
+          <w:p>
+            <w:r>
+              <w:rPr>
+                <w:sz w:val="18"/>
+              </w:rPr>
+              <w:t>€0</w:t>
+            </w:r>
+          </w:p>
+        </w:tc>
+        <w:tc>
+          <w:tcPr>
+            <w:tcW w:type="dxa" w:w="3456"/>
+          </w:tcPr>
+          <w:p>
+            <w:r>
+              <w:rPr>
+                <w:sz w:val="18"/>
+              </w:rPr>
+              <w:t>deployVpnGateway: true (bei On-Prem-Planung)</w:t>
+            </w:r>
+          </w:p>
+        </w:tc>
+      </w:tr>
+      <w:tr>
+        <w:tc>
+          <w:tcPr>
+            <w:tcW w:type="dxa" w:w="3312"/>
+          </w:tcPr>
+          <w:p>
+            <w:r>
+              <w:rPr>
+                <w:sz w:val="18"/>
+              </w:rPr>
+              <w:t>DNS Private Resolver</w:t>
+            </w:r>
+          </w:p>
+        </w:tc>
+        <w:tc>
+          <w:tcPr>
+            <w:tcW w:type="dxa" w:w="2016"/>
+          </w:tcPr>
+          <w:p>
+            <w:r>
+              <w:rPr>
+                <w:sz w:val="18"/>
+              </w:rPr>
+              <w:t>Zurückgestellt</w:t>
+            </w:r>
+          </w:p>
+        </w:tc>
+        <w:tc>
+          <w:tcPr>
+            <w:tcW w:type="dxa" w:w="1296"/>
+          </w:tcPr>
+          <w:p>
+            <w:r>
+              <w:rPr>
+                <w:sz w:val="18"/>
+              </w:rPr>
+              <w:t>€0</w:t>
+            </w:r>
+          </w:p>
+        </w:tc>
+        <w:tc>
+          <w:tcPr>
+            <w:tcW w:type="dxa" w:w="3456"/>
+          </w:tcPr>
+          <w:p>
+            <w:r>
+              <w:rPr>
+                <w:sz w:val="18"/>
+              </w:rPr>
+              <w:t>deployDnsPrivateResolver: true (nach VPN)</w:t>
+            </w:r>
+          </w:p>
+        </w:tc>
+      </w:tr>
+      <w:tr>
+        <w:tc>
+          <w:tcPr>
+            <w:tcW w:type="dxa" w:w="3312"/>
           </w:tcPr>
           <w:p>
             <w:r>
@@ -4902,6 +5029,19 @@
         </w:tc>
         <w:tc>
           <w:tcPr>
+            <w:tcW w:type="dxa" w:w="2016"/>
+          </w:tcPr>
+          <w:p>
+            <w:r>
+              <w:rPr>
+                <w:sz w:val="18"/>
+              </w:rPr>
+              <w:t>Zurückgestellt</w:t>
+            </w:r>
+          </w:p>
+        </w:tc>
+        <w:tc>
+          <w:tcPr>
             <w:tcW w:type="dxa" w:w="1296"/>
           </w:tcPr>
           <w:p>
@@ -4909,7 +5049,35 @@
               <w:rPr>
                 <w:sz w:val="18"/>
               </w:rPr>
-              <w:t>AN (beide)</w:t>
+              <w:t>€0</w:t>
+            </w:r>
+          </w:p>
+        </w:tc>
+        <w:tc>
+          <w:tcPr>
+            <w:tcW w:type="dxa" w:w="3456"/>
+          </w:tcPr>
+          <w:p>
+            <w:r>
+              <w:rPr>
+                <w:sz w:val="18"/>
+              </w:rPr>
+              <w:t>deployExpressRouteGateway: true</w:t>
+            </w:r>
+          </w:p>
+        </w:tc>
+      </w:tr>
+      <w:tr>
+        <w:tc>
+          <w:tcPr>
+            <w:tcW w:type="dxa" w:w="3312"/>
+          </w:tcPr>
+          <w:p>
+            <w:r>
+              <w:rPr>
+                <w:sz w:val="18"/>
+              </w:rPr>
+              <w:t>DDoS Network Protection</w:t>
             </w:r>
           </w:p>
         </w:tc>
@@ -4922,35 +5090,7 @@
               <w:rPr>
                 <w:sz w:val="18"/>
               </w:rPr>
-              <w:t>~€280/Hub</w:t>
-            </w:r>
-          </w:p>
-        </w:tc>
-        <w:tc>
-          <w:tcPr>
-            <w:tcW w:type="dxa" w:w="3168"/>
-          </w:tcPr>
-          <w:p>
-            <w:r>
-              <w:rPr>
-                <w:sz w:val="18"/>
-              </w:rPr>
-              <w:t>deployExpressRouteGateway</w:t>
-            </w:r>
-          </w:p>
-        </w:tc>
-      </w:tr>
-      <w:tr>
-        <w:tc>
-          <w:tcPr>
-            <w:tcW w:type="dxa" w:w="3600"/>
-          </w:tcPr>
-          <w:p>
-            <w:r>
-              <w:rPr>
-                <w:sz w:val="18"/>
-              </w:rPr>
-              <w:t>DDoS Network Protection</w:t>
+              <w:t>Zurückgestellt</w:t>
             </w:r>
           </w:p>
         </w:tc>
@@ -4963,7 +5103,35 @@
               <w:rPr>
                 <w:sz w:val="18"/>
               </w:rPr>
-              <w:t>AN (Hub 1)</w:t>
+              <w:t>€0</w:t>
+            </w:r>
+          </w:p>
+        </w:tc>
+        <w:tc>
+          <w:tcPr>
+            <w:tcW w:type="dxa" w:w="3456"/>
+          </w:tcPr>
+          <w:p>
+            <w:r>
+              <w:rPr>
+                <w:sz w:val="18"/>
+              </w:rPr>
+              <w:t>deployDdosProtectionPlan: true</w:t>
+            </w:r>
+          </w:p>
+        </w:tc>
+      </w:tr>
+      <w:tr>
+        <w:tc>
+          <w:tcPr>
+            <w:tcW w:type="dxa" w:w="3312"/>
+          </w:tcPr>
+          <w:p>
+            <w:r>
+              <w:rPr>
+                <w:sz w:val="18"/>
+              </w:rPr>
+              <w:t>Gesamt Kunden-Minimal</w:t>
             </w:r>
           </w:p>
         </w:tc>
@@ -4976,35 +5144,7 @@
               <w:rPr>
                 <w:sz w:val="18"/>
               </w:rPr>
-              <w:t>~€2.500</w:t>
-            </w:r>
-          </w:p>
-        </w:tc>
-        <w:tc>
-          <w:tcPr>
-            <w:tcW w:type="dxa" w:w="3168"/>
-          </w:tcPr>
-          <w:p>
-            <w:r>
-              <w:rPr>
-                <w:sz w:val="18"/>
-              </w:rPr>
-              <w:t>deployDdosProtectionPlan</w:t>
-            </w:r>
-          </w:p>
-        </w:tc>
-      </w:tr>
-      <w:tr>
-        <w:tc>
-          <w:tcPr>
-            <w:tcW w:type="dxa" w:w="3600"/>
-          </w:tcPr>
-          <w:p>
-            <w:r>
-              <w:rPr>
-                <w:sz w:val="18"/>
-              </w:rPr>
-              <w:t>Private DNS Zones (alle Azure-Zonen)</w:t>
+              <w:t>–</w:t>
             </w:r>
           </w:p>
         </w:tc>
@@ -5017,141 +5157,20 @@
               <w:rPr>
                 <w:sz w:val="18"/>
               </w:rPr>
-              <w:t>AN (beide)</w:t>
-            </w:r>
-          </w:p>
-        </w:tc>
-        <w:tc>
-          <w:tcPr>
-            <w:tcW w:type="dxa" w:w="2016"/>
-          </w:tcPr>
-          <w:p>
-            <w:r>
-              <w:rPr>
-                <w:sz w:val="18"/>
-              </w:rPr>
-              <w:t>~€15</w:t>
-            </w:r>
-          </w:p>
-        </w:tc>
-        <w:tc>
-          <w:tcPr>
-            <w:tcW w:type="dxa" w:w="3168"/>
-          </w:tcPr>
-          <w:p>
-            <w:r>
-              <w:rPr>
-                <w:sz w:val="18"/>
-              </w:rPr>
-              <w:t>deployPrivateDnsZones</w:t>
-            </w:r>
-          </w:p>
-        </w:tc>
-      </w:tr>
-      <w:tr>
-        <w:tc>
-          <w:tcPr>
-            <w:tcW w:type="dxa" w:w="3600"/>
-          </w:tcPr>
-          <w:p>
-            <w:r>
-              <w:rPr>
-                <w:sz w:val="18"/>
-              </w:rPr>
-              <w:t>DNS Private Resolver</w:t>
-            </w:r>
-          </w:p>
-        </w:tc>
-        <w:tc>
-          <w:tcPr>
-            <w:tcW w:type="dxa" w:w="1296"/>
-          </w:tcPr>
-          <w:p>
-            <w:r>
-              <w:rPr>
-                <w:sz w:val="18"/>
-              </w:rPr>
-              <w:t>AN (beide)</w:t>
-            </w:r>
-          </w:p>
-        </w:tc>
-        <w:tc>
-          <w:tcPr>
-            <w:tcW w:type="dxa" w:w="2016"/>
-          </w:tcPr>
-          <w:p>
-            <w:r>
-              <w:rPr>
-                <w:sz w:val="18"/>
-              </w:rPr>
-              <w:t>~€25/Hub</w:t>
-            </w:r>
-          </w:p>
-        </w:tc>
-        <w:tc>
-          <w:tcPr>
-            <w:tcW w:type="dxa" w:w="3168"/>
-          </w:tcPr>
-          <w:p>
-            <w:r>
-              <w:rPr>
-                <w:sz w:val="18"/>
-              </w:rPr>
-              <w:t>deployDnsPrivateResolver</w:t>
-            </w:r>
-          </w:p>
-        </w:tc>
-      </w:tr>
-      <w:tr>
-        <w:tc>
-          <w:tcPr>
-            <w:tcW w:type="dxa" w:w="3600"/>
-          </w:tcPr>
-          <w:p>
-            <w:r>
-              <w:rPr>
-                <w:sz w:val="18"/>
-              </w:rPr>
-              <w:t>Gesamt Default</w:t>
-            </w:r>
-          </w:p>
-        </w:tc>
-        <w:tc>
-          <w:tcPr>
-            <w:tcW w:type="dxa" w:w="1296"/>
-          </w:tcPr>
-          <w:p>
-            <w:r>
-              <w:rPr>
-                <w:sz w:val="18"/>
-              </w:rPr>
-              <w:t>–</w:t>
-            </w:r>
-          </w:p>
-        </w:tc>
-        <w:tc>
-          <w:tcPr>
-            <w:tcW w:type="dxa" w:w="2016"/>
-          </w:tcPr>
-          <w:p>
-            <w:r>
-              <w:rPr>
-                <w:sz w:val="18"/>
-              </w:rPr>
-              <w:t>~€5.800</w:t>
-            </w:r>
-          </w:p>
-        </w:tc>
-        <w:tc>
-          <w:tcPr>
-            <w:tcW w:type="dxa" w:w="3168"/>
-          </w:tcPr>
-          <w:p>
-            <w:r>
-              <w:rPr>
-                <w:sz w:val="18"/>
-              </w:rPr>
-              <w:t>network_type: none → €0</w:t>
+              <w:t>~€765</w:t>
+            </w:r>
+          </w:p>
+        </w:tc>
+        <w:tc>
+          <w:tcPr>
+            <w:tcW w:type="dxa" w:w="3456"/>
+          </w:tcPr>
+          <w:p>
+            <w:r>
+              <w:rPr>
+                <w:sz w:val="18"/>
+              </w:rPr>
+              <w:t>Microsoft-Default: ~€5.800</w:t>
             </w:r>
           </w:p>
         </w:tc>
@@ -5481,7 +5500,7 @@
         <w:pStyle w:val="Heading2"/>
       </w:pPr>
       <w:r>
-        <w:t>5.5 Bechtle-Empfehlung: ~€1.050/Monat-Konfiguration</w:t>
+        <w:t>5.5 Kunden-Minimalsetup: ~€765/Monat-Konfiguration</w:t>
       </w:r>
     </w:p>
     <w:p>
@@ -10521,7 +10540,7 @@
         <w:pStyle w:val="Heading2"/>
       </w:pPr>
       <w:r>
-        <w:t>Bechtle-Varianten: Drei Einsparstufen im Vergleich</w:t>
+        <w:t>10.5 Ausbaustufen im Vergleich</w:t>
       </w:r>
     </w:p>
     <w:p>
@@ -10529,7 +10548,7 @@
         <w:spacing w:after="120"/>
       </w:pPr>
       <w:r>
-        <w:t>Innerhalb der Bechtle-Empfehlung gibt es drei konkrete Einsparstufen. Option A ist die aktuelle Baseline. Option B ist vollständig ALZ-konform und spart ~€280/Monat durch Reservierung und Verzicht auf das VPN Gateway bis zur ersten on-premises-Anbindung. Option C erzielt den maximalen Einspareffekt, bricht aber mit dem Microsoft ALZ Enterprise-Anspruch (bewusster Kompromiss).</w:t>
+        <w:t>Ausgehend vom Kunden-Minimalsetup (~€765) gibt es vier konkrete Ausbaustufen. Option A ist das aktuelle Kunden-Setup. Option B fügt VPN Gateway und Bastion hinzu sobald On-Prem-Anbindung konkret geplant wird. Option C (Firewall Basic) bricht mit dem ALZ-Anspruch und wird nicht empfohlen.</w:t>
       </w:r>
     </w:p>
     <w:tbl>
@@ -10642,9 +10661,9 @@
               <w:rPr>
                 <w:sz w:val="18"/>
               </w:rPr>
-              <w:t>A – Bechtle-Standard</w:t>
+              <w:t>A – Kunden-Minimal</w:t>
               <w:br/>
-              <w:t>(Baseline)</w:t>
+              <w:t>(aktuelles Setup)</w:t>
             </w:r>
           </w:p>
         </w:tc>
@@ -10657,6 +10676,75 @@
               <w:rPr>
                 <w:sz w:val="18"/>
               </w:rPr>
+              <w:t>~€765</w:t>
+            </w:r>
+          </w:p>
+        </w:tc>
+        <w:tc>
+          <w:tcPr>
+            <w:tcW w:type="dxa" w:w="1296"/>
+          </w:tcPr>
+          <w:p>
+            <w:r>
+              <w:rPr>
+                <w:sz w:val="18"/>
+              </w:rPr>
+              <w:t>✔ Ja</w:t>
+            </w:r>
+          </w:p>
+        </w:tc>
+        <w:tc>
+          <w:tcPr>
+            <w:tcW w:type="dxa" w:w="1728"/>
+          </w:tcPr>
+          <w:p>
+            <w:r>
+              <w:rPr>
+                <w:sz w:val="18"/>
+              </w:rPr>
+              <w:t>– (Referenz)</w:t>
+            </w:r>
+          </w:p>
+        </w:tc>
+        <w:tc>
+          <w:tcPr>
+            <w:tcW w:type="dxa" w:w="5472"/>
+          </w:tcPr>
+          <w:p>
+            <w:r>
+              <w:rPr>
+                <w:sz w:val="18"/>
+              </w:rPr>
+              <w:t>Kein Bastion, kein VPN – Zugriff via On-Prem-Gateway. Alle zurückgestellten Dienste per Schalter aktivierbar.</w:t>
+            </w:r>
+          </w:p>
+        </w:tc>
+      </w:tr>
+      <w:tr>
+        <w:tc>
+          <w:tcPr>
+            <w:tcW w:type="dxa" w:w="2592"/>
+          </w:tcPr>
+          <w:p>
+            <w:r>
+              <w:rPr>
+                <w:sz w:val="18"/>
+              </w:rPr>
+              <w:t>B – Mit VPN + Bastion</w:t>
+              <w:br/>
+              <w:t>(On-Prem aktiv)</w:t>
+            </w:r>
+          </w:p>
+        </w:tc>
+        <w:tc>
+          <w:tcPr>
+            <w:tcW w:type="dxa" w:w="1296"/>
+          </w:tcPr>
+          <w:p>
+            <w:r>
+              <w:rPr>
+                <w:sz w:val="18"/>
+              </w:rPr>
               <w:t>~€1.050</w:t>
             </w:r>
           </w:p>
@@ -10683,7 +10771,7 @@
               <w:rPr>
                 <w:sz w:val="18"/>
               </w:rPr>
-              <w:t>– (Referenz)</w:t>
+              <w:t>+€285/Mon.</w:t>
             </w:r>
           </w:p>
         </w:tc>
@@ -10696,7 +10784,7 @@
               <w:rPr>
                 <w:sz w:val="18"/>
               </w:rPr>
-              <w:t>Keine – voller Funktionsumfang, VPN sofort verfügbar</w:t>
+              <w:t>deployVpnGateway: true, deployBastion: true. Aktivieren wenn On-Prem-Anbindung konkret geplant oder VM-Zugriff ohne eigenen Gateway benötigt wird.</w:t>
             </w:r>
           </w:p>
         </w:tc>
@@ -10711,86 +10799,9 @@
               <w:rPr>
                 <w:sz w:val="18"/>
               </w:rPr>
-              <w:t>B – Bechtle-Optimiert</w:t>
+              <w:t>C – Budget</w:t>
               <w:br/>
-              <w:t>(VPN deferred +</w:t>
-              <w:br/>
-              <w:t>1-J.-Reservation FW)</w:t>
-            </w:r>
-          </w:p>
-        </w:tc>
-        <w:tc>
-          <w:tcPr>
-            <w:tcW w:type="dxa" w:w="1296"/>
-          </w:tcPr>
-          <w:p>
-            <w:r>
-              <w:rPr>
-                <w:sz w:val="18"/>
-              </w:rPr>
-              <w:t>~€770</w:t>
-            </w:r>
-          </w:p>
-        </w:tc>
-        <w:tc>
-          <w:tcPr>
-            <w:tcW w:type="dxa" w:w="1296"/>
-          </w:tcPr>
-          <w:p>
-            <w:r>
-              <w:rPr>
-                <w:sz w:val="18"/>
-              </w:rPr>
-              <w:t>✔ Ja</w:t>
-            </w:r>
-          </w:p>
-        </w:tc>
-        <w:tc>
-          <w:tcPr>
-            <w:tcW w:type="dxa" w:w="1728"/>
-          </w:tcPr>
-          <w:p>
-            <w:r>
-              <w:rPr>
-                <w:sz w:val="18"/>
-              </w:rPr>
-              <w:t>−€280/Mon.</w:t>
-              <w:br/>
-              <w:t>(26 % günstiger)</w:t>
-            </w:r>
-          </w:p>
-        </w:tc>
-        <w:tc>
-          <w:tcPr>
-            <w:tcW w:type="dxa" w:w="5472"/>
-          </w:tcPr>
-          <w:p>
-            <w:r>
-              <w:rPr>
-                <w:sz w:val="18"/>
-              </w:rPr>
-              <w:t>VPN Gateway erst deployen wenn on-prem-Anbindung konkret geplant.</w:t>
-              <w:br/>
-              <w:t>1-Jahres-Bindung auf Firewall (Preisbindung, kein Architektur-Eingriff).</w:t>
-            </w:r>
-          </w:p>
-        </w:tc>
-      </w:tr>
-      <w:tr>
-        <w:tc>
-          <w:tcPr>
-            <w:tcW w:type="dxa" w:w="2592"/>
-          </w:tcPr>
-          <w:p>
-            <w:r>
-              <w:rPr>
-                <w:sz w:val="18"/>
-              </w:rPr>
-              <w:t>C – Bechtle-Budget</w:t>
-              <w:br/>
-              <w:t>(Firewall Basic,</w:t>
-              <w:br/>
-              <w:t>VPN deferred)</w:t>
+              <w:t>(Firewall Basic)</w:t>
               <w:br/>
               <w:t>⚠ ALZ-Bruch</w:t>
             </w:r>
@@ -10831,9 +10842,7 @@
               <w:rPr>
                 <w:sz w:val="18"/>
               </w:rPr>
-              <w:t>−€550/Mon.</w:t>
-              <w:br/>
-              <w:t>(52 % günstiger)</w:t>
+              <w:t>−€265/Mon.</w:t>
             </w:r>
           </w:p>
         </w:tc>
@@ -10846,13 +10855,7 @@
               <w:rPr>
                 <w:sz w:val="18"/>
               </w:rPr>
-              <w:t>Firewall Basic: keine Application Rules (kein FQDN-Egress-Filtering),</w:t>
-              <w:br/>
-              <w:t>kein Threat Intelligence, kein Autoscaling.</w:t>
-              <w:br/>
-              <w:t>Microsoft klassifiziert Basic ausdrücklich als 'not for enterprise'.</w:t>
-              <w:br/>
-              <w:t>ALZ-Firewall-Policies mit App-Rules sind nicht kompatibel.</w:t>
+              <w:t>Firewall Basic: keine Application Rules, kein FQDN-Filtering, kein Threat Intelligence. ALZ-Policies nicht kompatibel. Microsoft: 'not for enterprise'. Nicht empfohlen.</w:t>
             </w:r>
           </w:p>
         </w:tc>
@@ -10869,9 +10872,7 @@
               </w:rPr>
               <w:t>D – Microsoft-Default</w:t>
               <w:br/>
-              <w:t>(alle Dienste,</w:t>
-              <w:br/>
-              <w:t>2 Regionen)</w:t>
+              <w:t>(alle Dienste, 2 Regionen)</w:t>
             </w:r>
           </w:p>
         </w:tc>
@@ -10912,9 +10913,7 @@
               <w:rPr>
                 <w:sz w:val="18"/>
               </w:rPr>
-              <w:t>+€4.750/Mon.</w:t>
-              <w:br/>
-              <w:t>(452 % teurer)</w:t>
+              <w:t>+€5.035/Mon.</w:t>
             </w:r>
           </w:p>
         </w:tc>
@@ -10927,13 +10926,7 @@
               <w:rPr>
                 <w:sz w:val="18"/>
               </w:rPr>
-              <w:t>Maximaler Enterprise-Standard – alle Komponenten aktiv:</w:t>
-              <w:br/>
-              <w:t>Firewall Premium (2×), DDoS Plan, ExpressRoute GW (2×),</w:t>
-              <w:br/>
-              <w:t>VPN GW (2×), Bastion (2×), DNS Resolver (2×).</w:t>
-              <w:br/>
-              <w:t>Empfehlung von Microsoft für kritische Unternehmensumgebungen.</w:t>
+              <w:t>Maximaler Enterprise-Standard: Firewall Premium (2×), DDoS, ExpressRoute GW (2×), VPN GW (2×), Bastion (2×), DNS Resolver (2×).</w:t>
             </w:r>
           </w:p>
         </w:tc>
@@ -10973,7 +10966,7 @@
         </w:tc>
         <w:tc>
           <w:tcPr>
-            <w:tcW w:type="dxa" w:w="2304"/>
+            <w:tcW w:type="dxa" w:w="2160"/>
             <w:shd w:val="clear" w:color="auto" w:fill="053B25"/>
           </w:tcPr>
           <w:p>
@@ -10984,13 +10977,13 @@
                 <w:color w:val="FFFFFF"/>
                 <w:sz w:val="18"/>
               </w:rPr>
-              <w:t>Option A (~€1.050)</w:t>
-            </w:r>
-          </w:p>
-        </w:tc>
-        <w:tc>
-          <w:tcPr>
-            <w:tcW w:type="dxa" w:w="2304"/>
+              <w:t>Option A (~€765)</w:t>
+            </w:r>
+          </w:p>
+        </w:tc>
+        <w:tc>
+          <w:tcPr>
+            <w:tcW w:type="dxa" w:w="2160"/>
             <w:shd w:val="clear" w:color="auto" w:fill="053B25"/>
           </w:tcPr>
           <w:p>
@@ -11001,7 +10994,7 @@
                 <w:color w:val="FFFFFF"/>
                 <w:sz w:val="18"/>
               </w:rPr>
-              <w:t>Option B (~€770)</w:t>
+              <w:t>Option B (~€1.050)</w:t>
             </w:r>
           </w:p>
         </w:tc>
@@ -11024,7 +11017,7 @@
         </w:tc>
         <w:tc>
           <w:tcPr>
-            <w:tcW w:type="dxa" w:w="2160"/>
+            <w:tcW w:type="dxa" w:w="2448"/>
             <w:shd w:val="clear" w:color="auto" w:fill="053B25"/>
           </w:tcPr>
           <w:p>
@@ -11056,6 +11049,60 @@
         </w:tc>
         <w:tc>
           <w:tcPr>
+            <w:tcW w:type="dxa" w:w="2160"/>
+          </w:tcPr>
+          <w:p>
+            <w:r>
+              <w:rPr>
+                <w:sz w:val="18"/>
+              </w:rPr>
+              <w:t>Standard ~€700</w:t>
+            </w:r>
+          </w:p>
+        </w:tc>
+        <w:tc>
+          <w:tcPr>
+            <w:tcW w:type="dxa" w:w="2160"/>
+          </w:tcPr>
+          <w:p>
+            <w:r>
+              <w:rPr>
+                <w:sz w:val="18"/>
+              </w:rPr>
+              <w:t>Standard ~€700</w:t>
+            </w:r>
+          </w:p>
+        </w:tc>
+        <w:tc>
+          <w:tcPr>
+            <w:tcW w:type="dxa" w:w="1872"/>
+          </w:tcPr>
+          <w:p>
+            <w:r>
+              <w:rPr>
+                <w:sz w:val="18"/>
+              </w:rPr>
+              <w:t>Basic ~€300</w:t>
+            </w:r>
+          </w:p>
+        </w:tc>
+        <w:tc>
+          <w:tcPr>
+            <w:tcW w:type="dxa" w:w="2448"/>
+          </w:tcPr>
+          <w:p>
+            <w:r>
+              <w:rPr>
+                <w:sz w:val="18"/>
+              </w:rPr>
+              <w:t>Premium 2× ~€2.200</w:t>
+            </w:r>
+          </w:p>
+        </w:tc>
+      </w:tr>
+      <w:tr>
+        <w:tc>
+          <w:tcPr>
             <w:tcW w:type="dxa" w:w="2304"/>
           </w:tcPr>
           <w:p>
@@ -11063,10 +11110,64 @@
               <w:rPr>
                 <w:sz w:val="18"/>
               </w:rPr>
-              <w:t>Standard 1×  ~€700</w:t>
-            </w:r>
-          </w:p>
-        </w:tc>
+              <w:t>DDoS Protection</w:t>
+            </w:r>
+          </w:p>
+        </w:tc>
+        <w:tc>
+          <w:tcPr>
+            <w:tcW w:type="dxa" w:w="2160"/>
+          </w:tcPr>
+          <w:p>
+            <w:r>
+              <w:rPr>
+                <w:sz w:val="18"/>
+              </w:rPr>
+              <w:t>–</w:t>
+            </w:r>
+          </w:p>
+        </w:tc>
+        <w:tc>
+          <w:tcPr>
+            <w:tcW w:type="dxa" w:w="2160"/>
+          </w:tcPr>
+          <w:p>
+            <w:r>
+              <w:rPr>
+                <w:sz w:val="18"/>
+              </w:rPr>
+              <w:t>–</w:t>
+            </w:r>
+          </w:p>
+        </w:tc>
+        <w:tc>
+          <w:tcPr>
+            <w:tcW w:type="dxa" w:w="1872"/>
+          </w:tcPr>
+          <w:p>
+            <w:r>
+              <w:rPr>
+                <w:sz w:val="18"/>
+              </w:rPr>
+              <w:t>–</w:t>
+            </w:r>
+          </w:p>
+        </w:tc>
+        <w:tc>
+          <w:tcPr>
+            <w:tcW w:type="dxa" w:w="2448"/>
+          </w:tcPr>
+          <w:p>
+            <w:r>
+              <w:rPr>
+                <w:sz w:val="18"/>
+              </w:rPr>
+              <w:t>Plan ~€2.500</w:t>
+            </w:r>
+          </w:p>
+        </w:tc>
+      </w:tr>
+      <w:tr>
         <w:tc>
           <w:tcPr>
             <w:tcW w:type="dxa" w:w="2304"/>
@@ -11076,7 +11177,33 @@
               <w:rPr>
                 <w:sz w:val="18"/>
               </w:rPr>
-              <w:t>Standard 1× reserved  ~€560</w:t>
+              <w:t>ExpressRoute GW</w:t>
+            </w:r>
+          </w:p>
+        </w:tc>
+        <w:tc>
+          <w:tcPr>
+            <w:tcW w:type="dxa" w:w="2160"/>
+          </w:tcPr>
+          <w:p>
+            <w:r>
+              <w:rPr>
+                <w:sz w:val="18"/>
+              </w:rPr>
+              <w:t>–</w:t>
+            </w:r>
+          </w:p>
+        </w:tc>
+        <w:tc>
+          <w:tcPr>
+            <w:tcW w:type="dxa" w:w="2160"/>
+          </w:tcPr>
+          <w:p>
+            <w:r>
+              <w:rPr>
+                <w:sz w:val="18"/>
+              </w:rPr>
+              <w:t>–</w:t>
             </w:r>
           </w:p>
         </w:tc>
@@ -11089,7 +11216,35 @@
               <w:rPr>
                 <w:sz w:val="18"/>
               </w:rPr>
-              <w:t>Basic 1×  ~€300</w:t>
+              <w:t>–</w:t>
+            </w:r>
+          </w:p>
+        </w:tc>
+        <w:tc>
+          <w:tcPr>
+            <w:tcW w:type="dxa" w:w="2448"/>
+          </w:tcPr>
+          <w:p>
+            <w:r>
+              <w:rPr>
+                <w:sz w:val="18"/>
+              </w:rPr>
+              <w:t>2× ~€560</w:t>
+            </w:r>
+          </w:p>
+        </w:tc>
+      </w:tr>
+      <w:tr>
+        <w:tc>
+          <w:tcPr>
+            <w:tcW w:type="dxa" w:w="2304"/>
+          </w:tcPr>
+          <w:p>
+            <w:r>
+              <w:rPr>
+                <w:sz w:val="18"/>
+              </w:rPr>
+              <w:t>VPN Gateway</w:t>
             </w:r>
           </w:p>
         </w:tc>
@@ -11102,7 +11257,46 @@
               <w:rPr>
                 <w:sz w:val="18"/>
               </w:rPr>
-              <w:t>Premium 2×  ~€2.200</w:t>
+              <w:t>Zurückgest. €0</w:t>
+            </w:r>
+          </w:p>
+        </w:tc>
+        <w:tc>
+          <w:tcPr>
+            <w:tcW w:type="dxa" w:w="2160"/>
+          </w:tcPr>
+          <w:p>
+            <w:r>
+              <w:rPr>
+                <w:sz w:val="18"/>
+              </w:rPr>
+              <w:t>1× ~€140</w:t>
+            </w:r>
+          </w:p>
+        </w:tc>
+        <w:tc>
+          <w:tcPr>
+            <w:tcW w:type="dxa" w:w="1872"/>
+          </w:tcPr>
+          <w:p>
+            <w:r>
+              <w:rPr>
+                <w:sz w:val="18"/>
+              </w:rPr>
+              <w:t>Zurückgest. €0</w:t>
+            </w:r>
+          </w:p>
+        </w:tc>
+        <w:tc>
+          <w:tcPr>
+            <w:tcW w:type="dxa" w:w="2448"/>
+          </w:tcPr>
+          <w:p>
+            <w:r>
+              <w:rPr>
+                <w:sz w:val="18"/>
+              </w:rPr>
+              <w:t>2× ~€280</w:t>
             </w:r>
           </w:p>
         </w:tc>
@@ -11117,10 +11311,64 @@
               <w:rPr>
                 <w:sz w:val="18"/>
               </w:rPr>
-              <w:t>DDoS Protection</w:t>
-            </w:r>
-          </w:p>
-        </w:tc>
+              <w:t>Azure Bastion</w:t>
+            </w:r>
+          </w:p>
+        </w:tc>
+        <w:tc>
+          <w:tcPr>
+            <w:tcW w:type="dxa" w:w="2160"/>
+          </w:tcPr>
+          <w:p>
+            <w:r>
+              <w:rPr>
+                <w:sz w:val="18"/>
+              </w:rPr>
+              <w:t>Zurückgest. €0</w:t>
+            </w:r>
+          </w:p>
+        </w:tc>
+        <w:tc>
+          <w:tcPr>
+            <w:tcW w:type="dxa" w:w="2160"/>
+          </w:tcPr>
+          <w:p>
+            <w:r>
+              <w:rPr>
+                <w:sz w:val="18"/>
+              </w:rPr>
+              <w:t>1× ~€120</w:t>
+            </w:r>
+          </w:p>
+        </w:tc>
+        <w:tc>
+          <w:tcPr>
+            <w:tcW w:type="dxa" w:w="1872"/>
+          </w:tcPr>
+          <w:p>
+            <w:r>
+              <w:rPr>
+                <w:sz w:val="18"/>
+              </w:rPr>
+              <w:t>Zurückgest. €0</w:t>
+            </w:r>
+          </w:p>
+        </w:tc>
+        <w:tc>
+          <w:tcPr>
+            <w:tcW w:type="dxa" w:w="2448"/>
+          </w:tcPr>
+          <w:p>
+            <w:r>
+              <w:rPr>
+                <w:sz w:val="18"/>
+              </w:rPr>
+              <w:t>2× ~€240</w:t>
+            </w:r>
+          </w:p>
+        </w:tc>
+      </w:tr>
+      <w:tr>
         <w:tc>
           <w:tcPr>
             <w:tcW w:type="dxa" w:w="2304"/>
@@ -11130,10 +11378,64 @@
               <w:rPr>
                 <w:sz w:val="18"/>
               </w:rPr>
-              <w:t>–</w:t>
-            </w:r>
-          </w:p>
-        </w:tc>
+              <w:t>DNS Private Resolver</w:t>
+            </w:r>
+          </w:p>
+        </w:tc>
+        <w:tc>
+          <w:tcPr>
+            <w:tcW w:type="dxa" w:w="2160"/>
+          </w:tcPr>
+          <w:p>
+            <w:r>
+              <w:rPr>
+                <w:sz w:val="18"/>
+              </w:rPr>
+              <w:t>Zurückgest. €0</w:t>
+            </w:r>
+          </w:p>
+        </w:tc>
+        <w:tc>
+          <w:tcPr>
+            <w:tcW w:type="dxa" w:w="2160"/>
+          </w:tcPr>
+          <w:p>
+            <w:r>
+              <w:rPr>
+                <w:sz w:val="18"/>
+              </w:rPr>
+              <w:t>1× ~€25</w:t>
+            </w:r>
+          </w:p>
+        </w:tc>
+        <w:tc>
+          <w:tcPr>
+            <w:tcW w:type="dxa" w:w="1872"/>
+          </w:tcPr>
+          <w:p>
+            <w:r>
+              <w:rPr>
+                <w:sz w:val="18"/>
+              </w:rPr>
+              <w:t>Zurückgest. €0</w:t>
+            </w:r>
+          </w:p>
+        </w:tc>
+        <w:tc>
+          <w:tcPr>
+            <w:tcW w:type="dxa" w:w="2448"/>
+          </w:tcPr>
+          <w:p>
+            <w:r>
+              <w:rPr>
+                <w:sz w:val="18"/>
+              </w:rPr>
+              <w:t>2× ~€50</w:t>
+            </w:r>
+          </w:p>
+        </w:tc>
+      </w:tr>
+      <w:tr>
         <w:tc>
           <w:tcPr>
             <w:tcW w:type="dxa" w:w="2304"/>
@@ -11143,7 +11445,33 @@
               <w:rPr>
                 <w:sz w:val="18"/>
               </w:rPr>
-              <w:t>–</w:t>
+              <w:t>Private DNS Zones</w:t>
+            </w:r>
+          </w:p>
+        </w:tc>
+        <w:tc>
+          <w:tcPr>
+            <w:tcW w:type="dxa" w:w="2160"/>
+          </w:tcPr>
+          <w:p>
+            <w:r>
+              <w:rPr>
+                <w:sz w:val="18"/>
+              </w:rPr>
+              <w:t>~€15</w:t>
+            </w:r>
+          </w:p>
+        </w:tc>
+        <w:tc>
+          <w:tcPr>
+            <w:tcW w:type="dxa" w:w="2160"/>
+          </w:tcPr>
+          <w:p>
+            <w:r>
+              <w:rPr>
+                <w:sz w:val="18"/>
+              </w:rPr>
+              <w:t>~€15</w:t>
             </w:r>
           </w:p>
         </w:tc>
@@ -11156,7 +11484,35 @@
               <w:rPr>
                 <w:sz w:val="18"/>
               </w:rPr>
-              <w:t>–</w:t>
+              <w:t>~€15</w:t>
+            </w:r>
+          </w:p>
+        </w:tc>
+        <w:tc>
+          <w:tcPr>
+            <w:tcW w:type="dxa" w:w="2448"/>
+          </w:tcPr>
+          <w:p>
+            <w:r>
+              <w:rPr>
+                <w:sz w:val="18"/>
+              </w:rPr>
+              <w:t>~€15</w:t>
+            </w:r>
+          </w:p>
+        </w:tc>
+      </w:tr>
+      <w:tr>
+        <w:tc>
+          <w:tcPr>
+            <w:tcW w:type="dxa" w:w="2304"/>
+          </w:tcPr>
+          <w:p>
+            <w:r>
+              <w:rPr>
+                <w:sz w:val="18"/>
+              </w:rPr>
+              <w:t>Log Analytics</w:t>
             </w:r>
           </w:p>
         </w:tc>
@@ -11169,7 +11525,46 @@
               <w:rPr>
                 <w:sz w:val="18"/>
               </w:rPr>
-              <w:t>Plan  ~€2.500</w:t>
+              <w:t>~€50</w:t>
+            </w:r>
+          </w:p>
+        </w:tc>
+        <w:tc>
+          <w:tcPr>
+            <w:tcW w:type="dxa" w:w="2160"/>
+          </w:tcPr>
+          <w:p>
+            <w:r>
+              <w:rPr>
+                <w:sz w:val="18"/>
+              </w:rPr>
+              <w:t>~€50</w:t>
+            </w:r>
+          </w:p>
+        </w:tc>
+        <w:tc>
+          <w:tcPr>
+            <w:tcW w:type="dxa" w:w="1872"/>
+          </w:tcPr>
+          <w:p>
+            <w:r>
+              <w:rPr>
+                <w:sz w:val="18"/>
+              </w:rPr>
+              <w:t>~€50</w:t>
+            </w:r>
+          </w:p>
+        </w:tc>
+        <w:tc>
+          <w:tcPr>
+            <w:tcW w:type="dxa" w:w="2448"/>
+          </w:tcPr>
+          <w:p>
+            <w:r>
+              <w:rPr>
+                <w:sz w:val="18"/>
+              </w:rPr>
+              <w:t>~€50</w:t>
             </w:r>
           </w:p>
         </w:tc>
@@ -11184,10 +11579,64 @@
               <w:rPr>
                 <w:sz w:val="18"/>
               </w:rPr>
-              <w:t>ExpressRoute GW</w:t>
-            </w:r>
-          </w:p>
-        </w:tc>
+              <w:t>Regionen</w:t>
+            </w:r>
+          </w:p>
+        </w:tc>
+        <w:tc>
+          <w:tcPr>
+            <w:tcW w:type="dxa" w:w="2160"/>
+          </w:tcPr>
+          <w:p>
+            <w:r>
+              <w:rPr>
+                <w:sz w:val="18"/>
+              </w:rPr>
+              <w:t>GWC</w:t>
+            </w:r>
+          </w:p>
+        </w:tc>
+        <w:tc>
+          <w:tcPr>
+            <w:tcW w:type="dxa" w:w="2160"/>
+          </w:tcPr>
+          <w:p>
+            <w:r>
+              <w:rPr>
+                <w:sz w:val="18"/>
+              </w:rPr>
+              <w:t>GWC</w:t>
+            </w:r>
+          </w:p>
+        </w:tc>
+        <w:tc>
+          <w:tcPr>
+            <w:tcW w:type="dxa" w:w="1872"/>
+          </w:tcPr>
+          <w:p>
+            <w:r>
+              <w:rPr>
+                <w:sz w:val="18"/>
+              </w:rPr>
+              <w:t>GWC</w:t>
+            </w:r>
+          </w:p>
+        </w:tc>
+        <w:tc>
+          <w:tcPr>
+            <w:tcW w:type="dxa" w:w="2448"/>
+          </w:tcPr>
+          <w:p>
+            <w:r>
+              <w:rPr>
+                <w:sz w:val="18"/>
+              </w:rPr>
+              <w:t>GWC + NE</w:t>
+            </w:r>
+          </w:p>
+        </w:tc>
+      </w:tr>
+      <w:tr>
         <w:tc>
           <w:tcPr>
             <w:tcW w:type="dxa" w:w="2304"/>
@@ -11197,10 +11646,64 @@
               <w:rPr>
                 <w:sz w:val="18"/>
               </w:rPr>
-              <w:t>–</w:t>
-            </w:r>
-          </w:p>
-        </w:tc>
+              <w:t>Gesamt</w:t>
+            </w:r>
+          </w:p>
+        </w:tc>
+        <w:tc>
+          <w:tcPr>
+            <w:tcW w:type="dxa" w:w="2160"/>
+          </w:tcPr>
+          <w:p>
+            <w:r>
+              <w:rPr>
+                <w:sz w:val="18"/>
+              </w:rPr>
+              <w:t>~€765</w:t>
+            </w:r>
+          </w:p>
+        </w:tc>
+        <w:tc>
+          <w:tcPr>
+            <w:tcW w:type="dxa" w:w="2160"/>
+          </w:tcPr>
+          <w:p>
+            <w:r>
+              <w:rPr>
+                <w:sz w:val="18"/>
+              </w:rPr>
+              <w:t>~€1.050</w:t>
+            </w:r>
+          </w:p>
+        </w:tc>
+        <w:tc>
+          <w:tcPr>
+            <w:tcW w:type="dxa" w:w="1872"/>
+          </w:tcPr>
+          <w:p>
+            <w:r>
+              <w:rPr>
+                <w:sz w:val="18"/>
+              </w:rPr>
+              <w:t>~€365</w:t>
+            </w:r>
+          </w:p>
+        </w:tc>
+        <w:tc>
+          <w:tcPr>
+            <w:tcW w:type="dxa" w:w="2448"/>
+          </w:tcPr>
+          <w:p>
+            <w:r>
+              <w:rPr>
+                <w:sz w:val="18"/>
+              </w:rPr>
+              <w:t>~€5.800</w:t>
+            </w:r>
+          </w:p>
+        </w:tc>
+      </w:tr>
+      <w:tr>
         <w:tc>
           <w:tcPr>
             <w:tcW w:type="dxa" w:w="2304"/>
@@ -11210,7 +11713,33 @@
               <w:rPr>
                 <w:sz w:val="18"/>
               </w:rPr>
-              <w:t>–</w:t>
+              <w:t>ALZ-konform</w:t>
+            </w:r>
+          </w:p>
+        </w:tc>
+        <w:tc>
+          <w:tcPr>
+            <w:tcW w:type="dxa" w:w="2160"/>
+          </w:tcPr>
+          <w:p>
+            <w:r>
+              <w:rPr>
+                <w:sz w:val="18"/>
+              </w:rPr>
+              <w:t>✔ Ja</w:t>
+            </w:r>
+          </w:p>
+        </w:tc>
+        <w:tc>
+          <w:tcPr>
+            <w:tcW w:type="dxa" w:w="2160"/>
+          </w:tcPr>
+          <w:p>
+            <w:r>
+              <w:rPr>
+                <w:sz w:val="18"/>
+              </w:rPr>
+              <w:t>✔ Ja</w:t>
             </w:r>
           </w:p>
         </w:tc>
@@ -11223,549 +11752,13 @@
               <w:rPr>
                 <w:sz w:val="18"/>
               </w:rPr>
-              <w:t>–</w:t>
-            </w:r>
-          </w:p>
-        </w:tc>
-        <w:tc>
-          <w:tcPr>
-            <w:tcW w:type="dxa" w:w="2160"/>
-          </w:tcPr>
-          <w:p>
-            <w:r>
-              <w:rPr>
-                <w:sz w:val="18"/>
-              </w:rPr>
-              <w:t>2×  ~€560</w:t>
-            </w:r>
-          </w:p>
-        </w:tc>
-      </w:tr>
-      <w:tr>
-        <w:tc>
-          <w:tcPr>
-            <w:tcW w:type="dxa" w:w="2304"/>
-          </w:tcPr>
-          <w:p>
-            <w:r>
-              <w:rPr>
-                <w:sz w:val="18"/>
-              </w:rPr>
-              <w:t>VPN Gateway</w:t>
-            </w:r>
-          </w:p>
-        </w:tc>
-        <w:tc>
-          <w:tcPr>
-            <w:tcW w:type="dxa" w:w="2304"/>
-          </w:tcPr>
-          <w:p>
-            <w:r>
-              <w:rPr>
-                <w:sz w:val="18"/>
-              </w:rPr>
-              <w:t>1× aktiv  ~€140</w:t>
-            </w:r>
-          </w:p>
-        </w:tc>
-        <w:tc>
-          <w:tcPr>
-            <w:tcW w:type="dxa" w:w="2304"/>
-          </w:tcPr>
-          <w:p>
-            <w:r>
-              <w:rPr>
-                <w:sz w:val="18"/>
-              </w:rPr>
-              <w:t>Deferred  €0</w:t>
-            </w:r>
-          </w:p>
-        </w:tc>
-        <w:tc>
-          <w:tcPr>
-            <w:tcW w:type="dxa" w:w="1872"/>
-          </w:tcPr>
-          <w:p>
-            <w:r>
-              <w:rPr>
-                <w:sz w:val="18"/>
-              </w:rPr>
-              <w:t>Deferred  €0</w:t>
-            </w:r>
-          </w:p>
-        </w:tc>
-        <w:tc>
-          <w:tcPr>
-            <w:tcW w:type="dxa" w:w="2160"/>
-          </w:tcPr>
-          <w:p>
-            <w:r>
-              <w:rPr>
-                <w:sz w:val="18"/>
-              </w:rPr>
-              <w:t>2×  ~€280</w:t>
-            </w:r>
-          </w:p>
-        </w:tc>
-      </w:tr>
-      <w:tr>
-        <w:tc>
-          <w:tcPr>
-            <w:tcW w:type="dxa" w:w="2304"/>
-          </w:tcPr>
-          <w:p>
-            <w:r>
-              <w:rPr>
-                <w:sz w:val="18"/>
-              </w:rPr>
-              <w:t>Azure Bastion</w:t>
-            </w:r>
-          </w:p>
-        </w:tc>
-        <w:tc>
-          <w:tcPr>
-            <w:tcW w:type="dxa" w:w="2304"/>
-          </w:tcPr>
-          <w:p>
-            <w:r>
-              <w:rPr>
-                <w:sz w:val="18"/>
-              </w:rPr>
-              <w:t>1×  ~€120</w:t>
-            </w:r>
-          </w:p>
-        </w:tc>
-        <w:tc>
-          <w:tcPr>
-            <w:tcW w:type="dxa" w:w="2304"/>
-          </w:tcPr>
-          <w:p>
-            <w:r>
-              <w:rPr>
-                <w:sz w:val="18"/>
-              </w:rPr>
-              <w:t>1×  ~€120</w:t>
-            </w:r>
-          </w:p>
-        </w:tc>
-        <w:tc>
-          <w:tcPr>
-            <w:tcW w:type="dxa" w:w="1872"/>
-          </w:tcPr>
-          <w:p>
-            <w:r>
-              <w:rPr>
-                <w:sz w:val="18"/>
-              </w:rPr>
-              <w:t>1×  ~€120</w:t>
-            </w:r>
-          </w:p>
-        </w:tc>
-        <w:tc>
-          <w:tcPr>
-            <w:tcW w:type="dxa" w:w="2160"/>
-          </w:tcPr>
-          <w:p>
-            <w:r>
-              <w:rPr>
-                <w:sz w:val="18"/>
-              </w:rPr>
-              <w:t>2×  ~€240</w:t>
-            </w:r>
-          </w:p>
-        </w:tc>
-      </w:tr>
-      <w:tr>
-        <w:tc>
-          <w:tcPr>
-            <w:tcW w:type="dxa" w:w="2304"/>
-          </w:tcPr>
-          <w:p>
-            <w:r>
-              <w:rPr>
-                <w:sz w:val="18"/>
-              </w:rPr>
-              <w:t>DNS Private Resolver</w:t>
-            </w:r>
-          </w:p>
-        </w:tc>
-        <w:tc>
-          <w:tcPr>
-            <w:tcW w:type="dxa" w:w="2304"/>
-          </w:tcPr>
-          <w:p>
-            <w:r>
-              <w:rPr>
-                <w:sz w:val="18"/>
-              </w:rPr>
-              <w:t>1×  ~€25</w:t>
-            </w:r>
-          </w:p>
-        </w:tc>
-        <w:tc>
-          <w:tcPr>
-            <w:tcW w:type="dxa" w:w="2304"/>
-          </w:tcPr>
-          <w:p>
-            <w:r>
-              <w:rPr>
-                <w:sz w:val="18"/>
-              </w:rPr>
-              <w:t>1×  ~€25</w:t>
-            </w:r>
-          </w:p>
-        </w:tc>
-        <w:tc>
-          <w:tcPr>
-            <w:tcW w:type="dxa" w:w="1872"/>
-          </w:tcPr>
-          <w:p>
-            <w:r>
-              <w:rPr>
-                <w:sz w:val="18"/>
-              </w:rPr>
-              <w:t>1×  ~€25</w:t>
-            </w:r>
-          </w:p>
-        </w:tc>
-        <w:tc>
-          <w:tcPr>
-            <w:tcW w:type="dxa" w:w="2160"/>
-          </w:tcPr>
-          <w:p>
-            <w:r>
-              <w:rPr>
-                <w:sz w:val="18"/>
-              </w:rPr>
-              <w:t>2×  ~€50</w:t>
-            </w:r>
-          </w:p>
-        </w:tc>
-      </w:tr>
-      <w:tr>
-        <w:tc>
-          <w:tcPr>
-            <w:tcW w:type="dxa" w:w="2304"/>
-          </w:tcPr>
-          <w:p>
-            <w:r>
-              <w:rPr>
-                <w:sz w:val="18"/>
-              </w:rPr>
-              <w:t>Private DNS Zones</w:t>
-            </w:r>
-          </w:p>
-        </w:tc>
-        <w:tc>
-          <w:tcPr>
-            <w:tcW w:type="dxa" w:w="2304"/>
-          </w:tcPr>
-          <w:p>
-            <w:r>
-              <w:rPr>
-                <w:sz w:val="18"/>
-              </w:rPr>
-              <w:t>~€15</w:t>
-            </w:r>
-          </w:p>
-        </w:tc>
-        <w:tc>
-          <w:tcPr>
-            <w:tcW w:type="dxa" w:w="2304"/>
-          </w:tcPr>
-          <w:p>
-            <w:r>
-              <w:rPr>
-                <w:sz w:val="18"/>
-              </w:rPr>
-              <w:t>~€15</w:t>
-            </w:r>
-          </w:p>
-        </w:tc>
-        <w:tc>
-          <w:tcPr>
-            <w:tcW w:type="dxa" w:w="1872"/>
-          </w:tcPr>
-          <w:p>
-            <w:r>
-              <w:rPr>
-                <w:sz w:val="18"/>
-              </w:rPr>
-              <w:t>~€15</w:t>
-            </w:r>
-          </w:p>
-        </w:tc>
-        <w:tc>
-          <w:tcPr>
-            <w:tcW w:type="dxa" w:w="2160"/>
-          </w:tcPr>
-          <w:p>
-            <w:r>
-              <w:rPr>
-                <w:sz w:val="18"/>
-              </w:rPr>
-              <w:t>~€15</w:t>
-            </w:r>
-          </w:p>
-        </w:tc>
-      </w:tr>
-      <w:tr>
-        <w:tc>
-          <w:tcPr>
-            <w:tcW w:type="dxa" w:w="2304"/>
-          </w:tcPr>
-          <w:p>
-            <w:r>
-              <w:rPr>
-                <w:sz w:val="18"/>
-              </w:rPr>
-              <w:t>Log Analytics</w:t>
-            </w:r>
-          </w:p>
-        </w:tc>
-        <w:tc>
-          <w:tcPr>
-            <w:tcW w:type="dxa" w:w="2304"/>
-          </w:tcPr>
-          <w:p>
-            <w:r>
-              <w:rPr>
-                <w:sz w:val="18"/>
-              </w:rPr>
-              <w:t>~€50</w:t>
-            </w:r>
-          </w:p>
-        </w:tc>
-        <w:tc>
-          <w:tcPr>
-            <w:tcW w:type="dxa" w:w="2304"/>
-          </w:tcPr>
-          <w:p>
-            <w:r>
-              <w:rPr>
-                <w:sz w:val="18"/>
-              </w:rPr>
-              <w:t>~€50</w:t>
-            </w:r>
-          </w:p>
-        </w:tc>
-        <w:tc>
-          <w:tcPr>
-            <w:tcW w:type="dxa" w:w="1872"/>
-          </w:tcPr>
-          <w:p>
-            <w:r>
-              <w:rPr>
-                <w:sz w:val="18"/>
-              </w:rPr>
-              <w:t>~€50</w:t>
-            </w:r>
-          </w:p>
-        </w:tc>
-        <w:tc>
-          <w:tcPr>
-            <w:tcW w:type="dxa" w:w="2160"/>
-          </w:tcPr>
-          <w:p>
-            <w:r>
-              <w:rPr>
-                <w:sz w:val="18"/>
-              </w:rPr>
-              <w:t>~€50</w:t>
-            </w:r>
-          </w:p>
-        </w:tc>
-      </w:tr>
-      <w:tr>
-        <w:tc>
-          <w:tcPr>
-            <w:tcW w:type="dxa" w:w="2304"/>
-          </w:tcPr>
-          <w:p>
-            <w:r>
-              <w:rPr>
-                <w:sz w:val="18"/>
-              </w:rPr>
-              <w:t>Regionen</w:t>
-            </w:r>
-          </w:p>
-        </w:tc>
-        <w:tc>
-          <w:tcPr>
-            <w:tcW w:type="dxa" w:w="2304"/>
-          </w:tcPr>
-          <w:p>
-            <w:r>
-              <w:rPr>
-                <w:sz w:val="18"/>
-              </w:rPr>
-              <w:t>GWC</w:t>
-            </w:r>
-          </w:p>
-        </w:tc>
-        <w:tc>
-          <w:tcPr>
-            <w:tcW w:type="dxa" w:w="2304"/>
-          </w:tcPr>
-          <w:p>
-            <w:r>
-              <w:rPr>
-                <w:sz w:val="18"/>
-              </w:rPr>
-              <w:t>GWC</w:t>
-            </w:r>
-          </w:p>
-        </w:tc>
-        <w:tc>
-          <w:tcPr>
-            <w:tcW w:type="dxa" w:w="1872"/>
-          </w:tcPr>
-          <w:p>
-            <w:r>
-              <w:rPr>
-                <w:sz w:val="18"/>
-              </w:rPr>
-              <w:t>GWC</w:t>
-            </w:r>
-          </w:p>
-        </w:tc>
-        <w:tc>
-          <w:tcPr>
-            <w:tcW w:type="dxa" w:w="2160"/>
-          </w:tcPr>
-          <w:p>
-            <w:r>
-              <w:rPr>
-                <w:sz w:val="18"/>
-              </w:rPr>
-              <w:t>GWC + NE</w:t>
-            </w:r>
-          </w:p>
-        </w:tc>
-      </w:tr>
-      <w:tr>
-        <w:tc>
-          <w:tcPr>
-            <w:tcW w:type="dxa" w:w="2304"/>
-          </w:tcPr>
-          <w:p>
-            <w:r>
-              <w:rPr>
-                <w:sz w:val="18"/>
-              </w:rPr>
-              <w:t>Gesamt</w:t>
-            </w:r>
-          </w:p>
-        </w:tc>
-        <w:tc>
-          <w:tcPr>
-            <w:tcW w:type="dxa" w:w="2304"/>
-          </w:tcPr>
-          <w:p>
-            <w:r>
-              <w:rPr>
-                <w:sz w:val="18"/>
-              </w:rPr>
-              <w:t>~€1.050</w:t>
-            </w:r>
-          </w:p>
-        </w:tc>
-        <w:tc>
-          <w:tcPr>
-            <w:tcW w:type="dxa" w:w="2304"/>
-          </w:tcPr>
-          <w:p>
-            <w:r>
-              <w:rPr>
-                <w:sz w:val="18"/>
-              </w:rPr>
-              <w:t>~€770</w:t>
-            </w:r>
-          </w:p>
-        </w:tc>
-        <w:tc>
-          <w:tcPr>
-            <w:tcW w:type="dxa" w:w="1872"/>
-          </w:tcPr>
-          <w:p>
-            <w:r>
-              <w:rPr>
-                <w:sz w:val="18"/>
-              </w:rPr>
-              <w:t>~€510</w:t>
-            </w:r>
-          </w:p>
-        </w:tc>
-        <w:tc>
-          <w:tcPr>
-            <w:tcW w:type="dxa" w:w="2160"/>
-          </w:tcPr>
-          <w:p>
-            <w:r>
-              <w:rPr>
-                <w:sz w:val="18"/>
-              </w:rPr>
-              <w:t>~€5.800</w:t>
-            </w:r>
-          </w:p>
-        </w:tc>
-      </w:tr>
-      <w:tr>
-        <w:tc>
-          <w:tcPr>
-            <w:tcW w:type="dxa" w:w="2304"/>
-          </w:tcPr>
-          <w:p>
-            <w:r>
-              <w:rPr>
-                <w:sz w:val="18"/>
-              </w:rPr>
-              <w:t>ALZ-konform</w:t>
-            </w:r>
-          </w:p>
-        </w:tc>
-        <w:tc>
-          <w:tcPr>
-            <w:tcW w:type="dxa" w:w="2304"/>
-          </w:tcPr>
-          <w:p>
-            <w:r>
-              <w:rPr>
-                <w:sz w:val="18"/>
-              </w:rPr>
-              <w:t>✔ Ja</w:t>
-            </w:r>
-          </w:p>
-        </w:tc>
-        <w:tc>
-          <w:tcPr>
-            <w:tcW w:type="dxa" w:w="2304"/>
-          </w:tcPr>
-          <w:p>
-            <w:r>
-              <w:rPr>
-                <w:sz w:val="18"/>
-              </w:rPr>
-              <w:t>✔ Ja</w:t>
-            </w:r>
-          </w:p>
-        </w:tc>
-        <w:tc>
-          <w:tcPr>
-            <w:tcW w:type="dxa" w:w="1872"/>
-          </w:tcPr>
-          <w:p>
-            <w:r>
-              <w:rPr>
-                <w:sz w:val="18"/>
-              </w:rPr>
               <w:t>✘ Nein</w:t>
             </w:r>
           </w:p>
         </w:tc>
         <w:tc>
           <w:tcPr>
-            <w:tcW w:type="dxa" w:w="2160"/>
+            <w:tcW w:type="dxa" w:w="2448"/>
           </w:tcPr>
           <w:p>
             <w:r>
@@ -17197,7 +17190,7 @@
               <w:rPr>
                 <w:sz w:val="18"/>
               </w:rPr>
-              <w:t>Lokale Technische Referenz: alle 22 AVM-Module, 123 Assignments, 149 Policy-Definitionen</w:t>
+              <w:t>Lokale Technische Referenz: alle 22 AVM-Module, 118 Assignments, 149 Policy-Definitionen</w:t>
             </w:r>
           </w:p>
         </w:tc>

--- a/docs/konzept/Word/Azure-Landing-Zone-Konzept.docx
+++ b/docs/konzept/Word/Azure-Landing-Zone-Konzept.docx
@@ -1272,60 +1272,6 @@
                 <w:sz w:val="18"/>
               </w:rPr>
               <w:t>12</w:t>
-            </w:r>
-          </w:p>
-        </w:tc>
-        <w:tc>
-          <w:tcPr>
-            <w:tcW w:type="dxa" w:w="2736"/>
-          </w:tcPr>
-          <w:p>
-            <w:r>
-              <w:rPr>
-                <w:sz w:val="18"/>
-              </w:rPr>
-              <w:t>Governance – Decommissioned</w:t>
-            </w:r>
-          </w:p>
-        </w:tc>
-        <w:tc>
-          <w:tcPr>
-            <w:tcW w:type="dxa" w:w="864"/>
-          </w:tcPr>
-          <w:p>
-            <w:r>
-              <w:rPr>
-                <w:sz w:val="18"/>
-              </w:rPr>
-              <w:t>Tenant</w:t>
-            </w:r>
-          </w:p>
-        </w:tc>
-        <w:tc>
-          <w:tcPr>
-            <w:tcW w:type="dxa" w:w="6048"/>
-          </w:tcPr>
-          <w:p>
-            <w:r>
-              <w:rPr>
-                <w:sz w:val="18"/>
-              </w:rPr>
-              <w:t>decommissioned + Enforce-ALZ-Decomm Guardrails</w:t>
-            </w:r>
-          </w:p>
-        </w:tc>
-      </w:tr>
-      <w:tr>
-        <w:tc>
-          <w:tcPr>
-            <w:tcW w:type="dxa" w:w="432"/>
-          </w:tcPr>
-          <w:p>
-            <w:r>
-              <w:rPr>
-                <w:sz w:val="18"/>
-              </w:rPr>
-              <w:t>13</w:t>
             </w:r>
           </w:p>
         </w:tc>
@@ -1772,9 +1718,7 @@
         <w:br/>
         <w:t xml:space="preserve">   │   └─ alz-landingzones-local      → souverän / vertraulich</w:t>
         <w:br/>
-        <w:t xml:space="preserve">   ├─ alz-sandbox                     → Experimente (gelockerte Policies)</w:t>
-        <w:br/>
-        <w:t xml:space="preserve">   └─ alz-decommissioned              → Stilllegung (gesperrt)</w:t>
+        <w:t xml:space="preserve">   └─ alz-sandbox                     → Experimente (gelockerte Policies)</w:t>
       </w:r>
     </w:p>
     <w:p/>
@@ -2289,47 +2233,6 @@
                 <w:sz w:val="18"/>
               </w:rPr>
               <w:t>Experimentier-Bereich mit gelockerten Policies</w:t>
-            </w:r>
-          </w:p>
-        </w:tc>
-      </w:tr>
-      <w:tr>
-        <w:tc>
-          <w:tcPr>
-            <w:tcW w:type="dxa" w:w="3312"/>
-          </w:tcPr>
-          <w:p>
-            <w:r>
-              <w:rPr>
-                <w:sz w:val="18"/>
-              </w:rPr>
-              <w:t>alz-decommissioned</w:t>
-            </w:r>
-          </w:p>
-        </w:tc>
-        <w:tc>
-          <w:tcPr>
-            <w:tcW w:type="dxa" w:w="2592"/>
-          </w:tcPr>
-          <w:p>
-            <w:r>
-              <w:rPr>
-                <w:sz w:val="18"/>
-              </w:rPr>
-              <w:t>alz</w:t>
-            </w:r>
-          </w:p>
-        </w:tc>
-        <w:tc>
-          <w:tcPr>
-            <w:tcW w:type="dxa" w:w="4176"/>
-          </w:tcPr>
-          <w:p>
-            <w:r>
-              <w:rPr>
-                <w:sz w:val="18"/>
-              </w:rPr>
-              <w:t>Stilllegungszone; Ressourcen-Erstellung gesperrt</w:t>
             </w:r>
           </w:p>
         </w:tc>
@@ -2740,7 +2643,7 @@
               <w:rPr>
                 <w:sz w:val="18"/>
               </w:rPr>
-              <w:t>alz, alz-platform, alz-platform-connectivity, alz-landingzones, alz-landingzones-corp, alz-sandbox, alz-decommissioned</w:t>
+              <w:t>alz, alz-platform, alz-platform-connectivity, alz-landingzones, alz-landingzones-corp, alz-sandbox</w:t>
             </w:r>
           </w:p>
         </w:tc>
@@ -2944,7 +2847,7 @@
         <w:rPr>
           <w:b/>
         </w:rPr>
-        <w:t>▶ Vollständige Referenz: Alle 8 Management Groups, 149 Policy-Definitionen, 42 Initiativen, 118 Assignments, 5 RBAC-Rollen und 22 Bicep-Module sind konkret und namentlich dokumentiert in: Azure-Landing-Zone-ALZ-Referenz.docx</w:t>
+        <w:t>▶ Vollständige Referenz: Alle 7 Management Groups, 149 Policy-Definitionen, 42 Initiativen, 118 Assignments, 5 RBAC-Rollen und 22 Bicep-Module sind konkret und namentlich dokumentiert in: Azure-Landing-Zone-ALZ-Referenz.docx</w:t>
       </w:r>
     </w:p>
     <w:tbl>
@@ -3129,7 +3032,7 @@
               <w:rPr>
                 <w:sz w:val="18"/>
               </w:rPr>
-              <w:t>Direkt zugewiesen auf 7 MG-Ebenen; Kind-MGs erben zusätzlich</w:t>
+              <w:t>Direkt zugewiesen auf 6 MG-Ebenen; Kind-MGs erben zusätzlich</w:t>
             </w:r>
           </w:p>
         </w:tc>
@@ -3710,7 +3613,7 @@
               <w:rPr>
                 <w:sz w:val="18"/>
               </w:rPr>
-              <w:t>alz-decommissioned</w:t>
+              <w:t>Summe</w:t>
             </w:r>
           </w:p>
         </w:tc>
@@ -3723,48 +3626,7 @@
               <w:rPr>
                 <w:sz w:val="18"/>
               </w:rPr>
-              <w:t>1</w:t>
-            </w:r>
-          </w:p>
-        </w:tc>
-        <w:tc>
-          <w:tcPr>
-            <w:tcW w:type="dxa" w:w="5472"/>
-          </w:tcPr>
-          <w:p>
-            <w:r>
-              <w:rPr>
-                <w:sz w:val="18"/>
-              </w:rPr>
-              <w:t>Enforce-ALZ-Decomm</w:t>
-            </w:r>
-          </w:p>
-        </w:tc>
-      </w:tr>
-      <w:tr>
-        <w:tc>
-          <w:tcPr>
-            <w:tcW w:type="dxa" w:w="3312"/>
-          </w:tcPr>
-          <w:p>
-            <w:r>
-              <w:rPr>
-                <w:sz w:val="18"/>
-              </w:rPr>
-              <w:t>Summe</w:t>
-            </w:r>
-          </w:p>
-        </w:tc>
-        <w:tc>
-          <w:tcPr>
-            <w:tcW w:type="dxa" w:w="1296"/>
-          </w:tcPr>
-          <w:p>
-            <w:r>
-              <w:rPr>
-                <w:sz w:val="18"/>
-              </w:rPr>
-              <w:t>123</w:t>
+              <w:t>122</w:t>
             </w:r>
           </w:p>
         </w:tc>

--- a/docs/konzept/Word/Azure-Landing-Zone-Konzept.docx
+++ b/docs/konzept/Word/Azure-Landing-Zone-Konzept.docx
@@ -202,7 +202,7 @@
         <w:pStyle w:val="BechtleAufzhlung"/>
       </w:pPr>
       <w:r>
-        <w:t>Management-Group-Hierarchie (8 MGs) als strukturierter Verwaltungsrahmen für alle Subscriptions</w:t>
+        <w:t>Management-Group-Hierarchie (7 MGs) als strukturierter Verwaltungsrahmen für alle Subscriptions</w:t>
       </w:r>
     </w:p>
     <w:p>
@@ -330,7 +330,7 @@
               <w:rPr>
                 <w:sz w:val="18"/>
               </w:rPr>
-              <w:t>8 MGs im Azure Portal sichtbar, Tenant Root → alz → Unterebenen</w:t>
+              <w:t>7 MGs im Azure Portal sichtbar, Tenant Root → alz → Unterebenen</w:t>
             </w:r>
           </w:p>
         </w:tc>
@@ -8856,7 +8856,7 @@
               <w:rPr>
                 <w:sz w:val="18"/>
               </w:rPr>
-              <w:t>Management Groups (12 MGs)</w:t>
+              <w:t>Management Groups (7 MGs)</w:t>
             </w:r>
           </w:p>
         </w:tc>
@@ -8897,7 +8897,7 @@
               <w:rPr>
                 <w:sz w:val="18"/>
               </w:rPr>
-              <w:t>Policy-Set (149 Defs / 123 Assignments)</w:t>
+              <w:t>Policy-Set (149 Defs / 118 Assignments)</w:t>
             </w:r>
           </w:p>
         </w:tc>
@@ -9061,6 +9061,47 @@
               <w:rPr>
                 <w:sz w:val="18"/>
               </w:rPr>
+              <w:t>Private DNS Zones</w:t>
+            </w:r>
+          </w:p>
+        </w:tc>
+        <w:tc>
+          <w:tcPr>
+            <w:tcW w:type="dxa" w:w="1152"/>
+          </w:tcPr>
+          <w:p>
+            <w:r>
+              <w:rPr>
+                <w:sz w:val="18"/>
+              </w:rPr>
+              <w:t>Aktiv</w:t>
+            </w:r>
+          </w:p>
+        </w:tc>
+        <w:tc>
+          <w:tcPr>
+            <w:tcW w:type="dxa" w:w="5184"/>
+          </w:tcPr>
+          <w:p>
+            <w:r>
+              <w:rPr>
+                <w:sz w:val="18"/>
+              </w:rPr>
+              <w:t>–</w:t>
+            </w:r>
+          </w:p>
+        </w:tc>
+      </w:tr>
+      <w:tr>
+        <w:tc>
+          <w:tcPr>
+            <w:tcW w:type="dxa" w:w="3744"/>
+          </w:tcPr>
+          <w:p>
+            <w:r>
+              <w:rPr>
+                <w:sz w:val="18"/>
+              </w:rPr>
               <w:t>Azure Bastion (1 Region)</w:t>
             </w:r>
           </w:p>
@@ -9074,7 +9115,7 @@
               <w:rPr>
                 <w:sz w:val="18"/>
               </w:rPr>
-              <w:t>Aktiv</w:t>
+              <w:t>Zurückgestellt</w:t>
             </w:r>
           </w:p>
         </w:tc>
@@ -9087,7 +9128,7 @@
               <w:rPr>
                 <w:sz w:val="18"/>
               </w:rPr>
-              <w:t>–</w:t>
+              <w:t>deployBastion: true (+€120/Mon)</w:t>
             </w:r>
           </w:p>
         </w:tc>
@@ -9115,7 +9156,7 @@
               <w:rPr>
                 <w:sz w:val="18"/>
               </w:rPr>
-              <w:t>Aktiv</w:t>
+              <w:t>Zurückgestellt</w:t>
             </w:r>
           </w:p>
         </w:tc>
@@ -9128,7 +9169,7 @@
               <w:rPr>
                 <w:sz w:val="18"/>
               </w:rPr>
-              <w:t>–</w:t>
+              <w:t>deployVpnGateway: true (+€140/Mon)</w:t>
             </w:r>
           </w:p>
         </w:tc>
@@ -9143,7 +9184,7 @@
               <w:rPr>
                 <w:sz w:val="18"/>
               </w:rPr>
-              <w:t>Private DNS Zones</w:t>
+              <w:t>DNS Private Resolver (1 Region)</w:t>
             </w:r>
           </w:p>
         </w:tc>
@@ -9156,7 +9197,7 @@
               <w:rPr>
                 <w:sz w:val="18"/>
               </w:rPr>
-              <w:t>Aktiv</w:t>
+              <w:t>Zurückgestellt</w:t>
             </w:r>
           </w:p>
         </w:tc>
@@ -9169,48 +9210,7 @@
               <w:rPr>
                 <w:sz w:val="18"/>
               </w:rPr>
-              <w:t>–</w:t>
-            </w:r>
-          </w:p>
-        </w:tc>
-      </w:tr>
-      <w:tr>
-        <w:tc>
-          <w:tcPr>
-            <w:tcW w:type="dxa" w:w="3744"/>
-          </w:tcPr>
-          <w:p>
-            <w:r>
-              <w:rPr>
-                <w:sz w:val="18"/>
-              </w:rPr>
-              <w:t>DNS Private Resolver (1 Region)</w:t>
-            </w:r>
-          </w:p>
-        </w:tc>
-        <w:tc>
-          <w:tcPr>
-            <w:tcW w:type="dxa" w:w="1152"/>
-          </w:tcPr>
-          <w:p>
-            <w:r>
-              <w:rPr>
-                <w:sz w:val="18"/>
-              </w:rPr>
-              <w:t>Aktiv</w:t>
-            </w:r>
-          </w:p>
-        </w:tc>
-        <w:tc>
-          <w:tcPr>
-            <w:tcW w:type="dxa" w:w="5184"/>
-          </w:tcPr>
-          <w:p>
-            <w:r>
-              <w:rPr>
-                <w:sz w:val="18"/>
-              </w:rPr>
-              <w:t>–</w:t>
+              <w:t>deployDnsPrivateResolver: true (+€25/Mon)</w:t>
             </w:r>
           </w:p>
         </w:tc>
@@ -14722,7 +14722,7 @@
               <w:rPr>
                 <w:sz w:val="18"/>
               </w:rPr>
-              <w:t>mgmt_groups_decommissioned</w:t>
+              <w:t>rbac_platform</w:t>
             </w:r>
           </w:p>
         </w:tc>
@@ -14748,7 +14748,7 @@
               <w:rPr>
                 <w:sz w:val="18"/>
               </w:rPr>
-              <w:t>core/governance/mgmt-groups/decommissioned/main.bicep</w:t>
+              <w:t>core/governance/mgmt-groups/platform/main-rbac.bicep</w:t>
             </w:r>
           </w:p>
         </w:tc>
@@ -14776,7 +14776,7 @@
               <w:rPr>
                 <w:sz w:val="18"/>
               </w:rPr>
-              <w:t>rbac_platform</w:t>
+              <w:t>rbac_platform_connectivity</w:t>
             </w:r>
           </w:p>
         </w:tc>
@@ -14802,7 +14802,7 @@
               <w:rPr>
                 <w:sz w:val="18"/>
               </w:rPr>
-              <w:t>core/governance/mgmt-groups/platform/main-rbac.bicep</w:t>
+              <w:t>core/governance/mgmt-groups/platform/platform-connectivity/main-rbac.bicep</w:t>
             </w:r>
           </w:p>
         </w:tc>
@@ -14830,7 +14830,7 @@
               <w:rPr>
                 <w:sz w:val="18"/>
               </w:rPr>
-              <w:t>rbac_platform_connectivity</w:t>
+              <w:t>rbac_landingzones</w:t>
             </w:r>
           </w:p>
         </w:tc>
@@ -14856,7 +14856,7 @@
               <w:rPr>
                 <w:sz w:val="18"/>
               </w:rPr>
-              <w:t>core/governance/mgmt-groups/platform/platform-connectivity/main-rbac.bicep</w:t>
+              <w:t>core/governance/mgmt-groups/landingzones/main-rbac.bicep</w:t>
             </w:r>
           </w:p>
         </w:tc>
@@ -14884,7 +14884,7 @@
               <w:rPr>
                 <w:sz w:val="18"/>
               </w:rPr>
-              <w:t>rbac_landingzones</w:t>
+              <w:t>logging</w:t>
             </w:r>
           </w:p>
         </w:tc>
@@ -14897,7 +14897,7 @@
               <w:rPr>
                 <w:sz w:val="18"/>
               </w:rPr>
-              <w:t>managementGroup</w:t>
+              <w:t>subscription</w:t>
             </w:r>
           </w:p>
         </w:tc>
@@ -14910,7 +14910,7 @@
               <w:rPr>
                 <w:sz w:val="18"/>
               </w:rPr>
-              <w:t>core/governance/mgmt-groups/landingzones/main-rbac.bicep</w:t>
+              <w:t>core/logging/main.bicep</w:t>
             </w:r>
           </w:p>
         </w:tc>
@@ -14938,7 +14938,7 @@
               <w:rPr>
                 <w:sz w:val="18"/>
               </w:rPr>
-              <w:t>logging</w:t>
+              <w:t>hub_networking</w:t>
             </w:r>
           </w:p>
         </w:tc>
@@ -14964,7 +14964,7 @@
               <w:rPr>
                 <w:sz w:val="18"/>
               </w:rPr>
-              <w:t>core/logging/main.bicep</w:t>
+              <w:t>networking/hubnetworking/main.bicep (aktiv bei hubNetworking)</w:t>
             </w:r>
           </w:p>
         </w:tc>
@@ -14980,60 +14980,6 @@
                 <w:sz w:val="18"/>
               </w:rPr>
               <w:t>17</w:t>
-            </w:r>
-          </w:p>
-        </w:tc>
-        <w:tc>
-          <w:tcPr>
-            <w:tcW w:type="dxa" w:w="3600"/>
-          </w:tcPr>
-          <w:p>
-            <w:r>
-              <w:rPr>
-                <w:sz w:val="18"/>
-              </w:rPr>
-              <w:t>hub_networking</w:t>
-            </w:r>
-          </w:p>
-        </w:tc>
-        <w:tc>
-          <w:tcPr>
-            <w:tcW w:type="dxa" w:w="1584"/>
-          </w:tcPr>
-          <w:p>
-            <w:r>
-              <w:rPr>
-                <w:sz w:val="18"/>
-              </w:rPr>
-              <w:t>subscription</w:t>
-            </w:r>
-          </w:p>
-        </w:tc>
-        <w:tc>
-          <w:tcPr>
-            <w:tcW w:type="dxa" w:w="4464"/>
-          </w:tcPr>
-          <w:p>
-            <w:r>
-              <w:rPr>
-                <w:sz w:val="18"/>
-              </w:rPr>
-              <w:t>networking/hubnetworking/main.bicep (aktiv bei hubNetworking)</w:t>
-            </w:r>
-          </w:p>
-        </w:tc>
-      </w:tr>
-      <w:tr>
-        <w:tc>
-          <w:tcPr>
-            <w:tcW w:type="dxa" w:w="432"/>
-          </w:tcPr>
-          <w:p>
-            <w:r>
-              <w:rPr>
-                <w:sz w:val="18"/>
-              </w:rPr>
-              <w:t>18</w:t>
             </w:r>
           </w:p>
         </w:tc>

--- a/docs/konzept/Word/Azure-Landing-Zone-Konzept.docx
+++ b/docs/konzept/Word/Azure-Landing-Zone-Konzept.docx
@@ -125,7 +125,7 @@
         <w:t xml:space="preserve">Automatisierung und IaC: </w:t>
       </w:r>
       <w:r>
-        <w:t>18 geordnete Deployment-Stufen, vollständig als Code versioniert und über What-If-Previews abgesichert, gewährleisten reproduzierbare, nachvollziehbare und rückrollbare Änderungen.</w:t>
+        <w:t>17 geordnete Deployment-Stufen, vollständig als Code versioniert und über What-If-Previews abgesichert, gewährleisten reproduzierbare, nachvollziehbare und rückrollbare Änderungen.</w:t>
       </w:r>
     </w:p>
     <w:p>
@@ -582,7 +582,7 @@
         <w:pStyle w:val="Heading2"/>
       </w:pPr>
       <w:r>
-        <w:t>18 geordnete Deployment-Stufen</w:t>
+        <w:t>17 geordnete Deployment-Stufen</w:t>
       </w:r>
     </w:p>
     <w:tbl>
@@ -1526,7 +1526,7 @@
               <w:rPr>
                 <w:sz w:val="18"/>
               </w:rPr>
-              <w:t>Hub-VNets, Firewall, Bastion, Gateways, DNS (aktiv bei hubNetworking)</w:t>
+              <w:t>Hub-VNet, Firewall Standard, Private DNS Zones (aktiv); Bastion, VPN Gateway, DNS Resolver zurueckgestellt</w:t>
             </w:r>
           </w:p>
         </w:tc>

--- a/docs/konzept/Word/Azure-Landing-Zone-Konzept.docx
+++ b/docs/konzept/Word/Azure-Landing-Zone-Konzept.docx
@@ -2847,7 +2847,7 @@
         <w:rPr>
           <w:b/>
         </w:rPr>
-        <w:t>▶ Vollständige Referenz: Alle 7 Management Groups, 149 Policy-Definitionen, 42 Initiativen, 118 Assignments, 5 RBAC-Rollen und 22 Bicep-Module sind konkret und namentlich dokumentiert in: Azure-Landing-Zone-ALZ-Referenz.docx</w:t>
+        <w:t>▶ Vollständige Referenz: Alle 7 Management Groups, 149 Policy-Definitionen, 42 Initiativen, 117 Assignments, 5 RBAC-Rollen und 22 Bicep-Module sind konkret und namentlich dokumentiert in: Azure-Landing-Zone-ALZ-Referenz.docx</w:t>
       </w:r>
     </w:p>
     <w:tbl>
@@ -3019,7 +3019,7 @@
               <w:rPr>
                 <w:sz w:val="18"/>
               </w:rPr>
-              <w:t>118</w:t>
+              <w:t>117</w:t>
             </w:r>
           </w:p>
         </w:tc>
@@ -3285,7 +3285,7 @@
               <w:rPr>
                 <w:sz w:val="18"/>
               </w:rPr>
-              <w:t>alz-landingzones-online</w:t>
+              <w:t>alz-platform</w:t>
             </w:r>
           </w:p>
         </w:tc>
@@ -3298,7 +3298,7 @@
               <w:rPr>
                 <w:sz w:val="18"/>
               </w:rPr>
-              <w:t>0</w:t>
+              <w:t>40</w:t>
             </w:r>
           </w:p>
         </w:tc>
@@ -3311,7 +3311,7 @@
               <w:rPr>
                 <w:sz w:val="18"/>
               </w:rPr>
-              <w:t>(erbt von landingzones)</w:t>
+              <w:t>Deploy-VM-Monitoring, Enforce-Backup, Enforce-Guardrails-*, DenyAction-DeleteUAMIAMA</w:t>
             </w:r>
           </w:p>
         </w:tc>
@@ -3326,7 +3326,7 @@
               <w:rPr>
                 <w:sz w:val="18"/>
               </w:rPr>
-              <w:t>alz-landingzones-local</w:t>
+              <w:t>alz-platform-connectivity</w:t>
             </w:r>
           </w:p>
         </w:tc>
@@ -3352,7 +3352,7 @@
               <w:rPr>
                 <w:sz w:val="18"/>
               </w:rPr>
-              <w:t>Enforce-ALDO-Services</w:t>
+              <w:t>Enable-DDoS-VNET</w:t>
             </w:r>
           </w:p>
         </w:tc>
@@ -3367,7 +3367,7 @@
               <w:rPr>
                 <w:sz w:val="18"/>
               </w:rPr>
-              <w:t>alz-platform</w:t>
+              <w:t>alz-sandbox</w:t>
             </w:r>
           </w:p>
         </w:tc>
@@ -3380,7 +3380,7 @@
               <w:rPr>
                 <w:sz w:val="18"/>
               </w:rPr>
-              <w:t>40</w:t>
+              <w:t>1</w:t>
             </w:r>
           </w:p>
         </w:tc>
@@ -3393,7 +3393,7 @@
               <w:rPr>
                 <w:sz w:val="18"/>
               </w:rPr>
-              <w:t>Deploy-VM-Monitoring, Enforce-Backup, Enforce-Guardrails-*, DenyAction-DeleteUAMIAMA</w:t>
+              <w:t>Enforce-ALZ-Sandbox</w:t>
             </w:r>
           </w:p>
         </w:tc>
@@ -3408,7 +3408,7 @@
               <w:rPr>
                 <w:sz w:val="18"/>
               </w:rPr>
-              <w:t>alz-platform-connectivity</w:t>
+              <w:t>Summe</w:t>
             </w:r>
           </w:p>
         </w:tc>
@@ -3421,212 +3421,7 @@
               <w:rPr>
                 <w:sz w:val="18"/>
               </w:rPr>
-              <w:t>1</w:t>
-            </w:r>
-          </w:p>
-        </w:tc>
-        <w:tc>
-          <w:tcPr>
-            <w:tcW w:type="dxa" w:w="5472"/>
-          </w:tcPr>
-          <w:p>
-            <w:r>
-              <w:rPr>
-                <w:sz w:val="18"/>
-              </w:rPr>
-              <w:t>Enable-DDoS-VNET</w:t>
-            </w:r>
-          </w:p>
-        </w:tc>
-      </w:tr>
-      <w:tr>
-        <w:tc>
-          <w:tcPr>
-            <w:tcW w:type="dxa" w:w="3312"/>
-          </w:tcPr>
-          <w:p>
-            <w:r>
-              <w:rPr>
-                <w:sz w:val="18"/>
-              </w:rPr>
-              <w:t>alz-platform-identity</w:t>
-            </w:r>
-          </w:p>
-        </w:tc>
-        <w:tc>
-          <w:tcPr>
-            <w:tcW w:type="dxa" w:w="1296"/>
-          </w:tcPr>
-          <w:p>
-            <w:r>
-              <w:rPr>
-                <w:sz w:val="18"/>
-              </w:rPr>
-              <w:t>4</w:t>
-            </w:r>
-          </w:p>
-        </w:tc>
-        <w:tc>
-          <w:tcPr>
-            <w:tcW w:type="dxa" w:w="5472"/>
-          </w:tcPr>
-          <w:p>
-            <w:r>
-              <w:rPr>
-                <w:sz w:val="18"/>
-              </w:rPr>
-              <w:t>Deny-MgmtPorts-Internet, Deny-Public-IP, Deny-Subnet-Without-Nsg, Deploy-VM-Backup</w:t>
-            </w:r>
-          </w:p>
-        </w:tc>
-      </w:tr>
-      <w:tr>
-        <w:tc>
-          <w:tcPr>
-            <w:tcW w:type="dxa" w:w="3312"/>
-          </w:tcPr>
-          <w:p>
-            <w:r>
-              <w:rPr>
-                <w:sz w:val="18"/>
-              </w:rPr>
-              <w:t>alz-platform-management</w:t>
-            </w:r>
-          </w:p>
-        </w:tc>
-        <w:tc>
-          <w:tcPr>
-            <w:tcW w:type="dxa" w:w="1296"/>
-          </w:tcPr>
-          <w:p>
-            <w:r>
-              <w:rPr>
-                <w:sz w:val="18"/>
-              </w:rPr>
-              <w:t>0</w:t>
-            </w:r>
-          </w:p>
-        </w:tc>
-        <w:tc>
-          <w:tcPr>
-            <w:tcW w:type="dxa" w:w="5472"/>
-          </w:tcPr>
-          <w:p>
-            <w:r>
-              <w:rPr>
-                <w:sz w:val="18"/>
-              </w:rPr>
-              <w:t>(erbt von platform)</w:t>
-            </w:r>
-          </w:p>
-        </w:tc>
-      </w:tr>
-      <w:tr>
-        <w:tc>
-          <w:tcPr>
-            <w:tcW w:type="dxa" w:w="3312"/>
-          </w:tcPr>
-          <w:p>
-            <w:r>
-              <w:rPr>
-                <w:sz w:val="18"/>
-              </w:rPr>
-              <w:t>alz-platform-security</w:t>
-            </w:r>
-          </w:p>
-        </w:tc>
-        <w:tc>
-          <w:tcPr>
-            <w:tcW w:type="dxa" w:w="1296"/>
-          </w:tcPr>
-          <w:p>
-            <w:r>
-              <w:rPr>
-                <w:sz w:val="18"/>
-              </w:rPr>
-              <w:t>0</w:t>
-            </w:r>
-          </w:p>
-        </w:tc>
-        <w:tc>
-          <w:tcPr>
-            <w:tcW w:type="dxa" w:w="5472"/>
-          </w:tcPr>
-          <w:p>
-            <w:r>
-              <w:rPr>
-                <w:sz w:val="18"/>
-              </w:rPr>
-              <w:t>(erbt von platform)</w:t>
-            </w:r>
-          </w:p>
-        </w:tc>
-      </w:tr>
-      <w:tr>
-        <w:tc>
-          <w:tcPr>
-            <w:tcW w:type="dxa" w:w="3312"/>
-          </w:tcPr>
-          <w:p>
-            <w:r>
-              <w:rPr>
-                <w:sz w:val="18"/>
-              </w:rPr>
-              <w:t>alz-sandbox</w:t>
-            </w:r>
-          </w:p>
-        </w:tc>
-        <w:tc>
-          <w:tcPr>
-            <w:tcW w:type="dxa" w:w="1296"/>
-          </w:tcPr>
-          <w:p>
-            <w:r>
-              <w:rPr>
-                <w:sz w:val="18"/>
-              </w:rPr>
-              <w:t>1</w:t>
-            </w:r>
-          </w:p>
-        </w:tc>
-        <w:tc>
-          <w:tcPr>
-            <w:tcW w:type="dxa" w:w="5472"/>
-          </w:tcPr>
-          <w:p>
-            <w:r>
-              <w:rPr>
-                <w:sz w:val="18"/>
-              </w:rPr>
-              <w:t>Enforce-ALZ-Sandbox</w:t>
-            </w:r>
-          </w:p>
-        </w:tc>
-      </w:tr>
-      <w:tr>
-        <w:tc>
-          <w:tcPr>
-            <w:tcW w:type="dxa" w:w="3312"/>
-          </w:tcPr>
-          <w:p>
-            <w:r>
-              <w:rPr>
-                <w:sz w:val="18"/>
-              </w:rPr>
-              <w:t>Summe</w:t>
-            </w:r>
-          </w:p>
-        </w:tc>
-        <w:tc>
-          <w:tcPr>
-            <w:tcW w:type="dxa" w:w="1296"/>
-          </w:tcPr>
-          <w:p>
-            <w:r>
-              <w:rPr>
-                <w:sz w:val="18"/>
-              </w:rPr>
-              <w:t>122</w:t>
+              <w:t>117</w:t>
             </w:r>
           </w:p>
         </w:tc>

--- a/docs/konzept/Word/Azure-Landing-Zone-Konzept.docx
+++ b/docs/konzept/Word/Azure-Landing-Zone-Konzept.docx
@@ -5448,7 +5448,7 @@
               <w:rPr>
                 <w:sz w:val="18"/>
               </w:rPr>
-              <w:t>AN × 1 Region (~€140)</w:t>
+              <w:t>AUS – bei On-Prem-Anbindung aktivieren</w:t>
             </w:r>
           </w:p>
         </w:tc>
@@ -5461,7 +5461,7 @@
               <w:rPr>
                 <w:sz w:val="18"/>
               </w:rPr>
-              <w:t>~€140</w:t>
+              <w:t>~€280</w:t>
             </w:r>
           </w:p>
         </w:tc>
@@ -5502,7 +5502,7 @@
               <w:rPr>
                 <w:sz w:val="18"/>
               </w:rPr>
-              <w:t>AN × 1 Region (~€120)</w:t>
+              <w:t>AUS – bei Bedarf aktivieren</w:t>
             </w:r>
           </w:p>
         </w:tc>
@@ -5515,7 +5515,7 @@
               <w:rPr>
                 <w:sz w:val="18"/>
               </w:rPr>
-              <w:t>~€120</w:t>
+              <w:t>~€240</w:t>
             </w:r>
           </w:p>
         </w:tc>
@@ -5556,7 +5556,7 @@
               <w:rPr>
                 <w:sz w:val="18"/>
               </w:rPr>
-              <w:t>AN × 1 Region (~€25)</w:t>
+              <w:t>AUS – bei Bedarf aktivieren</w:t>
             </w:r>
           </w:p>
         </w:tc>
@@ -5569,7 +5569,7 @@
               <w:rPr>
                 <w:sz w:val="18"/>
               </w:rPr>
-              <w:t>~€25</w:t>
+              <w:t>~€50</w:t>
             </w:r>
           </w:p>
         </w:tc>
@@ -5610,7 +5610,7 @@
               <w:rPr>
                 <w:sz w:val="18"/>
               </w:rPr>
-              <w:t>~€1.050</w:t>
+              <w:t>~€765</w:t>
             </w:r>
           </w:p>
         </w:tc>
@@ -5623,7 +5623,7 @@
               <w:rPr>
                 <w:sz w:val="18"/>
               </w:rPr>
-              <w:t>~€4.750</w:t>
+              <w:t>~€5.035</w:t>
             </w:r>
           </w:p>
         </w:tc>

--- a/docs/konzept/Word/Azure-Landing-Zone-Konzept.docx
+++ b/docs/konzept/Word/Azure-Landing-Zone-Konzept.docx
@@ -5775,17 +5775,17 @@
         </w:rPr>
         <w:t>azureFirewallSettings:        { deployAzureFirewall: true, azureFirewallTier: 'Standard' }</w:t>
         <w:br/>
-        <w:t>bastionHostSettings:          { deployBastion: true }</w:t>
+        <w:t>bastionHostSettings:          { deployBastion: false }        // zurueckgestellt – bei Bedarf: true (+EUR120/Mon)</w:t>
         <w:br/>
-        <w:t>vpnGatewaySettings:           { deployVpnGateway: true }</w:t>
+        <w:t>vpnGatewaySettings:           { deployVpnGateway: false }     // zurueckgestellt – bei Bedarf: true (+EUR140/Mon)</w:t>
         <w:br/>
         <w:t>expressRouteGatewaySettings:  { deployExpressRouteGateway: false }  // bei Bedarf: true</w:t>
         <w:br/>
         <w:t>ddosProtectionPlanSettings:   { deployDdosProtectionPlan: false }   // bei Bedarf: true</w:t>
         <w:br/>
-        <w:t>privateDnsSettings:           { deployPrivateDnsZones: true, deployDnsPrivateResolver: true }</w:t>
+        <w:t>privateDnsSettings:           { deployPrivateDnsZones: true, deployDnsPrivateResolver: false }  // Resolver bei Bedarf: true</w:t>
         <w:br/>
-        <w:t>// Sekundär-Hub (northeurope): Deployment-Stufe 17 für zweite Region nicht ausführen</w:t>
+        <w:t>// Sekundaer-Hub (northeurope): Deployment-Stufe 17 fuer zweite Region nicht ausfuehren</w:t>
       </w:r>
     </w:p>
     <w:p/>

--- a/docs/konzept/Word/Azure-Landing-Zone-Konzept.docx
+++ b/docs/konzept/Word/Azure-Landing-Zone-Konzept.docx
@@ -7818,7 +7818,7 @@
         <w:spacing w:after="120"/>
       </w:pPr>
       <w:r>
-        <w:t>Die Kosten der Azure Landing Zone werden primär durch die Netzwerk-Dienste bestimmt. Governance-Objekte (MGs, Policies, RBAC), Logging und Identity-Ressourcen sind nahezu kostenlos. Bechtle empfiehlt eine zielgerichtete Konfiguration mit ~€1.050/Monat, die alle wesentlichen Funktionen enthält und durch nachträgliche Schalter auf den vollen Microsoft-Standard (~€5.800/Monat) erweiterbar ist.</w:t>
+        <w:t>Die Kosten der Azure Landing Zone werden primär durch die Netzwerk-Dienste bestimmt. Governance-Objekte (MGs, Policies, RBAC), Logging und Identity-Ressourcen sind nahezu kostenlos. Bechtle empfiehlt eine zielgerichtete Konfiguration mit ~€765/Monat, die alle wesentlichen Funktionen enthält und durch nachträgliche Schalter auf den vollen Microsoft-Standard (~€5.800/Monat) erweiterbar ist.</w:t>
       </w:r>
     </w:p>
     <w:p>
@@ -7889,7 +7889,7 @@
                 <w:color w:val="FFFFFF"/>
                 <w:sz w:val="18"/>
               </w:rPr>
-              <w:t>Bechtle-Empfehlung (~€1.050)</w:t>
+              <w:t>Bechtle-Empfehlung (~€765)</w:t>
             </w:r>
           </w:p>
         </w:tc>
@@ -8109,7 +8109,7 @@
               <w:rPr>
                 <w:sz w:val="18"/>
               </w:rPr>
-              <w:t>1x ~€140</w:t>
+              <w:t>– (zurückgestellt)</w:t>
             </w:r>
           </w:p>
         </w:tc>
@@ -8163,7 +8163,7 @@
               <w:rPr>
                 <w:sz w:val="18"/>
               </w:rPr>
-              <w:t>1x ~€120</w:t>
+              <w:t>– (zurückgestellt)</w:t>
             </w:r>
           </w:p>
         </w:tc>
@@ -8217,7 +8217,7 @@
               <w:rPr>
                 <w:sz w:val="18"/>
               </w:rPr>
-              <w:t>1x ~€25</w:t>
+              <w:t>– (zurückgestellt)</w:t>
             </w:r>
           </w:p>
         </w:tc>
@@ -8433,7 +8433,7 @@
               <w:rPr>
                 <w:sz w:val="18"/>
               </w:rPr>
-              <w:t>~€1.050</w:t>
+              <w:t>~€765</w:t>
             </w:r>
           </w:p>
         </w:tc>
@@ -8566,7 +8566,7 @@
         <w:pStyle w:val="Heading2"/>
       </w:pPr>
       <w:r>
-        <w:t>Bechtle-Empfehlung: ~€1.050/Monat</w:t>
+        <w:t>Bechtle-Empfehlung: ~€765/Monat</w:t>
       </w:r>
     </w:p>
     <w:p>
@@ -8692,7 +8692,7 @@
               <w:rPr>
                 <w:sz w:val="18"/>
               </w:rPr>
-              <w:t>Policy-Set (149 Defs / 118 Assignments)</w:t>
+              <w:t>Policy-Set (149 Defs / 117 Assignments)</w:t>
             </w:r>
           </w:p>
         </w:tc>
@@ -9343,7 +9343,7 @@
               <w:rPr>
                 <w:sz w:val="18"/>
               </w:rPr>
-              <w:t>Firewall Standard, 1 Region, kein DDoS/ER</w:t>
+              <w:t>Firewall Standard, 1 Region, kein DDoS/ER/Bastion/VPN</w:t>
             </w:r>
           </w:p>
         </w:tc>
@@ -9356,7 +9356,7 @@
               <w:rPr>
                 <w:sz w:val="18"/>
               </w:rPr>
-              <w:t>~€1.050</w:t>
+              <w:t>~€765</w:t>
             </w:r>
           </w:p>
         </w:tc>
@@ -9369,7 +9369,7 @@
               <w:rPr>
                 <w:sz w:val="18"/>
               </w:rPr>
-              <w:t>Erste Workloads; On-Prem-Anbindung geplant</w:t>
+              <w:t>Erste Workloads; On-Prem-Anbindung noch nicht aktiv</w:t>
             </w:r>
           </w:p>
         </w:tc>
@@ -9820,7 +9820,7 @@
               <w:rPr>
                 <w:sz w:val="18"/>
               </w:rPr>
-              <w:t>~€1.050</w:t>
+              <w:t>~€765</w:t>
             </w:r>
           </w:p>
         </w:tc>
@@ -9833,11 +9833,11 @@
               <w:rPr>
                 <w:sz w:val="18"/>
               </w:rPr>
-              <w:t>+ Voller Funktionsumfang</w:t>
+              <w:t>+ Firewall Standard + Private DNS aktiv</w:t>
               <w:br/>
-              <w:t>+ Firewall, Bastion, VPN, DNS aktiv</w:t>
+              <w:t>+ Bastion, VPN, DNS Resolver per Schalter aktivierbar</w:t>
               <w:br/>
-              <w:t>+ 4× günstiger als Microsoft-Default</w:t>
+              <w:t>+ 7× günstiger als Microsoft-Default</w:t>
               <w:br/>
               <w:t>+ In-Place-Upgrade auf Premium möglich</w:t>
             </w:r>
